--- a/Cyber Mfukoni.docx
+++ b/Cyber Mfukoni.docx
@@ -1,6 +1,6 @@
 
 <file path=word/document.xml><?xml version="1.0" encoding="utf-8"?>
-<w:document xmlns:wpc="http://schemas.microsoft.com/office/word/2010/wordprocessingCanvas" xmlns:cx="http://schemas.microsoft.com/office/drawing/2014/chartex" xmlns:cx1="http://schemas.microsoft.com/office/drawing/2015/9/8/chartex" xmlns:cx2="http://schemas.microsoft.com/office/drawing/2015/10/21/chartex" xmlns:cx3="http://schemas.microsoft.com/office/drawing/2016/5/9/chartex" xmlns:cx4="http://schemas.microsoft.com/office/drawing/2016/5/10/chartex" xmlns:cx5="http://schemas.microsoft.com/office/drawing/2016/5/11/chartex" xmlns:cx6="http://schemas.microsoft.com/office/drawing/2016/5/12/chartex" xmlns:cx7="http://schemas.microsoft.com/office/drawing/2016/5/13/chartex" xmlns:cx8="http://schemas.microsoft.com/office/drawing/2016/5/14/chartex" xmlns:mc="http://schemas.openxmlformats.org/markup-compatibility/2006" xmlns:aink="http://schemas.microsoft.com/office/drawing/2016/ink" xmlns:am3d="http://schemas.microsoft.com/office/drawing/2017/model3d" xmlns:o="urn:schemas-microsoft-com:office:office" xmlns:oel="http://schemas.microsoft.com/office/2019/extlst" xmlns:r="http://schemas.openxmlformats.org/officeDocument/2006/relationships" xmlns:m="http://schemas.openxmlformats.org/officeDocument/2006/math" xmlns:v="urn:schemas-microsoft-com:vml" xmlns:wp14="http://schemas.microsoft.com/office/word/2010/wordprocessingDrawing" xmlns:wp="http://schemas.openxmlformats.org/drawingml/2006/wordprocessingDrawing" xmlns:w10="urn:schemas-microsoft-com:office:word" xmlns:w="http://schemas.openxmlformats.org/wordprocessingml/2006/main" xmlns:w14="http://schemas.microsoft.com/office/word/2010/wordml" xmlns:w15="http://schemas.microsoft.com/office/word/2012/wordml" xmlns:w16cex="http://schemas.microsoft.com/office/word/2018/wordml/cex" xmlns:w16cid="http://schemas.microsoft.com/office/word/2016/wordml/cid" xmlns:w16="http://schemas.microsoft.com/office/word/2018/wordml" xmlns:w16du="http://schemas.microsoft.com/office/word/2023/wordml/word16du" xmlns:w16sdtdh="http://schemas.microsoft.com/office/word/2020/wordml/sdtdatahash" xmlns:w16sdtfl="http://schemas.microsoft.com/office/word/2024/wordml/sdtformatlock" xmlns:w16se="http://schemas.microsoft.com/office/word/2015/wordml/symex" xmlns:wpg="http://schemas.microsoft.com/office/word/2010/wordprocessingGroup" xmlns:wpi="http://schemas.microsoft.com/office/word/2010/wordprocessingInk" xmlns:wne="http://schemas.microsoft.com/office/word/2006/wordml" xmlns:wps="http://schemas.microsoft.com/office/word/2010/wordprocessingShape" mc:Ignorable="w14 w15 w16se w16cid w16 w16cex w16sdtdh w16sdtfl w16du wp14">
+<w:document xmlns:wpc="http://schemas.microsoft.com/office/word/2010/wordprocessingCanvas" xmlns:cx="http://schemas.microsoft.com/office/drawing/2014/chartex" xmlns:cx1="http://schemas.microsoft.com/office/drawing/2015/9/8/chartex" xmlns:cx2="http://schemas.microsoft.com/office/drawing/2015/10/21/chartex" xmlns:cx3="http://schemas.microsoft.com/office/drawing/2016/5/9/chartex" xmlns:cx4="http://schemas.microsoft.com/office/drawing/2016/5/10/chartex" xmlns:cx5="http://schemas.microsoft.com/office/drawing/2016/5/11/chartex" xmlns:cx6="http://schemas.microsoft.com/office/drawing/2016/5/12/chartex" xmlns:cx7="http://schemas.microsoft.com/office/drawing/2016/5/13/chartex" xmlns:cx8="http://schemas.microsoft.com/office/drawing/2016/5/14/chartex" xmlns:mc="http://schemas.openxmlformats.org/markup-compatibility/2006" xmlns:aink="http://schemas.microsoft.com/office/drawing/2016/ink" xmlns:am3d="http://schemas.microsoft.com/office/drawing/2017/model3d" xmlns:o="urn:schemas-microsoft-com:office:office" xmlns:oel="http://schemas.microsoft.com/office/2019/extlst" xmlns:r="http://schemas.openxmlformats.org/officeDocument/2006/relationships" xmlns:m="http://schemas.openxmlformats.org/officeDocument/2006/math" xmlns:v="urn:schemas-microsoft-com:vml" xmlns:wp14="http://schemas.microsoft.com/office/word/2010/wordprocessingDrawing" xmlns:wp="http://schemas.openxmlformats.org/drawingml/2006/wordprocessingDrawing" xmlns:w10="urn:schemas-microsoft-com:office:word" xmlns:w="http://schemas.openxmlformats.org/wordprocessingml/2006/main" xmlns:w14="http://schemas.microsoft.com/office/word/2010/wordml" xmlns:w15="http://schemas.microsoft.com/office/word/2012/wordml" xmlns:w16cei="http://schemas.microsoft.com/office/word/2026/wordml/cei" xmlns:w16cex="http://schemas.microsoft.com/office/word/2018/wordml/cex" xmlns:w16cid="http://schemas.microsoft.com/office/word/2016/wordml/cid" xmlns:w16="http://schemas.microsoft.com/office/word/2018/wordml" xmlns:w16du="http://schemas.microsoft.com/office/word/2023/wordml/word16du" xmlns:w16sdtdh="http://schemas.microsoft.com/office/word/2020/wordml/sdtdatahash" xmlns:w16sdtfl="http://schemas.microsoft.com/office/word/2024/wordml/sdtformatlock" xmlns:w16se="http://schemas.microsoft.com/office/word/2015/wordml/symex" xmlns:wpg="http://schemas.microsoft.com/office/word/2010/wordprocessingGroup" xmlns:wpi="http://schemas.microsoft.com/office/word/2010/wordprocessingInk" xmlns:wne="http://schemas.microsoft.com/office/word/2006/wordml" xmlns:wps="http://schemas.microsoft.com/office/word/2010/wordprocessingShape" mc:Ignorable="w14 w15 w16se w16cid w16 w16cex w16sdtdh w16sdtfl w16du wp14">
   <w:body>
     <w:p>
       <w:pPr>
@@ -36,7 +36,7 @@
     <w:p>
       <w:r>
         <w:pict w14:anchorId="515228CC">
-          <v:rect id="_x0000_i1133" style="width:471.75pt;height:.75pt" o:hrpct="0" o:hralign="center" o:hrstd="t" o:hr="t" fillcolor="#a0a0a0" stroked="f"/>
+          <v:rect id="_x0000_i1025" style="width:471.75pt;height:.75pt" o:hrpct="0" o:hralign="center" o:hrstd="t" o:hr="t" fillcolor="#a0a0a0" stroked="f"/>
         </w:pict>
       </w:r>
     </w:p>
@@ -104,7 +104,7 @@
     <w:p>
       <w:r>
         <w:pict w14:anchorId="57F408B4">
-          <v:rect id="_x0000_i1134" style="width:471.75pt;height:.75pt" o:hrpct="0" o:hralign="center" o:hrstd="t" o:hr="t" fillcolor="#a0a0a0" stroked="f"/>
+          <v:rect id="_x0000_i1026" style="width:471.75pt;height:.75pt" o:hrpct="0" o:hralign="center" o:hrstd="t" o:hr="t" fillcolor="#a0a0a0" stroked="f"/>
         </w:pict>
       </w:r>
     </w:p>
@@ -698,7 +698,7 @@
     <w:p>
       <w:r>
         <w:pict w14:anchorId="47FEBF20">
-          <v:rect id="_x0000_i1135" style="width:471.75pt;height:.75pt" o:hrpct="0" o:hralign="center" o:hrstd="t" o:hr="t" fillcolor="#a0a0a0" stroked="f"/>
+          <v:rect id="_x0000_i1027" style="width:471.75pt;height:.75pt" o:hrpct="0" o:hralign="center" o:hrstd="t" o:hr="t" fillcolor="#a0a0a0" stroked="f"/>
         </w:pict>
       </w:r>
     </w:p>
@@ -2319,7 +2319,7 @@
     <w:p>
       <w:r>
         <w:pict w14:anchorId="12F71162">
-          <v:rect id="_x0000_i1136" style="width:471.75pt;height:.75pt" o:hrpct="0" o:hralign="center" o:hrstd="t" o:hr="t" fillcolor="#a0a0a0" stroked="f"/>
+          <v:rect id="_x0000_i1028" style="width:471.75pt;height:.75pt" o:hrpct="0" o:hralign="center" o:hrstd="t" o:hr="t" fillcolor="#a0a0a0" stroked="f"/>
         </w:pict>
       </w:r>
     </w:p>
@@ -2954,7 +2954,7 @@
     <w:p>
       <w:r>
         <w:pict w14:anchorId="2B629F84">
-          <v:rect id="_x0000_i1137" style="width:471.75pt;height:.75pt" o:hrpct="0" o:hralign="center" o:hrstd="t" o:hr="t" fillcolor="#a0a0a0" stroked="f"/>
+          <v:rect id="_x0000_i1029" style="width:471.75pt;height:.75pt" o:hrpct="0" o:hralign="center" o:hrstd="t" o:hr="t" fillcolor="#a0a0a0" stroked="f"/>
         </w:pict>
       </w:r>
     </w:p>
@@ -3081,7 +3081,7 @@
     <w:p>
       <w:r>
         <w:pict w14:anchorId="018E464D">
-          <v:rect id="_x0000_i1138" style="width:471.75pt;height:.75pt" o:hrpct="0" o:hralign="center" o:hrstd="t" o:hr="t" fillcolor="#a0a0a0" stroked="f"/>
+          <v:rect id="_x0000_i1030" style="width:471.75pt;height:.75pt" o:hrpct="0" o:hralign="center" o:hrstd="t" o:hr="t" fillcolor="#a0a0a0" stroked="f"/>
         </w:pict>
       </w:r>
     </w:p>
@@ -3296,7 +3296,7 @@
     <w:p>
       <w:r>
         <w:pict w14:anchorId="4A2BA60E">
-          <v:rect id="_x0000_i1139" style="width:471.75pt;height:.75pt" o:hrpct="0" o:hralign="center" o:hrstd="t" o:hr="t" fillcolor="#a0a0a0" stroked="f"/>
+          <v:rect id="_x0000_i1031" style="width:471.75pt;height:.75pt" o:hrpct="0" o:hralign="center" o:hrstd="t" o:hr="t" fillcolor="#a0a0a0" stroked="f"/>
         </w:pict>
       </w:r>
     </w:p>
@@ -3573,7 +3573,7 @@
     <w:p>
       <w:r>
         <w:pict w14:anchorId="078E35C4">
-          <v:rect id="_x0000_i1140" style="width:471.75pt;height:.75pt" o:hrpct="0" o:hralign="center" o:hrstd="t" o:hr="t" fillcolor="#a0a0a0" stroked="f"/>
+          <v:rect id="_x0000_i1032" style="width:471.75pt;height:.75pt" o:hrpct="0" o:hralign="center" o:hrstd="t" o:hr="t" fillcolor="#a0a0a0" stroked="f"/>
         </w:pict>
       </w:r>
     </w:p>
@@ -3709,7 +3709,7 @@
     <w:p>
       <w:r>
         <w:pict w14:anchorId="75B15480">
-          <v:rect id="_x0000_i1141" style="width:471.75pt;height:.75pt" o:hrpct="0" o:hralign="center" o:hrstd="t" o:hr="t" fillcolor="#a0a0a0" stroked="f"/>
+          <v:rect id="_x0000_i1033" style="width:471.75pt;height:.75pt" o:hrpct="0" o:hralign="center" o:hrstd="t" o:hr="t" fillcolor="#a0a0a0" stroked="f"/>
         </w:pict>
       </w:r>
     </w:p>
@@ -3923,7 +3923,7 @@
     <w:p>
       <w:r>
         <w:pict w14:anchorId="2F03AA76">
-          <v:rect id="_x0000_i1142" style="width:471.75pt;height:.75pt" o:hrpct="0" o:hralign="center" o:hrstd="t" o:hr="t" fillcolor="#a0a0a0" stroked="f"/>
+          <v:rect id="_x0000_i1034" style="width:471.75pt;height:.75pt" o:hrpct="0" o:hralign="center" o:hrstd="t" o:hr="t" fillcolor="#a0a0a0" stroked="f"/>
         </w:pict>
       </w:r>
     </w:p>
@@ -4035,7 +4035,7 @@
     <w:p>
       <w:r>
         <w:pict w14:anchorId="3AAF435D">
-          <v:rect id="_x0000_i1143" style="width:471.75pt;height:.75pt" o:hrpct="0" o:hralign="center" o:hrstd="t" o:hr="t" fillcolor="#a0a0a0" stroked="f"/>
+          <v:rect id="_x0000_i1035" style="width:471.75pt;height:.75pt" o:hrpct="0" o:hralign="center" o:hrstd="t" o:hr="t" fillcolor="#a0a0a0" stroked="f"/>
         </w:pict>
       </w:r>
     </w:p>
@@ -4740,7 +4740,7 @@
     <w:p>
       <w:r>
         <w:pict w14:anchorId="70B82019">
-          <v:rect id="_x0000_i1144" style="width:471.75pt;height:.75pt" o:hrpct="0" o:hralign="center" o:hrstd="t" o:hr="t" fillcolor="#a0a0a0" stroked="f"/>
+          <v:rect id="_x0000_i1036" style="width:471.75pt;height:.75pt" o:hrpct="0" o:hralign="center" o:hrstd="t" o:hr="t" fillcolor="#a0a0a0" stroked="f"/>
         </w:pict>
       </w:r>
     </w:p>
@@ -4928,7 +4928,7 @@
     <w:p>
       <w:r>
         <w:pict w14:anchorId="62B44CB3">
-          <v:rect id="_x0000_i1145" style="width:471.75pt;height:.75pt" o:hrpct="0" o:hralign="center" o:hrstd="t" o:hr="t" fillcolor="#a0a0a0" stroked="f"/>
+          <v:rect id="_x0000_i1037" style="width:471.75pt;height:.75pt" o:hrpct="0" o:hralign="center" o:hrstd="t" o:hr="t" fillcolor="#a0a0a0" stroked="f"/>
         </w:pict>
       </w:r>
     </w:p>
@@ -5150,7 +5150,7 @@
     <w:p>
       <w:r>
         <w:pict w14:anchorId="39EF6557">
-          <v:rect id="_x0000_i1146" style="width:471.75pt;height:.75pt" o:hrpct="0" o:hralign="center" o:hrstd="t" o:hr="t" fillcolor="#a0a0a0" stroked="f"/>
+          <v:rect id="_x0000_i1038" style="width:471.75pt;height:.75pt" o:hrpct="0" o:hralign="center" o:hrstd="t" o:hr="t" fillcolor="#a0a0a0" stroked="f"/>
         </w:pict>
       </w:r>
     </w:p>
@@ -5295,7 +5295,7 @@
     <w:p>
       <w:r>
         <w:pict w14:anchorId="300F8D2E">
-          <v:rect id="_x0000_i1147" style="width:471.75pt;height:.75pt" o:hrpct="0" o:hralign="center" o:hrstd="t" o:hr="t" fillcolor="#a0a0a0" stroked="f"/>
+          <v:rect id="_x0000_i1039" style="width:471.75pt;height:.75pt" o:hrpct="0" o:hralign="center" o:hrstd="t" o:hr="t" fillcolor="#a0a0a0" stroked="f"/>
         </w:pict>
       </w:r>
     </w:p>
@@ -5448,7 +5448,7 @@
     <w:p>
       <w:r>
         <w:pict w14:anchorId="5FA7D7A1">
-          <v:rect id="_x0000_i1148" style="width:471.75pt;height:.75pt" o:hrpct="0" o:hralign="center" o:hrstd="t" o:hr="t" fillcolor="#a0a0a0" stroked="f"/>
+          <v:rect id="_x0000_i1040" style="width:471.75pt;height:.75pt" o:hrpct="0" o:hralign="center" o:hrstd="t" o:hr="t" fillcolor="#a0a0a0" stroked="f"/>
         </w:pict>
       </w:r>
     </w:p>
@@ -5620,7 +5620,7 @@
       <w:r>
         <w:lastRenderedPageBreak/>
         <w:pict w14:anchorId="450824FD">
-          <v:rect id="_x0000_i1149" style="width:471.75pt;height:.75pt" o:hrpct="0" o:hralign="center" o:hrstd="t" o:hr="t" fillcolor="#a0a0a0" stroked="f"/>
+          <v:rect id="_x0000_i1041" style="width:471.75pt;height:.75pt" o:hrpct="0" o:hralign="center" o:hrstd="t" o:hr="t" fillcolor="#a0a0a0" stroked="f"/>
         </w:pict>
       </w:r>
     </w:p>
@@ -6025,7 +6025,7 @@
     <w:p>
       <w:r>
         <w:pict w14:anchorId="647FCE28">
-          <v:rect id="_x0000_i1150" style="width:471.75pt;height:.75pt" o:hrpct="0" o:hralign="center" o:hrstd="t" o:hr="t" fillcolor="#a0a0a0" stroked="f"/>
+          <v:rect id="_x0000_i1042" style="width:471.75pt;height:.75pt" o:hrpct="0" o:hralign="center" o:hrstd="t" o:hr="t" fillcolor="#a0a0a0" stroked="f"/>
         </w:pict>
       </w:r>
     </w:p>
@@ -6495,6 +6495,5018 @@
       </w:tr>
     </w:tbl>
     <w:p/>
+    <w:p/>
+    <w:p/>
+    <w:p/>
+    <w:p/>
+    <w:p/>
+    <w:p/>
+    <w:p>
+      <w:pPr>
+        <w:rPr>
+          <w:b/>
+          <w:bCs/>
+        </w:rPr>
+      </w:pPr>
+      <w:r>
+        <w:rPr>
+          <w:b/>
+          <w:bCs/>
+        </w:rPr>
+        <w:t>The Guardian (</w:t>
+      </w:r>
+      <w:proofErr w:type="spellStart"/>
+      <w:r>
+        <w:rPr>
+          <w:b/>
+          <w:bCs/>
+        </w:rPr>
+        <w:t>CyberMfukoni</w:t>
+      </w:r>
+      <w:proofErr w:type="spellEnd"/>
+      <w:r>
+        <w:rPr>
+          <w:b/>
+          <w:bCs/>
+        </w:rPr>
+        <w:t>) — Comprehensive Technical &amp; Accomplishment Report</w:t>
+      </w:r>
+    </w:p>
+    <w:p>
+      <w:r>
+        <w:pict w14:anchorId="17AD68B7">
+          <v:rect id="_x0000_i1043" style="width:518.25pt;height:.75pt" o:hrpct="0" o:hralign="center" o:hrstd="t" o:hr="t" fillcolor="#a0a0a0" stroked="f"/>
+        </w:pict>
+      </w:r>
+    </w:p>
+    <w:p>
+      <w:pPr>
+        <w:rPr>
+          <w:b/>
+          <w:bCs/>
+        </w:rPr>
+      </w:pPr>
+      <w:r>
+        <w:rPr>
+          <w:b/>
+          <w:bCs/>
+        </w:rPr>
+        <w:t>1. Executive Summary</w:t>
+      </w:r>
+    </w:p>
+    <w:p>
+      <w:r>
+        <w:rPr>
+          <w:b/>
+          <w:bCs/>
+        </w:rPr>
+        <w:t>The Guardian (</w:t>
+      </w:r>
+      <w:proofErr w:type="spellStart"/>
+      <w:r>
+        <w:rPr>
+          <w:b/>
+          <w:bCs/>
+        </w:rPr>
+        <w:t>CyberMfukoni</w:t>
+      </w:r>
+      <w:proofErr w:type="spellEnd"/>
+      <w:r>
+        <w:rPr>
+          <w:b/>
+          <w:bCs/>
+        </w:rPr>
+        <w:t>)</w:t>
+      </w:r>
+      <w:r>
+        <w:t> is a state-of-the-art, cross-platform cybersecurity suite engineered for mobile and desktop environments, with specific localization and threat intelligence tailored for East Africa (Kenya) and global users.</w:t>
+      </w:r>
+    </w:p>
+    <w:p>
+      <w:r>
+        <w:t>The system combines </w:t>
+      </w:r>
+      <w:r>
+        <w:rPr>
+          <w:b/>
+          <w:bCs/>
+        </w:rPr>
+        <w:t>real-time AI threat intelligence</w:t>
+      </w:r>
+      <w:r>
+        <w:t>, </w:t>
+      </w:r>
+      <w:r>
+        <w:rPr>
+          <w:b/>
+          <w:bCs/>
+        </w:rPr>
+        <w:t>gamified cybersecurity education</w:t>
+      </w:r>
+      <w:r>
+        <w:t>, </w:t>
+      </w:r>
+      <w:r>
+        <w:rPr>
+          <w:b/>
+          <w:bCs/>
+        </w:rPr>
+        <w:t>native Android hardware security controls</w:t>
+      </w:r>
+      <w:r>
+        <w:t> (AppLocker, DNS VPN, Quick Settings Tiles), </w:t>
+      </w:r>
+      <w:r>
+        <w:rPr>
+          <w:b/>
+          <w:bCs/>
+        </w:rPr>
+        <w:t>AES-256 encrypted file enclave</w:t>
+      </w:r>
+      <w:r>
+        <w:t>, and </w:t>
+      </w:r>
+      <w:r>
+        <w:rPr>
+          <w:b/>
+          <w:bCs/>
+        </w:rPr>
+        <w:t>bilingual AI agent capabilities (English &amp; Swahili)</w:t>
+      </w:r>
+      <w:r>
+        <w:t>.</w:t>
+      </w:r>
+    </w:p>
+    <w:p>
+      <w:r>
+        <w:pict w14:anchorId="7296F7D7">
+          <v:rect id="_x0000_i1044" style="width:518.25pt;height:.75pt" o:hrpct="0" o:hralign="center" o:hrstd="t" o:hr="t" fillcolor="#a0a0a0" stroked="f"/>
+        </w:pict>
+      </w:r>
+    </w:p>
+    <w:p>
+      <w:pPr>
+        <w:rPr>
+          <w:b/>
+          <w:bCs/>
+        </w:rPr>
+      </w:pPr>
+      <w:r>
+        <w:rPr>
+          <w:b/>
+          <w:bCs/>
+        </w:rPr>
+        <w:t>2. Technology Stack &amp; Frameworks</w:t>
+      </w:r>
+    </w:p>
+    <w:p>
+      <w:r>
+        <w:t>A. Frontend &amp; Mobile (Flutter &amp; Dart)</w:t>
+      </w:r>
+    </w:p>
+    <w:p>
+      <w:pPr>
+        <w:numPr>
+          <w:ilvl w:val="0"/>
+          <w:numId w:val="14"/>
+        </w:numPr>
+      </w:pPr>
+      <w:r>
+        <w:rPr>
+          <w:b/>
+          <w:bCs/>
+        </w:rPr>
+        <w:t>Framework:</w:t>
+      </w:r>
+      <w:r>
+        <w:t> Flutter 3.12+ (Dart 3.12+)</w:t>
+      </w:r>
+    </w:p>
+    <w:p>
+      <w:pPr>
+        <w:numPr>
+          <w:ilvl w:val="0"/>
+          <w:numId w:val="14"/>
+        </w:numPr>
+      </w:pPr>
+      <w:r>
+        <w:rPr>
+          <w:b/>
+          <w:bCs/>
+        </w:rPr>
+        <w:t>State Management &amp; DI:</w:t>
+      </w:r>
+      <w:r>
+        <w:t> provider, </w:t>
+      </w:r>
+      <w:proofErr w:type="spellStart"/>
+      <w:r>
+        <w:t>shared_preferences</w:t>
+      </w:r>
+      <w:proofErr w:type="spellEnd"/>
+      <w:r>
+        <w:t>, </w:t>
+      </w:r>
+      <w:proofErr w:type="spellStart"/>
+      <w:r>
+        <w:t>flutter_secure_storage</w:t>
+      </w:r>
+      <w:proofErr w:type="spellEnd"/>
+      <w:r>
+        <w:t> (with Windows support)</w:t>
+      </w:r>
+    </w:p>
+    <w:p>
+      <w:pPr>
+        <w:numPr>
+          <w:ilvl w:val="0"/>
+          <w:numId w:val="14"/>
+        </w:numPr>
+      </w:pPr>
+      <w:r>
+        <w:rPr>
+          <w:b/>
+          <w:bCs/>
+        </w:rPr>
+        <w:t>Authentication &amp; Biometrics:</w:t>
+      </w:r>
+      <w:r>
+        <w:t> </w:t>
+      </w:r>
+      <w:proofErr w:type="spellStart"/>
+      <w:r>
+        <w:t>local_auth</w:t>
+      </w:r>
+      <w:proofErr w:type="spellEnd"/>
+      <w:r>
+        <w:t> (Fingerprint, Face ID, Windows Hello), </w:t>
+      </w:r>
+      <w:proofErr w:type="spellStart"/>
+      <w:r>
+        <w:t>google_sign_in</w:t>
+      </w:r>
+      <w:proofErr w:type="spellEnd"/>
+    </w:p>
+    <w:p>
+      <w:pPr>
+        <w:numPr>
+          <w:ilvl w:val="0"/>
+          <w:numId w:val="14"/>
+        </w:numPr>
+      </w:pPr>
+      <w:r>
+        <w:rPr>
+          <w:b/>
+          <w:bCs/>
+        </w:rPr>
+        <w:t>Native Device Hardware Integrations:</w:t>
+      </w:r>
+    </w:p>
+    <w:p>
+      <w:pPr>
+        <w:numPr>
+          <w:ilvl w:val="1"/>
+          <w:numId w:val="14"/>
+        </w:numPr>
+      </w:pPr>
+      <w:proofErr w:type="spellStart"/>
+      <w:r>
+        <w:t>installed_apps</w:t>
+      </w:r>
+      <w:proofErr w:type="spellEnd"/>
+      <w:r>
+        <w:t> — Package &amp; app permission inspection</w:t>
+      </w:r>
+    </w:p>
+    <w:p>
+      <w:pPr>
+        <w:numPr>
+          <w:ilvl w:val="1"/>
+          <w:numId w:val="14"/>
+        </w:numPr>
+      </w:pPr>
+      <w:proofErr w:type="spellStart"/>
+      <w:r>
+        <w:t>android_intent_plus</w:t>
+      </w:r>
+      <w:proofErr w:type="spellEnd"/>
+      <w:r>
+        <w:t> — Direct Android OS settings deep-linking</w:t>
+      </w:r>
+    </w:p>
+    <w:p>
+      <w:pPr>
+        <w:numPr>
+          <w:ilvl w:val="1"/>
+          <w:numId w:val="14"/>
+        </w:numPr>
+      </w:pPr>
+      <w:proofErr w:type="spellStart"/>
+      <w:r>
+        <w:t>app_settings</w:t>
+      </w:r>
+      <w:proofErr w:type="spellEnd"/>
+      <w:r>
+        <w:t> — OS feature shortcuts</w:t>
+      </w:r>
+    </w:p>
+    <w:p>
+      <w:pPr>
+        <w:numPr>
+          <w:ilvl w:val="1"/>
+          <w:numId w:val="14"/>
+        </w:numPr>
+      </w:pPr>
+      <w:proofErr w:type="spellStart"/>
+      <w:r>
+        <w:t>permission_handler</w:t>
+      </w:r>
+      <w:proofErr w:type="spellEnd"/>
+      <w:r>
+        <w:t> — Dynamic permission requesting</w:t>
+      </w:r>
+    </w:p>
+    <w:p>
+      <w:pPr>
+        <w:numPr>
+          <w:ilvl w:val="1"/>
+          <w:numId w:val="14"/>
+        </w:numPr>
+      </w:pPr>
+      <w:proofErr w:type="spellStart"/>
+      <w:r>
+        <w:t>file_picker</w:t>
+      </w:r>
+      <w:proofErr w:type="spellEnd"/>
+      <w:r>
+        <w:t>, </w:t>
+      </w:r>
+      <w:proofErr w:type="spellStart"/>
+      <w:r>
+        <w:t>file_saver</w:t>
+      </w:r>
+      <w:proofErr w:type="spellEnd"/>
+      <w:r>
+        <w:t>, </w:t>
+      </w:r>
+      <w:proofErr w:type="spellStart"/>
+      <w:r>
+        <w:t>path_provider</w:t>
+      </w:r>
+      <w:proofErr w:type="spellEnd"/>
+      <w:r>
+        <w:t>, </w:t>
+      </w:r>
+      <w:proofErr w:type="spellStart"/>
+      <w:r>
+        <w:t>image_picker</w:t>
+      </w:r>
+      <w:proofErr w:type="spellEnd"/>
+      <w:r>
+        <w:t> — File handling &amp; encryption pipelines</w:t>
+      </w:r>
+    </w:p>
+    <w:p>
+      <w:pPr>
+        <w:numPr>
+          <w:ilvl w:val="0"/>
+          <w:numId w:val="14"/>
+        </w:numPr>
+      </w:pPr>
+      <w:r>
+        <w:rPr>
+          <w:b/>
+          <w:bCs/>
+        </w:rPr>
+        <w:t>Background Tasks &amp; Notifications:</w:t>
+      </w:r>
+      <w:r>
+        <w:t> </w:t>
+      </w:r>
+      <w:proofErr w:type="spellStart"/>
+      <w:r>
+        <w:t>flutter_local_notifications</w:t>
+      </w:r>
+      <w:proofErr w:type="spellEnd"/>
+      <w:r>
+        <w:t>, </w:t>
+      </w:r>
+      <w:proofErr w:type="spellStart"/>
+      <w:r>
+        <w:t>timezone</w:t>
+      </w:r>
+      <w:proofErr w:type="spellEnd"/>
+    </w:p>
+    <w:p>
+      <w:pPr>
+        <w:numPr>
+          <w:ilvl w:val="0"/>
+          <w:numId w:val="14"/>
+        </w:numPr>
+      </w:pPr>
+      <w:r>
+        <w:rPr>
+          <w:b/>
+          <w:bCs/>
+        </w:rPr>
+        <w:t>UI/UX Aesthetics:</w:t>
+      </w:r>
+      <w:r>
+        <w:t xml:space="preserve"> Cyberpunk Dark </w:t>
+      </w:r>
+      <w:proofErr w:type="spellStart"/>
+      <w:r>
+        <w:t>Glassmorphism</w:t>
+      </w:r>
+      <w:proofErr w:type="spellEnd"/>
+      <w:r>
+        <w:t>, Google Fonts (Inter), custom SVG/Raster asset pipeline, smooth micro-animations.</w:t>
+      </w:r>
+    </w:p>
+    <w:p>
+      <w:r>
+        <w:t>B. Backend &amp; Cloud API (</w:t>
+      </w:r>
+      <w:proofErr w:type="spellStart"/>
+      <w:r>
+        <w:t>FastAPI</w:t>
+      </w:r>
+      <w:proofErr w:type="spellEnd"/>
+      <w:r>
+        <w:t xml:space="preserve"> &amp; Python)</w:t>
+      </w:r>
+    </w:p>
+    <w:p>
+      <w:pPr>
+        <w:numPr>
+          <w:ilvl w:val="0"/>
+          <w:numId w:val="15"/>
+        </w:numPr>
+      </w:pPr>
+      <w:r>
+        <w:rPr>
+          <w:b/>
+          <w:bCs/>
+        </w:rPr>
+        <w:t>Framework:</w:t>
+      </w:r>
+      <w:r>
+        <w:t> </w:t>
+      </w:r>
+      <w:proofErr w:type="spellStart"/>
+      <w:r>
+        <w:t>FastAPI</w:t>
+      </w:r>
+      <w:proofErr w:type="spellEnd"/>
+      <w:r>
+        <w:t xml:space="preserve"> (Python 3.10+) running on </w:t>
+      </w:r>
+      <w:proofErr w:type="spellStart"/>
+      <w:r>
+        <w:t>Uvicorn</w:t>
+      </w:r>
+      <w:proofErr w:type="spellEnd"/>
+    </w:p>
+    <w:p>
+      <w:pPr>
+        <w:numPr>
+          <w:ilvl w:val="0"/>
+          <w:numId w:val="15"/>
+        </w:numPr>
+      </w:pPr>
+      <w:r>
+        <w:rPr>
+          <w:b/>
+          <w:bCs/>
+        </w:rPr>
+        <w:t>Database &amp; Persistence:</w:t>
+      </w:r>
+      <w:r>
+        <w:t> </w:t>
+      </w:r>
+      <w:proofErr w:type="spellStart"/>
+      <w:r>
+        <w:t>SQLAlchemy</w:t>
+      </w:r>
+      <w:proofErr w:type="spellEnd"/>
+      <w:r>
+        <w:t xml:space="preserve"> ORM, Alembic migrations, PostgreSQL (psycopg2-binary) for production, SQLite (</w:t>
+      </w:r>
+      <w:proofErr w:type="spellStart"/>
+      <w:r>
+        <w:t>sql_app.db</w:t>
+      </w:r>
+      <w:proofErr w:type="spellEnd"/>
+      <w:r>
+        <w:t>) for development</w:t>
+      </w:r>
+    </w:p>
+    <w:p>
+      <w:pPr>
+        <w:numPr>
+          <w:ilvl w:val="0"/>
+          <w:numId w:val="15"/>
+        </w:numPr>
+      </w:pPr>
+      <w:r>
+        <w:rPr>
+          <w:b/>
+          <w:bCs/>
+        </w:rPr>
+        <w:lastRenderedPageBreak/>
+        <w:t>Security &amp; Tokens:</w:t>
+      </w:r>
+      <w:r>
+        <w:t> JWT Tokens (python-</w:t>
+      </w:r>
+      <w:proofErr w:type="spellStart"/>
+      <w:r>
+        <w:t>jose</w:t>
+      </w:r>
+      <w:proofErr w:type="spellEnd"/>
+      <w:r>
+        <w:t xml:space="preserve">), </w:t>
+      </w:r>
+      <w:proofErr w:type="spellStart"/>
+      <w:r>
+        <w:t>Passlib</w:t>
+      </w:r>
+      <w:proofErr w:type="spellEnd"/>
+      <w:r>
+        <w:t xml:space="preserve"> with </w:t>
+      </w:r>
+      <w:proofErr w:type="spellStart"/>
+      <w:r>
+        <w:t>Bcrypt</w:t>
+      </w:r>
+      <w:proofErr w:type="spellEnd"/>
+      <w:r>
+        <w:t xml:space="preserve"> hashing, OAuth2 specification compliance</w:t>
+      </w:r>
+    </w:p>
+    <w:p>
+      <w:pPr>
+        <w:numPr>
+          <w:ilvl w:val="0"/>
+          <w:numId w:val="15"/>
+        </w:numPr>
+      </w:pPr>
+      <w:r>
+        <w:rPr>
+          <w:b/>
+          <w:bCs/>
+        </w:rPr>
+        <w:t>AI &amp; Intelligence Processing:</w:t>
+      </w:r>
+    </w:p>
+    <w:p>
+      <w:pPr>
+        <w:numPr>
+          <w:ilvl w:val="1"/>
+          <w:numId w:val="15"/>
+        </w:numPr>
+      </w:pPr>
+      <w:r>
+        <w:t>Google Gemini API (google-</w:t>
+      </w:r>
+      <w:proofErr w:type="spellStart"/>
+      <w:r>
+        <w:t>genai</w:t>
+      </w:r>
+      <w:proofErr w:type="spellEnd"/>
+      <w:r>
+        <w:t>)</w:t>
+      </w:r>
+    </w:p>
+    <w:p>
+      <w:pPr>
+        <w:numPr>
+          <w:ilvl w:val="1"/>
+          <w:numId w:val="15"/>
+        </w:numPr>
+      </w:pPr>
+      <w:proofErr w:type="spellStart"/>
+      <w:r>
+        <w:t>Qdrant</w:t>
+      </w:r>
+      <w:proofErr w:type="spellEnd"/>
+      <w:r>
+        <w:t xml:space="preserve"> Vector DB (</w:t>
+      </w:r>
+      <w:proofErr w:type="spellStart"/>
+      <w:r>
+        <w:t>qdrant</w:t>
+      </w:r>
+      <w:proofErr w:type="spellEnd"/>
+      <w:r>
+        <w:t>-client) for RAG document retrieval</w:t>
+      </w:r>
+    </w:p>
+    <w:p>
+      <w:pPr>
+        <w:numPr>
+          <w:ilvl w:val="1"/>
+          <w:numId w:val="15"/>
+        </w:numPr>
+      </w:pPr>
+      <w:r>
+        <w:t>DuckDuckGo Search (</w:t>
+      </w:r>
+      <w:proofErr w:type="spellStart"/>
+      <w:r>
+        <w:t>duckduckgo</w:t>
+      </w:r>
+      <w:proofErr w:type="spellEnd"/>
+      <w:r>
+        <w:t>-search) for real-time web threat lookups</w:t>
+      </w:r>
+    </w:p>
+    <w:p>
+      <w:pPr>
+        <w:numPr>
+          <w:ilvl w:val="1"/>
+          <w:numId w:val="15"/>
+        </w:numPr>
+      </w:pPr>
+      <w:proofErr w:type="spellStart"/>
+      <w:r>
+        <w:t>agent_</w:t>
+      </w:r>
+      <w:proofErr w:type="gramStart"/>
+      <w:r>
+        <w:t>fallbacks.json</w:t>
+      </w:r>
+      <w:proofErr w:type="spellEnd"/>
+      <w:proofErr w:type="gramEnd"/>
+      <w:r>
+        <w:t> — Local offline fallback engine ensuring 100% agent availability</w:t>
+      </w:r>
+    </w:p>
+    <w:p>
+      <w:pPr>
+        <w:numPr>
+          <w:ilvl w:val="0"/>
+          <w:numId w:val="15"/>
+        </w:numPr>
+      </w:pPr>
+      <w:r>
+        <w:rPr>
+          <w:b/>
+          <w:bCs/>
+        </w:rPr>
+        <w:t>Background Job Scheduler:</w:t>
+      </w:r>
+      <w:r>
+        <w:t> </w:t>
+      </w:r>
+      <w:proofErr w:type="spellStart"/>
+      <w:r>
+        <w:t>APScheduler</w:t>
+      </w:r>
+      <w:proofErr w:type="spellEnd"/>
+      <w:r>
+        <w:t xml:space="preserve"> for automated threat feed scraping</w:t>
+      </w:r>
+    </w:p>
+    <w:p>
+      <w:r>
+        <w:t>C. Native Android OS Layer (Kotlin &amp; C++)</w:t>
+      </w:r>
+    </w:p>
+    <w:p>
+      <w:pPr>
+        <w:numPr>
+          <w:ilvl w:val="0"/>
+          <w:numId w:val="16"/>
+        </w:numPr>
+      </w:pPr>
+      <w:r>
+        <w:rPr>
+          <w:b/>
+          <w:bCs/>
+        </w:rPr>
+        <w:t>AppLocker Service (</w:t>
+      </w:r>
+      <w:proofErr w:type="spellStart"/>
+      <w:r>
+        <w:rPr>
+          <w:b/>
+          <w:bCs/>
+        </w:rPr>
+        <w:t>AppLockerService.kt</w:t>
+      </w:r>
+      <w:proofErr w:type="spellEnd"/>
+      <w:r>
+        <w:rPr>
+          <w:b/>
+          <w:bCs/>
+        </w:rPr>
+        <w:t>):</w:t>
+      </w:r>
+      <w:r>
+        <w:t> Android Accessibility Service monitoring app launches in real time and presenting an overlay lock screen for blocked applications.</w:t>
+      </w:r>
+    </w:p>
+    <w:p>
+      <w:pPr>
+        <w:numPr>
+          <w:ilvl w:val="0"/>
+          <w:numId w:val="16"/>
+        </w:numPr>
+      </w:pPr>
+      <w:r>
+        <w:rPr>
+          <w:b/>
+          <w:bCs/>
+        </w:rPr>
+        <w:t>Lock Screen Overlay (</w:t>
+      </w:r>
+      <w:proofErr w:type="spellStart"/>
+      <w:r>
+        <w:rPr>
+          <w:b/>
+          <w:bCs/>
+        </w:rPr>
+        <w:t>BlockedAppActivity.kt</w:t>
+      </w:r>
+      <w:proofErr w:type="spellEnd"/>
+      <w:r>
+        <w:rPr>
+          <w:b/>
+          <w:bCs/>
+        </w:rPr>
+        <w:t>):</w:t>
+      </w:r>
+      <w:r>
+        <w:t> Biometric &amp; PIN lock overlay screen.</w:t>
+      </w:r>
+    </w:p>
+    <w:p>
+      <w:pPr>
+        <w:numPr>
+          <w:ilvl w:val="0"/>
+          <w:numId w:val="16"/>
+        </w:numPr>
+      </w:pPr>
+      <w:r>
+        <w:rPr>
+          <w:b/>
+          <w:bCs/>
+        </w:rPr>
+        <w:t>Native DNS Filter VPN (</w:t>
+      </w:r>
+      <w:proofErr w:type="spellStart"/>
+      <w:r>
+        <w:rPr>
+          <w:b/>
+          <w:bCs/>
+        </w:rPr>
+        <w:t>DnsFilterVpnService.kt</w:t>
+      </w:r>
+      <w:proofErr w:type="spellEnd"/>
+      <w:r>
+        <w:rPr>
+          <w:b/>
+          <w:bCs/>
+        </w:rPr>
+        <w:t>):</w:t>
+      </w:r>
+      <w:r>
+        <w:t> Local Android TUN VPN interface intercepting outbound DNS packets to block malware, phishing, and ad domains locally on-device.</w:t>
+      </w:r>
+    </w:p>
+    <w:p>
+      <w:pPr>
+        <w:numPr>
+          <w:ilvl w:val="0"/>
+          <w:numId w:val="16"/>
+        </w:numPr>
+      </w:pPr>
+      <w:r>
+        <w:rPr>
+          <w:b/>
+          <w:bCs/>
+        </w:rPr>
+        <w:t>Android Quick Settings Tiles:</w:t>
+      </w:r>
+    </w:p>
+    <w:p>
+      <w:pPr>
+        <w:numPr>
+          <w:ilvl w:val="1"/>
+          <w:numId w:val="16"/>
+        </w:numPr>
+      </w:pPr>
+      <w:proofErr w:type="spellStart"/>
+      <w:r>
+        <w:t>GuardianVaultTile.kt</w:t>
+      </w:r>
+      <w:proofErr w:type="spellEnd"/>
+      <w:r>
+        <w:t> — Direct Quick Settings tile launcher for Secure Vault</w:t>
+      </w:r>
+    </w:p>
+    <w:p>
+      <w:pPr>
+        <w:numPr>
+          <w:ilvl w:val="1"/>
+          <w:numId w:val="16"/>
+        </w:numPr>
+      </w:pPr>
+      <w:proofErr w:type="spellStart"/>
+      <w:r>
+        <w:t>GuardianScanTile.kt</w:t>
+      </w:r>
+      <w:proofErr w:type="spellEnd"/>
+      <w:r>
+        <w:t> — Quick Settings tile launcher for Smart Scanner</w:t>
+      </w:r>
+    </w:p>
+    <w:p>
+      <w:pPr>
+        <w:numPr>
+          <w:ilvl w:val="1"/>
+          <w:numId w:val="16"/>
+        </w:numPr>
+      </w:pPr>
+      <w:proofErr w:type="spellStart"/>
+      <w:r>
+        <w:t>GuardianShredTile.kt</w:t>
+      </w:r>
+      <w:proofErr w:type="spellEnd"/>
+      <w:r>
+        <w:t> — Quick Settings tile launcher for Secure File Shredder</w:t>
+      </w:r>
+    </w:p>
+    <w:p>
+      <w:pPr>
+        <w:numPr>
+          <w:ilvl w:val="0"/>
+          <w:numId w:val="16"/>
+        </w:numPr>
+      </w:pPr>
+      <w:r>
+        <w:rPr>
+          <w:b/>
+          <w:bCs/>
+        </w:rPr>
+        <w:t>Boot Auto-Start (</w:t>
+      </w:r>
+      <w:proofErr w:type="spellStart"/>
+      <w:r>
+        <w:rPr>
+          <w:b/>
+          <w:bCs/>
+        </w:rPr>
+        <w:t>BootReceiver.kt</w:t>
+      </w:r>
+      <w:proofErr w:type="spellEnd"/>
+      <w:r>
+        <w:rPr>
+          <w:b/>
+          <w:bCs/>
+        </w:rPr>
+        <w:t>):</w:t>
+      </w:r>
+      <w:r>
+        <w:t xml:space="preserve"> BOOT_COMPLETED broadcast receiver ensuring background </w:t>
+      </w:r>
+      <w:proofErr w:type="spellStart"/>
+      <w:r>
+        <w:t>defense</w:t>
+      </w:r>
+      <w:proofErr w:type="spellEnd"/>
+      <w:r>
+        <w:t xml:space="preserve"> services start upon device reboot.</w:t>
+      </w:r>
+    </w:p>
+    <w:p>
+      <w:r>
+        <w:pict w14:anchorId="24AED843">
+          <v:rect id="_x0000_i1045" style="width:518.25pt;height:.75pt" o:hrpct="0" o:hralign="center" o:hrstd="t" o:hr="t" fillcolor="#a0a0a0" stroked="f"/>
+        </w:pict>
+      </w:r>
+    </w:p>
+    <w:p>
+      <w:pPr>
+        <w:rPr>
+          <w:b/>
+          <w:bCs/>
+        </w:rPr>
+      </w:pPr>
+      <w:r>
+        <w:rPr>
+          <w:b/>
+          <w:bCs/>
+        </w:rPr>
+        <w:t>3. Detailed Module Breakdown &amp; Accomplished Features</w:t>
+      </w:r>
+    </w:p>
+    <w:p>
+      <w:r>
+        <w:rPr>
+          <w:rFonts w:ascii="Segoe UI Emoji" w:hAnsi="Segoe UI Emoji" w:cs="Segoe UI Emoji"/>
+        </w:rPr>
+        <w:t>🛡️</w:t>
+      </w:r>
+      <w:r>
+        <w:t xml:space="preserve"> 1. Central Executive Dashboard (</w:t>
+      </w:r>
+      <w:proofErr w:type="spellStart"/>
+      <w:r>
+        <w:t>dashboard_</w:t>
+      </w:r>
+      <w:proofErr w:type="gramStart"/>
+      <w:r>
+        <w:t>screen.dart</w:t>
+      </w:r>
+      <w:proofErr w:type="spellEnd"/>
+      <w:proofErr w:type="gramEnd"/>
+      <w:r>
+        <w:t>, </w:t>
+      </w:r>
+      <w:proofErr w:type="spellStart"/>
+      <w:r>
+        <w:t>main_</w:t>
+      </w:r>
+      <w:proofErr w:type="gramStart"/>
+      <w:r>
+        <w:t>shell.dart</w:t>
+      </w:r>
+      <w:proofErr w:type="spellEnd"/>
+      <w:proofErr w:type="gramEnd"/>
+      <w:r>
+        <w:t>)</w:t>
+      </w:r>
+    </w:p>
+    <w:p>
+      <w:pPr>
+        <w:numPr>
+          <w:ilvl w:val="0"/>
+          <w:numId w:val="17"/>
+        </w:numPr>
+      </w:pPr>
+      <w:r>
+        <w:rPr>
+          <w:b/>
+          <w:bCs/>
+        </w:rPr>
+        <w:t>Dynamic Security Score Calculation:</w:t>
+      </w:r>
+      <w:r>
+        <w:t xml:space="preserve"> Real-time composite </w:t>
+      </w:r>
+      <w:proofErr w:type="gramStart"/>
+      <w:r>
+        <w:t>score</w:t>
+      </w:r>
+      <w:proofErr w:type="gramEnd"/>
+      <w:r>
+        <w:t xml:space="preserve"> out of 100 points calculated from:</w:t>
+      </w:r>
+    </w:p>
+    <w:p>
+      <w:pPr>
+        <w:numPr>
+          <w:ilvl w:val="1"/>
+          <w:numId w:val="17"/>
+        </w:numPr>
+      </w:pPr>
+      <w:r>
+        <w:rPr>
+          <w:b/>
+          <w:bCs/>
+        </w:rPr>
+        <w:t>Device Security Base:</w:t>
+      </w:r>
+      <w:r>
+        <w:t> 30/30 points (Auto-detected hardware lock/biometrics)</w:t>
+      </w:r>
+    </w:p>
+    <w:p>
+      <w:pPr>
+        <w:numPr>
+          <w:ilvl w:val="1"/>
+          <w:numId w:val="17"/>
+        </w:numPr>
+      </w:pPr>
+      <w:r>
+        <w:rPr>
+          <w:b/>
+          <w:bCs/>
+        </w:rPr>
+        <w:t>Boma Score Contribution:</w:t>
+      </w:r>
+      <w:r>
+        <w:t> Up to 20/20 points (Dynamic polling of Boma checklist completion)</w:t>
+      </w:r>
+    </w:p>
+    <w:p>
+      <w:pPr>
+        <w:numPr>
+          <w:ilvl w:val="1"/>
+          <w:numId w:val="17"/>
+        </w:numPr>
+      </w:pPr>
+      <w:proofErr w:type="spellStart"/>
+      <w:r>
+        <w:rPr>
+          <w:b/>
+          <w:bCs/>
+        </w:rPr>
+        <w:t>Chonjo</w:t>
+      </w:r>
+      <w:proofErr w:type="spellEnd"/>
+      <w:r>
+        <w:rPr>
+          <w:b/>
+          <w:bCs/>
+        </w:rPr>
+        <w:t xml:space="preserve"> XP Contribution:</w:t>
+      </w:r>
+      <w:r>
+        <w:t xml:space="preserve"> Up to 50/50 points (Scaled dynamically from user's 0–1000 </w:t>
+      </w:r>
+      <w:proofErr w:type="spellStart"/>
+      <w:r>
+        <w:t>Chonjo</w:t>
+      </w:r>
+      <w:proofErr w:type="spellEnd"/>
+      <w:r>
+        <w:t xml:space="preserve"> XP)</w:t>
+      </w:r>
+    </w:p>
+    <w:p>
+      <w:pPr>
+        <w:numPr>
+          <w:ilvl w:val="0"/>
+          <w:numId w:val="17"/>
+        </w:numPr>
+      </w:pPr>
+      <w:r>
+        <w:rPr>
+          <w:b/>
+          <w:bCs/>
+        </w:rPr>
+        <w:t>Real-Time Polling &amp; Sync:</w:t>
+      </w:r>
+      <w:r>
+        <w:t> Automatic 2-second background timer updating scores immediately upon completing tasks without requiring logout/re-login.</w:t>
+      </w:r>
+    </w:p>
+    <w:p>
+      <w:pPr>
+        <w:numPr>
+          <w:ilvl w:val="0"/>
+          <w:numId w:val="17"/>
+        </w:numPr>
+      </w:pPr>
+      <w:r>
+        <w:rPr>
+          <w:b/>
+          <w:bCs/>
+        </w:rPr>
+        <w:lastRenderedPageBreak/>
+        <w:t xml:space="preserve">Floating </w:t>
+      </w:r>
+      <w:proofErr w:type="spellStart"/>
+      <w:r>
+        <w:rPr>
+          <w:b/>
+          <w:bCs/>
+        </w:rPr>
+        <w:t>Glassmorphic</w:t>
+      </w:r>
+      <w:proofErr w:type="spellEnd"/>
+      <w:r>
+        <w:rPr>
+          <w:b/>
+          <w:bCs/>
+        </w:rPr>
+        <w:t xml:space="preserve"> Dock Navigation (</w:t>
+      </w:r>
+      <w:proofErr w:type="spellStart"/>
+      <w:r>
+        <w:rPr>
+          <w:b/>
+          <w:bCs/>
+        </w:rPr>
+        <w:t>dock_nav_</w:t>
+      </w:r>
+      <w:proofErr w:type="gramStart"/>
+      <w:r>
+        <w:rPr>
+          <w:b/>
+          <w:bCs/>
+        </w:rPr>
+        <w:t>bar.dart</w:t>
+      </w:r>
+      <w:proofErr w:type="spellEnd"/>
+      <w:proofErr w:type="gramEnd"/>
+      <w:r>
+        <w:rPr>
+          <w:b/>
+          <w:bCs/>
+        </w:rPr>
+        <w:t>):</w:t>
+      </w:r>
+      <w:r>
+        <w:t> Bottom-anchored dock bar with smooth tab transitions and offline access guards.</w:t>
+      </w:r>
+    </w:p>
+    <w:p>
+      <w:pPr>
+        <w:numPr>
+          <w:ilvl w:val="0"/>
+          <w:numId w:val="17"/>
+        </w:numPr>
+      </w:pPr>
+      <w:r>
+        <w:rPr>
+          <w:b/>
+          <w:bCs/>
+        </w:rPr>
+        <w:t>Recent Activity Stream (</w:t>
+      </w:r>
+      <w:proofErr w:type="spellStart"/>
+      <w:r>
+        <w:rPr>
+          <w:b/>
+          <w:bCs/>
+        </w:rPr>
+        <w:t>activity_</w:t>
+      </w:r>
+      <w:proofErr w:type="gramStart"/>
+      <w:r>
+        <w:rPr>
+          <w:b/>
+          <w:bCs/>
+        </w:rPr>
+        <w:t>service.dart</w:t>
+      </w:r>
+      <w:proofErr w:type="spellEnd"/>
+      <w:proofErr w:type="gramEnd"/>
+      <w:r>
+        <w:rPr>
+          <w:b/>
+          <w:bCs/>
+        </w:rPr>
+        <w:t>):</w:t>
+      </w:r>
+      <w:r>
+        <w:t> Accurate event logging displaying timestamps and real system actions.</w:t>
+      </w:r>
+    </w:p>
+    <w:p>
+      <w:r>
+        <w:pict w14:anchorId="62AB3E35">
+          <v:rect id="_x0000_i1046" style="width:518.25pt;height:.75pt" o:hrpct="0" o:hralign="center" o:hrstd="t" o:hr="t" fillcolor="#a0a0a0" stroked="f"/>
+        </w:pict>
+      </w:r>
+    </w:p>
+    <w:p>
+      <w:r>
+        <w:rPr>
+          <w:rFonts w:ascii="Segoe UI Emoji" w:hAnsi="Segoe UI Emoji" w:cs="Segoe UI Emoji"/>
+        </w:rPr>
+        <w:t>🔍</w:t>
+      </w:r>
+      <w:r>
+        <w:t xml:space="preserve"> 2. Mulika — Threat Assessment &amp; Vulnerability Audit (</w:t>
+      </w:r>
+      <w:proofErr w:type="spellStart"/>
+      <w:r>
+        <w:t>mulika_</w:t>
+      </w:r>
+      <w:proofErr w:type="gramStart"/>
+      <w:r>
+        <w:t>screen.dart</w:t>
+      </w:r>
+      <w:proofErr w:type="spellEnd"/>
+      <w:proofErr w:type="gramEnd"/>
+      <w:r>
+        <w:t>)</w:t>
+      </w:r>
+    </w:p>
+    <w:p>
+      <w:pPr>
+        <w:numPr>
+          <w:ilvl w:val="0"/>
+          <w:numId w:val="18"/>
+        </w:numPr>
+      </w:pPr>
+      <w:r>
+        <w:rPr>
+          <w:b/>
+          <w:bCs/>
+        </w:rPr>
+        <w:t>Visual Threat Gauge:</w:t>
+      </w:r>
+      <w:r>
+        <w:t xml:space="preserve"> Enlarged 80x80 radial progress ring with custom box-shadow glow effect and precisely </w:t>
+      </w:r>
+      <w:proofErr w:type="spellStart"/>
+      <w:r>
+        <w:t>centered</w:t>
+      </w:r>
+      <w:proofErr w:type="spellEnd"/>
+      <w:r>
+        <w:t xml:space="preserve"> percentage readouts.</w:t>
+      </w:r>
+    </w:p>
+    <w:p>
+      <w:pPr>
+        <w:numPr>
+          <w:ilvl w:val="0"/>
+          <w:numId w:val="18"/>
+        </w:numPr>
+      </w:pPr>
+      <w:r>
+        <w:rPr>
+          <w:b/>
+          <w:bCs/>
+        </w:rPr>
+        <w:t>Multi-Vector Scanning:</w:t>
+      </w:r>
+      <w:r>
+        <w:t> Hardware security, open port checks, app permission risk analysis, and network encryption checks.</w:t>
+      </w:r>
+    </w:p>
+    <w:p>
+      <w:pPr>
+        <w:numPr>
+          <w:ilvl w:val="0"/>
+          <w:numId w:val="18"/>
+        </w:numPr>
+      </w:pPr>
+      <w:r>
+        <w:rPr>
+          <w:b/>
+          <w:bCs/>
+        </w:rPr>
+        <w:t>Account Isolation:</w:t>
+      </w:r>
+      <w:r>
+        <w:t> Scans and vulnerability reports are bound strictly to the active user profile.</w:t>
+      </w:r>
+    </w:p>
+    <w:p>
+      <w:r>
+        <w:pict w14:anchorId="5E7E561D">
+          <v:rect id="_x0000_i1047" style="width:518.25pt;height:.75pt" o:hrpct="0" o:hralign="center" o:hrstd="t" o:hr="t" fillcolor="#a0a0a0" stroked="f"/>
+        </w:pict>
+      </w:r>
+    </w:p>
+    <w:p>
+      <w:r>
+        <w:rPr>
+          <w:rFonts w:ascii="Segoe UI Emoji" w:hAnsi="Segoe UI Emoji" w:cs="Segoe UI Emoji"/>
+        </w:rPr>
+        <w:t>🏠</w:t>
+      </w:r>
+      <w:r>
+        <w:t xml:space="preserve"> 3. Boma — Home &amp; Device Security Hardening (</w:t>
+      </w:r>
+      <w:proofErr w:type="spellStart"/>
+      <w:r>
+        <w:t>boma_</w:t>
+      </w:r>
+      <w:proofErr w:type="gramStart"/>
+      <w:r>
+        <w:t>screen.dart</w:t>
+      </w:r>
+      <w:proofErr w:type="spellEnd"/>
+      <w:proofErr w:type="gramEnd"/>
+      <w:r>
+        <w:t>)</w:t>
+      </w:r>
+    </w:p>
+    <w:p>
+      <w:pPr>
+        <w:numPr>
+          <w:ilvl w:val="0"/>
+          <w:numId w:val="19"/>
+        </w:numPr>
+      </w:pPr>
+      <w:r>
+        <w:rPr>
+          <w:b/>
+          <w:bCs/>
+        </w:rPr>
+        <w:t>Hardware &amp; OS Auto-Detection:</w:t>
+      </w:r>
+      <w:r>
+        <w:t> Automatically verifies screen lock, fingerprint/biometrics availability using </w:t>
+      </w:r>
+      <w:proofErr w:type="spellStart"/>
+      <w:r>
+        <w:t>local_auth</w:t>
+      </w:r>
+      <w:proofErr w:type="spellEnd"/>
+      <w:r>
+        <w:t>.</w:t>
+      </w:r>
+    </w:p>
+    <w:p>
+      <w:pPr>
+        <w:numPr>
+          <w:ilvl w:val="0"/>
+          <w:numId w:val="19"/>
+        </w:numPr>
+      </w:pPr>
+      <w:r>
+        <w:rPr>
+          <w:b/>
+          <w:bCs/>
+        </w:rPr>
+        <w:t>Account-Isolated Task Persistence:</w:t>
+      </w:r>
+      <w:r>
+        <w:t> Toggling manual security checks (e.g. Wi-Fi security, OS updates, two-factor auth) saves state persistently in </w:t>
+      </w:r>
+      <w:proofErr w:type="spellStart"/>
+      <w:r>
+        <w:t>SharedPreferences</w:t>
+      </w:r>
+      <w:proofErr w:type="spellEnd"/>
+      <w:r>
+        <w:t> keyed by user account name (boma_{username}_task_{</w:t>
+      </w:r>
+      <w:proofErr w:type="spellStart"/>
+      <w:r>
+        <w:t>i</w:t>
+      </w:r>
+      <w:proofErr w:type="spellEnd"/>
+      <w:r>
+        <w:t>}).</w:t>
+      </w:r>
+    </w:p>
+    <w:p>
+      <w:pPr>
+        <w:numPr>
+          <w:ilvl w:val="0"/>
+          <w:numId w:val="19"/>
+        </w:numPr>
+      </w:pPr>
+      <w:r>
+        <w:rPr>
+          <w:b/>
+          <w:bCs/>
+        </w:rPr>
+        <w:t>Deep System Links:</w:t>
+      </w:r>
+      <w:r>
+        <w:t> Directly routes users to system security settings pages using Android intents.</w:t>
+      </w:r>
+    </w:p>
+    <w:p>
+      <w:r>
+        <w:pict w14:anchorId="2FBA6EBA">
+          <v:rect id="_x0000_i1048" style="width:518.25pt;height:.75pt" o:hrpct="0" o:hralign="center" o:hrstd="t" o:hr="t" fillcolor="#a0a0a0" stroked="f"/>
+        </w:pict>
+      </w:r>
+    </w:p>
+    <w:p>
+      <w:r>
+        <w:rPr>
+          <w:rFonts w:ascii="Segoe UI Emoji" w:hAnsi="Segoe UI Emoji" w:cs="Segoe UI Emoji"/>
+        </w:rPr>
+        <w:t>🔒</w:t>
+      </w:r>
+      <w:r>
+        <w:t xml:space="preserve"> 4. Secure Vault — AES-256 Encrypted Enclave (</w:t>
+      </w:r>
+      <w:proofErr w:type="spellStart"/>
+      <w:r>
+        <w:t>vault_</w:t>
+      </w:r>
+      <w:proofErr w:type="gramStart"/>
+      <w:r>
+        <w:t>screen.dart</w:t>
+      </w:r>
+      <w:proofErr w:type="spellEnd"/>
+      <w:proofErr w:type="gramEnd"/>
+      <w:r>
+        <w:t>, </w:t>
+      </w:r>
+      <w:proofErr w:type="spellStart"/>
+      <w:r>
+        <w:t>vault_storage_</w:t>
+      </w:r>
+      <w:proofErr w:type="gramStart"/>
+      <w:r>
+        <w:t>service.dart</w:t>
+      </w:r>
+      <w:proofErr w:type="spellEnd"/>
+      <w:proofErr w:type="gramEnd"/>
+      <w:r>
+        <w:t>)</w:t>
+      </w:r>
+    </w:p>
+    <w:p>
+      <w:pPr>
+        <w:numPr>
+          <w:ilvl w:val="0"/>
+          <w:numId w:val="20"/>
+        </w:numPr>
+      </w:pPr>
+      <w:r>
+        <w:rPr>
+          <w:b/>
+          <w:bCs/>
+        </w:rPr>
+        <w:t>Zero-Knowledge Encryption:</w:t>
+      </w:r>
+      <w:r>
+        <w:t> Encrypts user files (photos, documents, credentials) with AES-256 before writing to local storage.</w:t>
+      </w:r>
+    </w:p>
+    <w:p>
+      <w:pPr>
+        <w:numPr>
+          <w:ilvl w:val="0"/>
+          <w:numId w:val="20"/>
+        </w:numPr>
+      </w:pPr>
+      <w:r>
+        <w:rPr>
+          <w:b/>
+          <w:bCs/>
+        </w:rPr>
+        <w:t>Biometric &amp; PIN Authentication:</w:t>
+      </w:r>
+      <w:r>
+        <w:t> Required prior to entering the vault or viewing file contents.</w:t>
+      </w:r>
+    </w:p>
+    <w:p>
+      <w:pPr>
+        <w:numPr>
+          <w:ilvl w:val="0"/>
+          <w:numId w:val="20"/>
+        </w:numPr>
+      </w:pPr>
+      <w:r>
+        <w:rPr>
+          <w:b/>
+          <w:bCs/>
+        </w:rPr>
+        <w:t>Decryption &amp; Export:</w:t>
+      </w:r>
+      <w:r>
+        <w:t> In-memory file decryption for secure previewing and export capability via </w:t>
+      </w:r>
+      <w:proofErr w:type="spellStart"/>
+      <w:r>
+        <w:t>file_saver</w:t>
+      </w:r>
+      <w:proofErr w:type="spellEnd"/>
+      <w:r>
+        <w:t>.</w:t>
+      </w:r>
+    </w:p>
+    <w:p>
+      <w:pPr>
+        <w:numPr>
+          <w:ilvl w:val="0"/>
+          <w:numId w:val="20"/>
+        </w:numPr>
+      </w:pPr>
+      <w:r>
+        <w:rPr>
+          <w:b/>
+          <w:bCs/>
+        </w:rPr>
+        <w:t>Account Isolation:</w:t>
+      </w:r>
+      <w:r>
+        <w:t> User vault items are isolated per account profile.</w:t>
+      </w:r>
+    </w:p>
+    <w:p>
+      <w:r>
+        <w:pict w14:anchorId="1E36A765">
+          <v:rect id="_x0000_i1049" style="width:518.25pt;height:.75pt" o:hrpct="0" o:hralign="center" o:hrstd="t" o:hr="t" fillcolor="#a0a0a0" stroked="f"/>
+        </w:pict>
+      </w:r>
+    </w:p>
+    <w:p>
+      <w:r>
+        <w:rPr>
+          <w:rFonts w:ascii="Segoe UI Emoji" w:hAnsi="Segoe UI Emoji" w:cs="Segoe UI Emoji"/>
+        </w:rPr>
+        <w:t>🎓</w:t>
+      </w:r>
+      <w:r>
+        <w:t xml:space="preserve"> 5. </w:t>
+      </w:r>
+      <w:proofErr w:type="spellStart"/>
+      <w:r>
+        <w:t>Chonjo</w:t>
+      </w:r>
+      <w:proofErr w:type="spellEnd"/>
+      <w:r>
+        <w:t xml:space="preserve"> — Gamified Cybersecurity Academy (</w:t>
+      </w:r>
+      <w:proofErr w:type="spellStart"/>
+      <w:r>
+        <w:t>chonjo_screen</w:t>
+      </w:r>
+      <w:proofErr w:type="spellEnd"/>
+      <w:r>
+        <w:t> stack)</w:t>
+      </w:r>
+    </w:p>
+    <w:p>
+      <w:pPr>
+        <w:numPr>
+          <w:ilvl w:val="0"/>
+          <w:numId w:val="21"/>
+        </w:numPr>
+      </w:pPr>
+      <w:r>
+        <w:rPr>
+          <w:b/>
+          <w:bCs/>
+        </w:rPr>
+        <w:t>10 Progressive Staircase Levels:</w:t>
+      </w:r>
+      <w:r>
+        <w:t xml:space="preserve"> Covers phishing, password hygiene, social engineering, Wi-Fi safety, and advanced </w:t>
+      </w:r>
+      <w:proofErr w:type="spellStart"/>
+      <w:r>
+        <w:t>defense</w:t>
+      </w:r>
+      <w:proofErr w:type="spellEnd"/>
+      <w:r>
+        <w:t>.</w:t>
+      </w:r>
+    </w:p>
+    <w:p>
+      <w:pPr>
+        <w:numPr>
+          <w:ilvl w:val="0"/>
+          <w:numId w:val="21"/>
+        </w:numPr>
+      </w:pPr>
+      <w:r>
+        <w:rPr>
+          <w:b/>
+          <w:bCs/>
+        </w:rPr>
+        <w:t>Dynamic XP &amp; Thresholds:</w:t>
+      </w:r>
+      <w:r>
+        <w:t> Level progression backed by </w:t>
+      </w:r>
+      <w:proofErr w:type="spellStart"/>
+      <w:r>
+        <w:t>chonjo_questions_</w:t>
+      </w:r>
+      <w:proofErr w:type="gramStart"/>
+      <w:r>
+        <w:t>bank.json</w:t>
+      </w:r>
+      <w:proofErr w:type="spellEnd"/>
+      <w:proofErr w:type="gramEnd"/>
+      <w:r>
+        <w:t> and synchronized with the backend.</w:t>
+      </w:r>
+    </w:p>
+    <w:p>
+      <w:pPr>
+        <w:numPr>
+          <w:ilvl w:val="0"/>
+          <w:numId w:val="21"/>
+        </w:numPr>
+      </w:pPr>
+      <w:r>
+        <w:rPr>
+          <w:b/>
+          <w:bCs/>
+        </w:rPr>
+        <w:lastRenderedPageBreak/>
+        <w:t>Clean UI Layout:</w:t>
+      </w:r>
+      <w:r>
+        <w:t> Stacked header with absolute positioning for Exit button, XP Badge, and Certificate access to prevent layout overlapping across screen sizes.</w:t>
+      </w:r>
+    </w:p>
+    <w:p>
+      <w:pPr>
+        <w:numPr>
+          <w:ilvl w:val="0"/>
+          <w:numId w:val="21"/>
+        </w:numPr>
+      </w:pPr>
+      <w:r>
+        <w:rPr>
+          <w:b/>
+          <w:bCs/>
+        </w:rPr>
+        <w:t>Downloadable Certificate (</w:t>
+      </w:r>
+      <w:proofErr w:type="spellStart"/>
+      <w:r>
+        <w:rPr>
+          <w:b/>
+          <w:bCs/>
+        </w:rPr>
+        <w:t>certificate_</w:t>
+      </w:r>
+      <w:proofErr w:type="gramStart"/>
+      <w:r>
+        <w:rPr>
+          <w:b/>
+          <w:bCs/>
+        </w:rPr>
+        <w:t>screen.dart</w:t>
+      </w:r>
+      <w:proofErr w:type="spellEnd"/>
+      <w:proofErr w:type="gramEnd"/>
+      <w:r>
+        <w:rPr>
+          <w:b/>
+          <w:bCs/>
+        </w:rPr>
+        <w:t>):</w:t>
+      </w:r>
+      <w:r>
+        <w:t> Custom dynamic certificate generated upon completing Level 10.</w:t>
+      </w:r>
+    </w:p>
+    <w:p>
+      <w:r>
+        <w:pict w14:anchorId="31C08EA8">
+          <v:rect id="_x0000_i1050" style="width:518.25pt;height:.75pt" o:hrpct="0" o:hralign="center" o:hrstd="t" o:hr="t" fillcolor="#a0a0a0" stroked="f"/>
+        </w:pict>
+      </w:r>
+    </w:p>
+    <w:p>
+      <w:r>
+        <w:rPr>
+          <w:rFonts w:ascii="Segoe UI Emoji" w:hAnsi="Segoe UI Emoji" w:cs="Segoe UI Emoji"/>
+        </w:rPr>
+        <w:t>🤖</w:t>
+      </w:r>
+      <w:r>
+        <w:t xml:space="preserve"> 6. Cyber Agent &amp; Multi-Session History (</w:t>
+      </w:r>
+      <w:proofErr w:type="spellStart"/>
+      <w:r>
+        <w:t>agent_</w:t>
+      </w:r>
+      <w:proofErr w:type="gramStart"/>
+      <w:r>
+        <w:t>screen.dart</w:t>
+      </w:r>
+      <w:proofErr w:type="spellEnd"/>
+      <w:proofErr w:type="gramEnd"/>
+      <w:r>
+        <w:t>, </w:t>
+      </w:r>
+      <w:proofErr w:type="spellStart"/>
+      <w:r>
+        <w:t>agent_history_</w:t>
+      </w:r>
+      <w:proofErr w:type="gramStart"/>
+      <w:r>
+        <w:t>service.dart</w:t>
+      </w:r>
+      <w:proofErr w:type="spellEnd"/>
+      <w:proofErr w:type="gramEnd"/>
+      <w:r>
+        <w:t>)</w:t>
+      </w:r>
+    </w:p>
+    <w:p>
+      <w:pPr>
+        <w:numPr>
+          <w:ilvl w:val="0"/>
+          <w:numId w:val="22"/>
+        </w:numPr>
+      </w:pPr>
+      <w:r>
+        <w:rPr>
+          <w:b/>
+          <w:bCs/>
+        </w:rPr>
+        <w:t>ChatGPT-Style Chat History Drawer:</w:t>
+      </w:r>
+      <w:r>
+        <w:t> Full sidebar drawer allowing users to create new sessions, switch between past conversations, rename topics, and delete chat history.</w:t>
+      </w:r>
+    </w:p>
+    <w:p>
+      <w:pPr>
+        <w:numPr>
+          <w:ilvl w:val="0"/>
+          <w:numId w:val="22"/>
+        </w:numPr>
+      </w:pPr>
+      <w:r>
+        <w:rPr>
+          <w:b/>
+          <w:bCs/>
+        </w:rPr>
+        <w:t>Bilingual Support:</w:t>
+      </w:r>
+      <w:r>
+        <w:t> Understands and responds in both English and Swahili.</w:t>
+      </w:r>
+    </w:p>
+    <w:p>
+      <w:pPr>
+        <w:numPr>
+          <w:ilvl w:val="0"/>
+          <w:numId w:val="22"/>
+        </w:numPr>
+      </w:pPr>
+      <w:r>
+        <w:rPr>
+          <w:b/>
+          <w:bCs/>
+        </w:rPr>
+        <w:t>Hybrid Web &amp; Local Intelligence:</w:t>
+      </w:r>
+      <w:r>
+        <w:t> Queries Google Gemini API with live web threat context from DuckDuckGo, with automatic fallback to </w:t>
+      </w:r>
+      <w:proofErr w:type="spellStart"/>
+      <w:r>
+        <w:t>agent_</w:t>
+      </w:r>
+      <w:proofErr w:type="gramStart"/>
+      <w:r>
+        <w:t>fallbacks.json</w:t>
+      </w:r>
+      <w:proofErr w:type="spellEnd"/>
+      <w:proofErr w:type="gramEnd"/>
+      <w:r>
+        <w:t> when offline.</w:t>
+      </w:r>
+    </w:p>
+    <w:p>
+      <w:r>
+        <w:pict w14:anchorId="432D8904">
+          <v:rect id="_x0000_i1051" style="width:518.25pt;height:.75pt" o:hrpct="0" o:hralign="center" o:hrstd="t" o:hr="t" fillcolor="#a0a0a0" stroked="f"/>
+        </w:pict>
+      </w:r>
+    </w:p>
+    <w:p>
+      <w:r>
+        <w:rPr>
+          <w:rFonts w:ascii="Segoe UI Emoji" w:hAnsi="Segoe UI Emoji" w:cs="Segoe UI Emoji"/>
+        </w:rPr>
+        <w:t>📡</w:t>
+      </w:r>
+      <w:r>
+        <w:t xml:space="preserve"> 7. Live Intel Feed (</w:t>
+      </w:r>
+      <w:proofErr w:type="spellStart"/>
+      <w:r>
+        <w:t>intel_feed_</w:t>
+      </w:r>
+      <w:proofErr w:type="gramStart"/>
+      <w:r>
+        <w:t>screen.dart</w:t>
+      </w:r>
+      <w:proofErr w:type="spellEnd"/>
+      <w:proofErr w:type="gramEnd"/>
+      <w:r>
+        <w:t>)</w:t>
+      </w:r>
+    </w:p>
+    <w:p>
+      <w:pPr>
+        <w:numPr>
+          <w:ilvl w:val="0"/>
+          <w:numId w:val="23"/>
+        </w:numPr>
+      </w:pPr>
+      <w:r>
+        <w:rPr>
+          <w:b/>
+          <w:bCs/>
+        </w:rPr>
+        <w:t>Real-Time Threat Radar:</w:t>
+      </w:r>
+      <w:r>
+        <w:t> Fetches live cybersecurity news, data breaches, and regional threat advisories.</w:t>
+      </w:r>
+    </w:p>
+    <w:p>
+      <w:pPr>
+        <w:numPr>
+          <w:ilvl w:val="0"/>
+          <w:numId w:val="23"/>
+        </w:numPr>
+      </w:pPr>
+      <w:r>
+        <w:rPr>
+          <w:b/>
+          <w:bCs/>
+        </w:rPr>
+        <w:t>Offline Caching &amp; Tags:</w:t>
+      </w:r>
+      <w:r>
+        <w:t> Caches stories locally and allows filtering by tags (Phishing, Malware, Data Breach, Vulnerability).</w:t>
+      </w:r>
+    </w:p>
+    <w:p>
+      <w:r>
+        <w:pict w14:anchorId="44EE2AF4">
+          <v:rect id="_x0000_i1052" style="width:518.25pt;height:.75pt" o:hrpct="0" o:hralign="center" o:hrstd="t" o:hr="t" fillcolor="#a0a0a0" stroked="f"/>
+        </w:pict>
+      </w:r>
+    </w:p>
+    <w:p>
+      <w:r>
+        <w:rPr>
+          <w:rFonts w:ascii="Segoe UI Emoji" w:hAnsi="Segoe UI Emoji" w:cs="Segoe UI Emoji"/>
+        </w:rPr>
+        <w:t>📋</w:t>
+      </w:r>
+      <w:r>
+        <w:t xml:space="preserve"> 8. Planner — Security Action Manager (</w:t>
+      </w:r>
+      <w:proofErr w:type="spellStart"/>
+      <w:r>
+        <w:t>planner_</w:t>
+      </w:r>
+      <w:proofErr w:type="gramStart"/>
+      <w:r>
+        <w:t>screen.dart</w:t>
+      </w:r>
+      <w:proofErr w:type="spellEnd"/>
+      <w:proofErr w:type="gramEnd"/>
+      <w:r>
+        <w:t>, </w:t>
+      </w:r>
+      <w:proofErr w:type="spellStart"/>
+      <w:r>
+        <w:t>planner_</w:t>
+      </w:r>
+      <w:proofErr w:type="gramStart"/>
+      <w:r>
+        <w:t>service.dart</w:t>
+      </w:r>
+      <w:proofErr w:type="spellEnd"/>
+      <w:proofErr w:type="gramEnd"/>
+      <w:r>
+        <w:t>)</w:t>
+      </w:r>
+    </w:p>
+    <w:p>
+      <w:pPr>
+        <w:numPr>
+          <w:ilvl w:val="0"/>
+          <w:numId w:val="24"/>
+        </w:numPr>
+      </w:pPr>
+      <w:r>
+        <w:rPr>
+          <w:b/>
+          <w:bCs/>
+        </w:rPr>
+        <w:t>Security Task Scheduling:</w:t>
+      </w:r>
+      <w:r>
+        <w:t> Allows users to set recurring security maintenance tasks (e.g., password changes, router audits).</w:t>
+      </w:r>
+    </w:p>
+    <w:p>
+      <w:pPr>
+        <w:numPr>
+          <w:ilvl w:val="0"/>
+          <w:numId w:val="24"/>
+        </w:numPr>
+      </w:pPr>
+      <w:r>
+        <w:rPr>
+          <w:b/>
+          <w:bCs/>
+        </w:rPr>
+        <w:t>Account Isolation:</w:t>
+      </w:r>
+      <w:r>
+        <w:t> Planner entries are stored separately per account profile locally and synced online.</w:t>
+      </w:r>
+    </w:p>
+    <w:p>
+      <w:r>
+        <w:pict w14:anchorId="7FF2BDEF">
+          <v:rect id="_x0000_i1053" style="width:518.25pt;height:.75pt" o:hrpct="0" o:hralign="center" o:hrstd="t" o:hr="t" fillcolor="#a0a0a0" stroked="f"/>
+        </w:pict>
+      </w:r>
+    </w:p>
+    <w:p>
+      <w:r>
+        <w:rPr>
+          <w:rFonts w:ascii="Segoe UI Emoji" w:hAnsi="Segoe UI Emoji" w:cs="Segoe UI Emoji"/>
+        </w:rPr>
+        <w:t>🛠️</w:t>
+      </w:r>
+      <w:r>
+        <w:t xml:space="preserve"> 9. Secure Modules Suite (</w:t>
+      </w:r>
+      <w:proofErr w:type="spellStart"/>
+      <w:r>
+        <w:t>secure_modules_</w:t>
+      </w:r>
+      <w:proofErr w:type="gramStart"/>
+      <w:r>
+        <w:t>screen.dart</w:t>
+      </w:r>
+      <w:proofErr w:type="spellEnd"/>
+      <w:proofErr w:type="gramEnd"/>
+      <w:r>
+        <w:t>)</w:t>
+      </w:r>
+    </w:p>
+    <w:p>
+      <w:pPr>
+        <w:numPr>
+          <w:ilvl w:val="0"/>
+          <w:numId w:val="25"/>
+        </w:numPr>
+      </w:pPr>
+      <w:r>
+        <w:rPr>
+          <w:b/>
+          <w:bCs/>
+        </w:rPr>
+        <w:t>DNS Filter (</w:t>
+      </w:r>
+      <w:proofErr w:type="spellStart"/>
+      <w:r>
+        <w:rPr>
+          <w:b/>
+          <w:bCs/>
+        </w:rPr>
+        <w:t>dns_filter_</w:t>
+      </w:r>
+      <w:proofErr w:type="gramStart"/>
+      <w:r>
+        <w:rPr>
+          <w:b/>
+          <w:bCs/>
+        </w:rPr>
+        <w:t>screen.dart</w:t>
+      </w:r>
+      <w:proofErr w:type="spellEnd"/>
+      <w:proofErr w:type="gramEnd"/>
+      <w:r>
+        <w:rPr>
+          <w:b/>
+          <w:bCs/>
+        </w:rPr>
+        <w:t>):</w:t>
+      </w:r>
+      <w:r>
+        <w:t xml:space="preserve"> Configures local DNS providers (Cloudflare, </w:t>
+      </w:r>
+      <w:proofErr w:type="spellStart"/>
+      <w:r>
+        <w:t>AdGuard</w:t>
+      </w:r>
+      <w:proofErr w:type="spellEnd"/>
+      <w:r>
+        <w:t>, Custom) backed by native </w:t>
+      </w:r>
+      <w:proofErr w:type="spellStart"/>
+      <w:r>
+        <w:t>DnsFilterVpnService</w:t>
+      </w:r>
+      <w:proofErr w:type="spellEnd"/>
+      <w:r>
+        <w:t>.</w:t>
+      </w:r>
+    </w:p>
+    <w:p>
+      <w:pPr>
+        <w:numPr>
+          <w:ilvl w:val="0"/>
+          <w:numId w:val="25"/>
+        </w:numPr>
+      </w:pPr>
+      <w:r>
+        <w:rPr>
+          <w:b/>
+          <w:bCs/>
+        </w:rPr>
+        <w:t>Smart Scan (</w:t>
+      </w:r>
+      <w:proofErr w:type="spellStart"/>
+      <w:r>
+        <w:rPr>
+          <w:b/>
+          <w:bCs/>
+        </w:rPr>
+        <w:t>smart_scan_</w:t>
+      </w:r>
+      <w:proofErr w:type="gramStart"/>
+      <w:r>
+        <w:rPr>
+          <w:b/>
+          <w:bCs/>
+        </w:rPr>
+        <w:t>screen.dart</w:t>
+      </w:r>
+      <w:proofErr w:type="spellEnd"/>
+      <w:proofErr w:type="gramEnd"/>
+      <w:r>
+        <w:rPr>
+          <w:b/>
+          <w:bCs/>
+        </w:rPr>
+        <w:t>):</w:t>
+      </w:r>
+      <w:r>
+        <w:t> Scans installed apps for malware indicators and high-risk permission requests.</w:t>
+      </w:r>
+    </w:p>
+    <w:p>
+      <w:pPr>
+        <w:numPr>
+          <w:ilvl w:val="0"/>
+          <w:numId w:val="25"/>
+        </w:numPr>
+      </w:pPr>
+      <w:r>
+        <w:rPr>
+          <w:b/>
+          <w:bCs/>
+        </w:rPr>
+        <w:t>Permission Auditor (</w:t>
+      </w:r>
+      <w:proofErr w:type="spellStart"/>
+      <w:r>
+        <w:rPr>
+          <w:b/>
+          <w:bCs/>
+        </w:rPr>
+        <w:t>permission_auditor_</w:t>
+      </w:r>
+      <w:proofErr w:type="gramStart"/>
+      <w:r>
+        <w:rPr>
+          <w:b/>
+          <w:bCs/>
+        </w:rPr>
+        <w:t>screen.dart</w:t>
+      </w:r>
+      <w:proofErr w:type="spellEnd"/>
+      <w:proofErr w:type="gramEnd"/>
+      <w:r>
+        <w:rPr>
+          <w:b/>
+          <w:bCs/>
+        </w:rPr>
+        <w:t>):</w:t>
+      </w:r>
+      <w:r>
+        <w:t> Categorizes installed applications by sensitive permissions (Camera, Mic, Location, SMS, Contacts).</w:t>
+      </w:r>
+    </w:p>
+    <w:p>
+      <w:pPr>
+        <w:numPr>
+          <w:ilvl w:val="0"/>
+          <w:numId w:val="25"/>
+        </w:numPr>
+      </w:pPr>
+      <w:r>
+        <w:rPr>
+          <w:b/>
+          <w:bCs/>
+        </w:rPr>
+        <w:t>Secure Shredder (</w:t>
+      </w:r>
+      <w:proofErr w:type="spellStart"/>
+      <w:r>
+        <w:rPr>
+          <w:b/>
+          <w:bCs/>
+        </w:rPr>
+        <w:t>secure_shredder_</w:t>
+      </w:r>
+      <w:proofErr w:type="gramStart"/>
+      <w:r>
+        <w:rPr>
+          <w:b/>
+          <w:bCs/>
+        </w:rPr>
+        <w:t>screen.dart</w:t>
+      </w:r>
+      <w:proofErr w:type="spellEnd"/>
+      <w:proofErr w:type="gramEnd"/>
+      <w:r>
+        <w:rPr>
+          <w:b/>
+          <w:bCs/>
+        </w:rPr>
+        <w:t>):</w:t>
+      </w:r>
+      <w:r>
+        <w:t> Overwrites and deletes files using multi-pass wiping patterns.</w:t>
+      </w:r>
+    </w:p>
+    <w:p>
+      <w:pPr>
+        <w:numPr>
+          <w:ilvl w:val="0"/>
+          <w:numId w:val="25"/>
+        </w:numPr>
+      </w:pPr>
+      <w:r>
+        <w:rPr>
+          <w:b/>
+          <w:bCs/>
+        </w:rPr>
+        <w:t>Parental Controls (</w:t>
+      </w:r>
+      <w:proofErr w:type="spellStart"/>
+      <w:r>
+        <w:rPr>
+          <w:b/>
+          <w:bCs/>
+        </w:rPr>
+        <w:t>parental_controls_</w:t>
+      </w:r>
+      <w:proofErr w:type="gramStart"/>
+      <w:r>
+        <w:rPr>
+          <w:b/>
+          <w:bCs/>
+        </w:rPr>
+        <w:t>screen.dart</w:t>
+      </w:r>
+      <w:proofErr w:type="spellEnd"/>
+      <w:proofErr w:type="gramEnd"/>
+      <w:r>
+        <w:rPr>
+          <w:b/>
+          <w:bCs/>
+        </w:rPr>
+        <w:t>):</w:t>
+      </w:r>
+      <w:r>
+        <w:t> Controls native application locking via </w:t>
+      </w:r>
+      <w:proofErr w:type="spellStart"/>
+      <w:r>
+        <w:t>AppLockerService.kt</w:t>
+      </w:r>
+      <w:proofErr w:type="spellEnd"/>
+      <w:r>
+        <w:t>.</w:t>
+      </w:r>
+    </w:p>
+    <w:p>
+      <w:r>
+        <w:lastRenderedPageBreak/>
+        <w:pict w14:anchorId="1E6D7E3A">
+          <v:rect id="_x0000_i1054" style="width:518.25pt;height:.75pt" o:hrpct="0" o:hralign="center" o:hrstd="t" o:hr="t" fillcolor="#a0a0a0" stroked="f"/>
+        </w:pict>
+      </w:r>
+    </w:p>
+    <w:p>
+      <w:r>
+        <w:rPr>
+          <w:rFonts w:ascii="Segoe UI Emoji" w:hAnsi="Segoe UI Emoji" w:cs="Segoe UI Emoji"/>
+        </w:rPr>
+        <w:t>🔑</w:t>
+      </w:r>
+      <w:r>
+        <w:t xml:space="preserve"> 10. Authentication &amp; Account Isolation Engine (</w:t>
+      </w:r>
+      <w:proofErr w:type="spellStart"/>
+      <w:r>
+        <w:t>auth_</w:t>
+      </w:r>
+      <w:proofErr w:type="gramStart"/>
+      <w:r>
+        <w:t>screen.dart</w:t>
+      </w:r>
+      <w:proofErr w:type="spellEnd"/>
+      <w:proofErr w:type="gramEnd"/>
+      <w:r>
+        <w:t>, </w:t>
+      </w:r>
+      <w:proofErr w:type="spellStart"/>
+      <w:r>
+        <w:t>auth_</w:t>
+      </w:r>
+      <w:proofErr w:type="gramStart"/>
+      <w:r>
+        <w:t>service.dart</w:t>
+      </w:r>
+      <w:proofErr w:type="spellEnd"/>
+      <w:proofErr w:type="gramEnd"/>
+      <w:r>
+        <w:t>)</w:t>
+      </w:r>
+    </w:p>
+    <w:p>
+      <w:pPr>
+        <w:numPr>
+          <w:ilvl w:val="0"/>
+          <w:numId w:val="26"/>
+        </w:numPr>
+      </w:pPr>
+      <w:r>
+        <w:rPr>
+          <w:b/>
+          <w:bCs/>
+        </w:rPr>
+        <w:t>Dual Auth Modes:</w:t>
+      </w:r>
+      <w:r>
+        <w:t> Online JWT authentication + Offline Direct Mode.</w:t>
+      </w:r>
+    </w:p>
+    <w:p>
+      <w:pPr>
+        <w:numPr>
+          <w:ilvl w:val="0"/>
+          <w:numId w:val="26"/>
+        </w:numPr>
+      </w:pPr>
+      <w:r>
+        <w:rPr>
+          <w:b/>
+          <w:bCs/>
+        </w:rPr>
+        <w:t>Custom Styled Offline Login:</w:t>
+      </w:r>
+      <w:r>
+        <w:t> Styled with red accent details, clear localized messaging, and offline mode indicator.</w:t>
+      </w:r>
+    </w:p>
+    <w:p>
+      <w:pPr>
+        <w:numPr>
+          <w:ilvl w:val="0"/>
+          <w:numId w:val="26"/>
+        </w:numPr>
+      </w:pPr>
+      <w:r>
+        <w:rPr>
+          <w:b/>
+          <w:bCs/>
+        </w:rPr>
+        <w:t>Strict Navigation Guards:</w:t>
+      </w:r>
+      <w:r>
+        <w:t> Direct tab links and nav bar items enforce authentication checks to prevent bypassing login.</w:t>
+      </w:r>
+    </w:p>
+    <w:p>
+      <w:pPr>
+        <w:numPr>
+          <w:ilvl w:val="0"/>
+          <w:numId w:val="26"/>
+        </w:numPr>
+      </w:pPr>
+      <w:r>
+        <w:rPr>
+          <w:b/>
+          <w:bCs/>
+        </w:rPr>
+        <w:t>Account Isolation Guarantee:</w:t>
+      </w:r>
+      <w:r>
+        <w:t xml:space="preserve"> Storage keys for Vault, Planner, Boma, </w:t>
+      </w:r>
+      <w:proofErr w:type="spellStart"/>
+      <w:r>
+        <w:t>Chonjo</w:t>
+      </w:r>
+      <w:proofErr w:type="spellEnd"/>
+      <w:r>
+        <w:t>, Agent History, and Activity logs are scoped to </w:t>
+      </w:r>
+      <w:proofErr w:type="spellStart"/>
+      <w:r>
+        <w:t>cached_display_name</w:t>
+      </w:r>
+      <w:proofErr w:type="spellEnd"/>
+      <w:r>
+        <w:t>.</w:t>
+      </w:r>
+    </w:p>
+    <w:p>
+      <w:r>
+        <w:pict w14:anchorId="6990290C">
+          <v:rect id="_x0000_i1055" style="width:518.25pt;height:.75pt" o:hrpct="0" o:hralign="center" o:hrstd="t" o:hr="t" fillcolor="#a0a0a0" stroked="f"/>
+        </w:pict>
+      </w:r>
+    </w:p>
+    <w:p>
+      <w:pPr>
+        <w:rPr>
+          <w:b/>
+          <w:bCs/>
+        </w:rPr>
+      </w:pPr>
+      <w:r>
+        <w:rPr>
+          <w:b/>
+          <w:bCs/>
+        </w:rPr>
+        <w:t>4. Verification &amp; Build Verification</w:t>
+      </w:r>
+    </w:p>
+    <w:p>
+      <w:pPr>
+        <w:numPr>
+          <w:ilvl w:val="0"/>
+          <w:numId w:val="27"/>
+        </w:numPr>
+      </w:pPr>
+      <w:r>
+        <w:rPr>
+          <w:b/>
+          <w:bCs/>
+        </w:rPr>
+        <w:t>Executable Artifact:</w:t>
+      </w:r>
+      <w:r>
+        <w:t> Release build generated at frontend/build/app/outputs/flutter-</w:t>
+      </w:r>
+      <w:proofErr w:type="spellStart"/>
+      <w:r>
+        <w:t>apk</w:t>
+      </w:r>
+      <w:proofErr w:type="spellEnd"/>
+      <w:r>
+        <w:t>/app-</w:t>
+      </w:r>
+      <w:proofErr w:type="spellStart"/>
+      <w:r>
+        <w:t>release.apk</w:t>
+      </w:r>
+      <w:proofErr w:type="spellEnd"/>
+      <w:r>
+        <w:t>.</w:t>
+      </w:r>
+    </w:p>
+    <w:p>
+      <w:pPr>
+        <w:numPr>
+          <w:ilvl w:val="0"/>
+          <w:numId w:val="27"/>
+        </w:numPr>
+      </w:pPr>
+      <w:r>
+        <w:rPr>
+          <w:b/>
+          <w:bCs/>
+        </w:rPr>
+        <w:t>Compilation Compatibility:</w:t>
+      </w:r>
+      <w:r>
+        <w:t> Icons tree-shaking flags (--no-tree-shake-icons) and Android Kotlin Gradle Plugin settings validated.</w:t>
+      </w:r>
+    </w:p>
+    <w:p/>
+    <w:p/>
+    <w:p/>
+    <w:p/>
+    <w:p/>
+    <w:p/>
+    <w:p/>
+    <w:p/>
+    <w:p/>
+    <w:p/>
+    <w:p/>
+    <w:p/>
+    <w:p/>
+    <w:p/>
+    <w:p/>
+    <w:p/>
+    <w:p/>
+    <w:p/>
+    <w:p/>
+    <w:p>
+      <w:pPr>
+        <w:spacing w:after="0"/>
+        <w:ind w:left="-1440" w:right="10466"/>
+      </w:pPr>
+    </w:p>
+    <w:tbl>
+      <w:tblPr>
+        <w:tblStyle w:val="TableGrid"/>
+        <w:tblW w:w="11056" w:type="dxa"/>
+        <w:tblInd w:w="-1022" w:type="dxa"/>
+        <w:tblCellMar>
+          <w:top w:w="6" w:type="dxa"/>
+          <w:left w:w="109" w:type="dxa"/>
+          <w:bottom w:w="3" w:type="dxa"/>
+          <w:right w:w="68" w:type="dxa"/>
+        </w:tblCellMar>
+        <w:tblLook w:val="04A0" w:firstRow="1" w:lastRow="0" w:firstColumn="1" w:lastColumn="0" w:noHBand="0" w:noVBand="1"/>
+      </w:tblPr>
+      <w:tblGrid>
+        <w:gridCol w:w="2460"/>
+        <w:gridCol w:w="4396"/>
+        <w:gridCol w:w="1618"/>
+        <w:gridCol w:w="2582"/>
+      </w:tblGrid>
+      <w:tr>
+        <w:trPr>
+          <w:trHeight w:val="1826"/>
+        </w:trPr>
+        <w:tc>
+          <w:tcPr>
+            <w:tcW w:w="2460" w:type="dxa"/>
+            <w:tcBorders>
+              <w:top w:val="single" w:sz="4" w:space="0" w:color="4472C4"/>
+              <w:left w:val="single" w:sz="4" w:space="0" w:color="4472C4"/>
+              <w:bottom w:val="single" w:sz="4" w:space="0" w:color="8EAADB"/>
+              <w:right w:val="nil"/>
+            </w:tcBorders>
+            <w:shd w:val="clear" w:color="auto" w:fill="4472C4"/>
+          </w:tcPr>
+          <w:p/>
+        </w:tc>
+        <w:tc>
+          <w:tcPr>
+            <w:tcW w:w="6014" w:type="dxa"/>
+            <w:gridSpan w:val="2"/>
+            <w:tcBorders>
+              <w:top w:val="single" w:sz="4" w:space="0" w:color="4472C4"/>
+              <w:left w:val="nil"/>
+              <w:bottom w:val="single" w:sz="4" w:space="0" w:color="8EAADB"/>
+              <w:right w:val="nil"/>
+            </w:tcBorders>
+            <w:shd w:val="clear" w:color="auto" w:fill="4472C4"/>
+            <w:vAlign w:val="bottom"/>
+          </w:tcPr>
+          <w:p>
+            <w:pPr>
+              <w:spacing w:after="407"/>
+              <w:ind w:left="80"/>
+              <w:jc w:val="center"/>
+            </w:pPr>
+            <w:proofErr w:type="spellStart"/>
+            <w:r>
+              <w:rPr>
+                <w:rFonts w:ascii="Calibri" w:eastAsia="Calibri" w:hAnsi="Calibri" w:cs="Calibri"/>
+                <w:color w:val="FFFFFF"/>
+                <w:sz w:val="32"/>
+              </w:rPr>
+              <w:t>Secunets</w:t>
+            </w:r>
+            <w:proofErr w:type="spellEnd"/>
+            <w:r>
+              <w:rPr>
+                <w:rFonts w:ascii="Calibri" w:eastAsia="Calibri" w:hAnsi="Calibri" w:cs="Calibri"/>
+                <w:color w:val="FFFFFF"/>
+                <w:sz w:val="32"/>
+              </w:rPr>
+              <w:t xml:space="preserve"> Technologies Ltd Training</w:t>
+            </w:r>
+          </w:p>
+          <w:p>
+            <w:pPr>
+              <w:ind w:left="79"/>
+              <w:jc w:val="center"/>
+            </w:pPr>
+            <w:r>
+              <w:rPr>
+                <w:rFonts w:ascii="Calibri" w:eastAsia="Calibri" w:hAnsi="Calibri" w:cs="Calibri"/>
+                <w:color w:val="FFFFFF"/>
+                <w:sz w:val="28"/>
+              </w:rPr>
+              <w:t>Three-Month Training Schedule</w:t>
+            </w:r>
+          </w:p>
+        </w:tc>
+        <w:tc>
+          <w:tcPr>
+            <w:tcW w:w="2582" w:type="dxa"/>
+            <w:tcBorders>
+              <w:top w:val="single" w:sz="4" w:space="0" w:color="4472C4"/>
+              <w:left w:val="nil"/>
+              <w:bottom w:val="single" w:sz="4" w:space="0" w:color="8EAADB"/>
+              <w:right w:val="single" w:sz="4" w:space="0" w:color="4472C4"/>
+            </w:tcBorders>
+            <w:shd w:val="clear" w:color="auto" w:fill="4472C4"/>
+          </w:tcPr>
+          <w:p/>
+        </w:tc>
+      </w:tr>
+      <w:tr>
+        <w:trPr>
+          <w:trHeight w:val="336"/>
+        </w:trPr>
+        <w:tc>
+          <w:tcPr>
+            <w:tcW w:w="2460" w:type="dxa"/>
+            <w:tcBorders>
+              <w:top w:val="single" w:sz="4" w:space="0" w:color="8EAADB"/>
+              <w:left w:val="single" w:sz="4" w:space="0" w:color="8EAADB"/>
+              <w:bottom w:val="single" w:sz="4" w:space="0" w:color="8EAADB"/>
+              <w:right w:val="single" w:sz="4" w:space="0" w:color="8EAADB"/>
+            </w:tcBorders>
+            <w:shd w:val="clear" w:color="auto" w:fill="D9E2F3"/>
+          </w:tcPr>
+          <w:p>
+            <w:pPr>
+              <w:ind w:left="1"/>
+            </w:pPr>
+            <w:r>
+              <w:rPr>
+                <w:rFonts w:ascii="Calibri" w:eastAsia="Calibri" w:hAnsi="Calibri" w:cs="Calibri"/>
+                <w:b/>
+                <w:color w:val="1F1F1F"/>
+              </w:rPr>
+              <w:t>CATEGORY</w:t>
+            </w:r>
+          </w:p>
+        </w:tc>
+        <w:tc>
+          <w:tcPr>
+            <w:tcW w:w="4396" w:type="dxa"/>
+            <w:tcBorders>
+              <w:top w:val="single" w:sz="4" w:space="0" w:color="8EAADB"/>
+              <w:left w:val="single" w:sz="4" w:space="0" w:color="8EAADB"/>
+              <w:bottom w:val="single" w:sz="4" w:space="0" w:color="8EAADB"/>
+              <w:right w:val="single" w:sz="4" w:space="0" w:color="8EAADB"/>
+            </w:tcBorders>
+            <w:shd w:val="clear" w:color="auto" w:fill="D9E2F3"/>
+          </w:tcPr>
+          <w:p>
+            <w:pPr>
+              <w:ind w:left="1"/>
+            </w:pPr>
+            <w:r>
+              <w:rPr>
+                <w:rFonts w:ascii="Calibri" w:eastAsia="Calibri" w:hAnsi="Calibri" w:cs="Calibri"/>
+                <w:b/>
+                <w:color w:val="1F1F1F"/>
+              </w:rPr>
+              <w:t>LEARNING ACTIVITIES</w:t>
+            </w:r>
+          </w:p>
+        </w:tc>
+        <w:tc>
+          <w:tcPr>
+            <w:tcW w:w="1618" w:type="dxa"/>
+            <w:tcBorders>
+              <w:top w:val="single" w:sz="4" w:space="0" w:color="8EAADB"/>
+              <w:left w:val="single" w:sz="4" w:space="0" w:color="8EAADB"/>
+              <w:bottom w:val="single" w:sz="4" w:space="0" w:color="8EAADB"/>
+              <w:right w:val="single" w:sz="4" w:space="0" w:color="8EAADB"/>
+            </w:tcBorders>
+            <w:shd w:val="clear" w:color="auto" w:fill="D9E2F3"/>
+          </w:tcPr>
+          <w:p>
+            <w:r>
+              <w:rPr>
+                <w:rFonts w:ascii="Calibri" w:eastAsia="Calibri" w:hAnsi="Calibri" w:cs="Calibri"/>
+                <w:b/>
+                <w:color w:val="1F1F1F"/>
+              </w:rPr>
+              <w:t>TOOLS</w:t>
+            </w:r>
+          </w:p>
+        </w:tc>
+        <w:tc>
+          <w:tcPr>
+            <w:tcW w:w="2582" w:type="dxa"/>
+            <w:tcBorders>
+              <w:top w:val="single" w:sz="4" w:space="0" w:color="8EAADB"/>
+              <w:left w:val="single" w:sz="4" w:space="0" w:color="8EAADB"/>
+              <w:bottom w:val="single" w:sz="4" w:space="0" w:color="8EAADB"/>
+              <w:right w:val="single" w:sz="4" w:space="0" w:color="8EAADB"/>
+            </w:tcBorders>
+            <w:shd w:val="clear" w:color="auto" w:fill="D9E2F3"/>
+          </w:tcPr>
+          <w:p>
+            <w:pPr>
+              <w:ind w:left="1"/>
+            </w:pPr>
+            <w:r>
+              <w:rPr>
+                <w:rFonts w:ascii="Calibri" w:eastAsia="Calibri" w:hAnsi="Calibri" w:cs="Calibri"/>
+                <w:b/>
+                <w:color w:val="1F1F1F"/>
+              </w:rPr>
+              <w:t>REQUIREMENTS</w:t>
+            </w:r>
+          </w:p>
+        </w:tc>
+      </w:tr>
+      <w:tr>
+        <w:trPr>
+          <w:trHeight w:val="8871"/>
+        </w:trPr>
+        <w:tc>
+          <w:tcPr>
+            <w:tcW w:w="2460" w:type="dxa"/>
+            <w:tcBorders>
+              <w:top w:val="single" w:sz="4" w:space="0" w:color="8EAADB"/>
+              <w:left w:val="single" w:sz="4" w:space="0" w:color="8EAADB"/>
+              <w:bottom w:val="single" w:sz="4" w:space="0" w:color="8EAADB"/>
+              <w:right w:val="single" w:sz="4" w:space="0" w:color="8EAADB"/>
+            </w:tcBorders>
+          </w:tcPr>
+          <w:p>
+            <w:pPr>
+              <w:ind w:left="1"/>
+            </w:pPr>
+            <w:r>
+              <w:rPr>
+                <w:rFonts w:ascii="Calibri" w:eastAsia="Calibri" w:hAnsi="Calibri" w:cs="Calibri"/>
+                <w:b/>
+                <w:color w:val="1F1F1F"/>
+              </w:rPr>
+              <w:t>VIRTUALIZATION</w:t>
+            </w:r>
+          </w:p>
+        </w:tc>
+        <w:tc>
+          <w:tcPr>
+            <w:tcW w:w="4396" w:type="dxa"/>
+            <w:tcBorders>
+              <w:top w:val="single" w:sz="4" w:space="0" w:color="8EAADB"/>
+              <w:left w:val="single" w:sz="4" w:space="0" w:color="8EAADB"/>
+              <w:bottom w:val="single" w:sz="4" w:space="0" w:color="8EAADB"/>
+              <w:right w:val="single" w:sz="4" w:space="0" w:color="8EAADB"/>
+            </w:tcBorders>
+          </w:tcPr>
+          <w:p>
+            <w:pPr>
+              <w:numPr>
+                <w:ilvl w:val="0"/>
+                <w:numId w:val="28"/>
+              </w:numPr>
+              <w:spacing w:after="11"/>
+            </w:pPr>
+            <w:r>
+              <w:rPr>
+                <w:rFonts w:ascii="Calibri" w:eastAsia="Calibri" w:hAnsi="Calibri" w:cs="Calibri"/>
+                <w:b/>
+                <w:color w:val="1F1F1F"/>
+              </w:rPr>
+              <w:t>Installation:</w:t>
+            </w:r>
+            <w:r>
+              <w:rPr>
+                <w:rFonts w:ascii="Calibri" w:eastAsia="Calibri" w:hAnsi="Calibri" w:cs="Calibri"/>
+                <w:color w:val="1F1F1F"/>
+              </w:rPr>
+              <w:t xml:space="preserve"> Installing </w:t>
+            </w:r>
+          </w:p>
+          <w:p>
+            <w:pPr>
+              <w:spacing w:after="337" w:line="268" w:lineRule="auto"/>
+              <w:ind w:left="1"/>
+            </w:pPr>
+            <w:r>
+              <w:rPr>
+                <w:rFonts w:ascii="Calibri" w:eastAsia="Calibri" w:hAnsi="Calibri" w:cs="Calibri"/>
+                <w:color w:val="1F1F1F"/>
+              </w:rPr>
+              <w:t>Hypervisors (</w:t>
+            </w:r>
+            <w:proofErr w:type="spellStart"/>
+            <w:r>
+              <w:rPr>
+                <w:rFonts w:ascii="Calibri" w:eastAsia="Calibri" w:hAnsi="Calibri" w:cs="Calibri"/>
+                <w:color w:val="1F1F1F"/>
+              </w:rPr>
+              <w:t>e.g</w:t>
+            </w:r>
+            <w:proofErr w:type="spellEnd"/>
+            <w:r>
+              <w:rPr>
+                <w:rFonts w:ascii="Calibri" w:eastAsia="Calibri" w:hAnsi="Calibri" w:cs="Calibri"/>
+                <w:color w:val="1F1F1F"/>
+              </w:rPr>
+              <w:t xml:space="preserve"> VirtualBox, VMware, </w:t>
+            </w:r>
+            <w:proofErr w:type="spellStart"/>
+            <w:r>
+              <w:rPr>
+                <w:rFonts w:ascii="Calibri" w:eastAsia="Calibri" w:hAnsi="Calibri" w:cs="Calibri"/>
+                <w:color w:val="1F1F1F"/>
+              </w:rPr>
+              <w:t>Proxmox</w:t>
+            </w:r>
+            <w:proofErr w:type="spellEnd"/>
+            <w:r>
+              <w:rPr>
+                <w:rFonts w:ascii="Calibri" w:eastAsia="Calibri" w:hAnsi="Calibri" w:cs="Calibri"/>
+                <w:color w:val="1F1F1F"/>
+              </w:rPr>
+              <w:t xml:space="preserve"> VE, and Docker) and Guest OS (Linux/Windows).</w:t>
+            </w:r>
+          </w:p>
+          <w:p>
+            <w:pPr>
+              <w:numPr>
+                <w:ilvl w:val="0"/>
+                <w:numId w:val="28"/>
+              </w:numPr>
+              <w:spacing w:line="270" w:lineRule="auto"/>
+            </w:pPr>
+            <w:r>
+              <w:rPr>
+                <w:rFonts w:ascii="Calibri" w:eastAsia="Calibri" w:hAnsi="Calibri" w:cs="Calibri"/>
+                <w:b/>
+                <w:color w:val="1F1F1F"/>
+              </w:rPr>
+              <w:t>Configuration:</w:t>
+            </w:r>
+            <w:r>
+              <w:rPr>
+                <w:rFonts w:ascii="Calibri" w:eastAsia="Calibri" w:hAnsi="Calibri" w:cs="Calibri"/>
+                <w:color w:val="1F1F1F"/>
+              </w:rPr>
+              <w:t xml:space="preserve"> </w:t>
+            </w:r>
+            <w:r>
+              <w:rPr>
+                <w:rFonts w:ascii="Calibri" w:eastAsia="Calibri" w:hAnsi="Calibri" w:cs="Calibri"/>
+              </w:rPr>
+              <w:t xml:space="preserve">Setting up virtual machine resources (CPU, RAM, storage), configuring network modes (NAT, Bridged, Host-only), managing users and permissions in Linux </w:t>
+            </w:r>
+          </w:p>
+          <w:p>
+            <w:pPr>
+              <w:spacing w:after="349" w:line="268" w:lineRule="auto"/>
+              <w:ind w:left="1"/>
+            </w:pPr>
+            <w:r>
+              <w:rPr>
+                <w:rFonts w:ascii="Calibri" w:eastAsia="Calibri" w:hAnsi="Calibri" w:cs="Calibri"/>
+              </w:rPr>
+              <w:t>environments, updating systems using package managers, enabling shared folders and clipboard integration, and creating snapshots and clones for testing and recovery purposes.</w:t>
+            </w:r>
+          </w:p>
+          <w:p>
+            <w:pPr>
+              <w:numPr>
+                <w:ilvl w:val="0"/>
+                <w:numId w:val="28"/>
+              </w:numPr>
+              <w:spacing w:after="340" w:line="268" w:lineRule="auto"/>
+            </w:pPr>
+            <w:r>
+              <w:rPr>
+                <w:rFonts w:ascii="Calibri" w:eastAsia="Calibri" w:hAnsi="Calibri" w:cs="Calibri"/>
+                <w:b/>
+                <w:color w:val="1F1F1F"/>
+              </w:rPr>
+              <w:t>Security:</w:t>
+            </w:r>
+            <w:r>
+              <w:rPr>
+                <w:rFonts w:ascii="Calibri" w:eastAsia="Calibri" w:hAnsi="Calibri" w:cs="Calibri"/>
+                <w:color w:val="1F1F1F"/>
+              </w:rPr>
+              <w:t xml:space="preserve"> Using Nmap for scanning, hardening guest OS by applying patches and disabling unnecessary services, configuring firewalls, enforcing access controls, and securing virtual environments through proper segmentation and secure configurations.</w:t>
+            </w:r>
+          </w:p>
+          <w:p>
+            <w:pPr>
+              <w:numPr>
+                <w:ilvl w:val="0"/>
+                <w:numId w:val="28"/>
+              </w:numPr>
+            </w:pPr>
+            <w:r>
+              <w:rPr>
+                <w:rFonts w:ascii="Calibri" w:eastAsia="Calibri" w:hAnsi="Calibri" w:cs="Calibri"/>
+                <w:b/>
+                <w:color w:val="1F1F1F"/>
+              </w:rPr>
+              <w:t>Forensics:</w:t>
+            </w:r>
+            <w:r>
+              <w:rPr>
+                <w:rFonts w:ascii="Calibri" w:eastAsia="Calibri" w:hAnsi="Calibri" w:cs="Calibri"/>
+                <w:color w:val="1F1F1F"/>
+              </w:rPr>
+              <w:t xml:space="preserve"> </w:t>
+            </w:r>
+            <w:proofErr w:type="spellStart"/>
+            <w:r>
+              <w:rPr>
+                <w:rFonts w:ascii="Calibri" w:eastAsia="Calibri" w:hAnsi="Calibri" w:cs="Calibri"/>
+              </w:rPr>
+              <w:t>Analyzing</w:t>
+            </w:r>
+            <w:proofErr w:type="spellEnd"/>
+            <w:r>
+              <w:rPr>
+                <w:rFonts w:ascii="Calibri" w:eastAsia="Calibri" w:hAnsi="Calibri" w:cs="Calibri"/>
+              </w:rPr>
+              <w:t xml:space="preserve"> system logs </w:t>
+            </w:r>
+          </w:p>
+          <w:p>
+            <w:pPr>
+              <w:ind w:left="1"/>
+            </w:pPr>
+            <w:r>
+              <w:rPr>
+                <w:rFonts w:ascii="Calibri" w:eastAsia="Calibri" w:hAnsi="Calibri" w:cs="Calibri"/>
+              </w:rPr>
+              <w:t>(/var/log/auth.log, /var/log/syslog) to detect unauthorized access attempts</w:t>
+            </w:r>
+          </w:p>
+        </w:tc>
+        <w:tc>
+          <w:tcPr>
+            <w:tcW w:w="1618" w:type="dxa"/>
+            <w:tcBorders>
+              <w:top w:val="single" w:sz="4" w:space="0" w:color="8EAADB"/>
+              <w:left w:val="single" w:sz="4" w:space="0" w:color="8EAADB"/>
+              <w:bottom w:val="single" w:sz="4" w:space="0" w:color="8EAADB"/>
+              <w:right w:val="single" w:sz="4" w:space="0" w:color="8EAADB"/>
+            </w:tcBorders>
+          </w:tcPr>
+          <w:p>
+            <w:pPr>
+              <w:spacing w:after="11"/>
+            </w:pPr>
+            <w:r>
+              <w:rPr>
+                <w:rFonts w:ascii="Calibri" w:eastAsia="Calibri" w:hAnsi="Calibri" w:cs="Calibri"/>
+                <w:color w:val="1F1F1F"/>
+              </w:rPr>
+              <w:t>VirtualBox</w:t>
+            </w:r>
+          </w:p>
+          <w:p>
+            <w:pPr>
+              <w:spacing w:after="11"/>
+            </w:pPr>
+            <w:r>
+              <w:rPr>
+                <w:rFonts w:ascii="Calibri" w:eastAsia="Calibri" w:hAnsi="Calibri" w:cs="Calibri"/>
+                <w:color w:val="1F1F1F"/>
+              </w:rPr>
+              <w:t xml:space="preserve">VMWare </w:t>
+            </w:r>
+          </w:p>
+          <w:p>
+            <w:pPr>
+              <w:spacing w:after="11"/>
+            </w:pPr>
+            <w:proofErr w:type="spellStart"/>
+            <w:r>
+              <w:rPr>
+                <w:rFonts w:ascii="Calibri" w:eastAsia="Calibri" w:hAnsi="Calibri" w:cs="Calibri"/>
+                <w:color w:val="1F1F1F"/>
+              </w:rPr>
+              <w:t>Proxmox</w:t>
+            </w:r>
+            <w:proofErr w:type="spellEnd"/>
+            <w:r>
+              <w:rPr>
+                <w:rFonts w:ascii="Calibri" w:eastAsia="Calibri" w:hAnsi="Calibri" w:cs="Calibri"/>
+                <w:color w:val="1F1F1F"/>
+              </w:rPr>
+              <w:t xml:space="preserve"> </w:t>
+            </w:r>
+          </w:p>
+          <w:p>
+            <w:pPr>
+              <w:spacing w:after="11"/>
+            </w:pPr>
+            <w:r>
+              <w:rPr>
+                <w:rFonts w:ascii="Calibri" w:eastAsia="Calibri" w:hAnsi="Calibri" w:cs="Calibri"/>
+                <w:color w:val="1F1F1F"/>
+              </w:rPr>
+              <w:t>VE</w:t>
+            </w:r>
+          </w:p>
+          <w:p>
+            <w:r>
+              <w:rPr>
+                <w:rFonts w:ascii="Calibri" w:eastAsia="Calibri" w:hAnsi="Calibri" w:cs="Calibri"/>
+                <w:color w:val="1F1F1F"/>
+              </w:rPr>
+              <w:t xml:space="preserve">Docker </w:t>
+            </w:r>
+          </w:p>
+        </w:tc>
+        <w:tc>
+          <w:tcPr>
+            <w:tcW w:w="2582" w:type="dxa"/>
+            <w:tcBorders>
+              <w:top w:val="single" w:sz="4" w:space="0" w:color="8EAADB"/>
+              <w:left w:val="single" w:sz="4" w:space="0" w:color="8EAADB"/>
+              <w:bottom w:val="single" w:sz="4" w:space="0" w:color="8EAADB"/>
+              <w:right w:val="single" w:sz="4" w:space="0" w:color="8EAADB"/>
+            </w:tcBorders>
+          </w:tcPr>
+          <w:p>
+            <w:pPr>
+              <w:spacing w:after="11"/>
+              <w:ind w:left="1"/>
+              <w:jc w:val="both"/>
+            </w:pPr>
+            <w:r>
+              <w:rPr>
+                <w:rFonts w:ascii="Calibri" w:eastAsia="Calibri" w:hAnsi="Calibri" w:cs="Calibri"/>
+                <w:color w:val="1F1F1F"/>
+              </w:rPr>
+              <w:t xml:space="preserve">Windows 10/11, 8GB </w:t>
+            </w:r>
+          </w:p>
+          <w:p>
+            <w:pPr>
+              <w:spacing w:line="268" w:lineRule="auto"/>
+              <w:ind w:left="1" w:right="126"/>
+            </w:pPr>
+            <w:r>
+              <w:rPr>
+                <w:rFonts w:ascii="Calibri" w:eastAsia="Calibri" w:hAnsi="Calibri" w:cs="Calibri"/>
+                <w:color w:val="1F1F1F"/>
+              </w:rPr>
+              <w:t>RAM or Above, Virtualization enabled in BIOS Kali Linux</w:t>
+            </w:r>
+          </w:p>
+          <w:p>
+            <w:pPr>
+              <w:spacing w:after="11"/>
+              <w:ind w:left="1"/>
+            </w:pPr>
+            <w:proofErr w:type="gramStart"/>
+            <w:r>
+              <w:rPr>
+                <w:rFonts w:ascii="Calibri" w:eastAsia="Calibri" w:hAnsi="Calibri" w:cs="Calibri"/>
+                <w:color w:val="1F1F1F"/>
+              </w:rPr>
+              <w:t>Ubuntu(</w:t>
+            </w:r>
+            <w:proofErr w:type="gramEnd"/>
+            <w:r>
+              <w:rPr>
+                <w:rFonts w:ascii="Calibri" w:eastAsia="Calibri" w:hAnsi="Calibri" w:cs="Calibri"/>
+                <w:color w:val="1F1F1F"/>
+              </w:rPr>
+              <w:t xml:space="preserve">Desktop &amp; </w:t>
+            </w:r>
+          </w:p>
+          <w:p>
+            <w:pPr>
+              <w:spacing w:after="11"/>
+              <w:ind w:left="1"/>
+            </w:pPr>
+            <w:r>
+              <w:rPr>
+                <w:rFonts w:ascii="Calibri" w:eastAsia="Calibri" w:hAnsi="Calibri" w:cs="Calibri"/>
+                <w:color w:val="1F1F1F"/>
+              </w:rPr>
+              <w:t>Server)</w:t>
+            </w:r>
+          </w:p>
+          <w:p>
+            <w:pPr>
+              <w:spacing w:after="11"/>
+              <w:ind w:left="1"/>
+            </w:pPr>
+            <w:r>
+              <w:rPr>
+                <w:rFonts w:ascii="Calibri" w:eastAsia="Calibri" w:hAnsi="Calibri" w:cs="Calibri"/>
+                <w:color w:val="1F1F1F"/>
+              </w:rPr>
+              <w:t>Fedora</w:t>
+            </w:r>
+          </w:p>
+          <w:p>
+            <w:pPr>
+              <w:ind w:left="1"/>
+            </w:pPr>
+            <w:r>
+              <w:rPr>
+                <w:rFonts w:ascii="Calibri" w:eastAsia="Calibri" w:hAnsi="Calibri" w:cs="Calibri"/>
+                <w:color w:val="1F1F1F"/>
+              </w:rPr>
+              <w:t>Parrot Security OS</w:t>
+            </w:r>
+          </w:p>
+        </w:tc>
+      </w:tr>
+      <w:tr>
+        <w:trPr>
+          <w:trHeight w:val="2625"/>
+        </w:trPr>
+        <w:tc>
+          <w:tcPr>
+            <w:tcW w:w="2460" w:type="dxa"/>
+            <w:tcBorders>
+              <w:top w:val="single" w:sz="4" w:space="0" w:color="8EAADB"/>
+              <w:left w:val="single" w:sz="4" w:space="0" w:color="8EAADB"/>
+              <w:bottom w:val="single" w:sz="4" w:space="0" w:color="8EAADB"/>
+              <w:right w:val="single" w:sz="4" w:space="0" w:color="8EAADB"/>
+            </w:tcBorders>
+            <w:shd w:val="clear" w:color="auto" w:fill="D9E2F3"/>
+          </w:tcPr>
+          <w:p>
+            <w:pPr>
+              <w:ind w:left="1"/>
+            </w:pPr>
+            <w:r>
+              <w:rPr>
+                <w:rFonts w:ascii="Calibri" w:eastAsia="Calibri" w:hAnsi="Calibri" w:cs="Calibri"/>
+                <w:b/>
+                <w:color w:val="1F1F1F"/>
+              </w:rPr>
+              <w:lastRenderedPageBreak/>
+              <w:t>WEB APP SERVER</w:t>
+            </w:r>
+          </w:p>
+        </w:tc>
+        <w:tc>
+          <w:tcPr>
+            <w:tcW w:w="4396" w:type="dxa"/>
+            <w:tcBorders>
+              <w:top w:val="single" w:sz="4" w:space="0" w:color="8EAADB"/>
+              <w:left w:val="single" w:sz="4" w:space="0" w:color="8EAADB"/>
+              <w:bottom w:val="single" w:sz="4" w:space="0" w:color="8EAADB"/>
+              <w:right w:val="single" w:sz="4" w:space="0" w:color="8EAADB"/>
+            </w:tcBorders>
+            <w:shd w:val="clear" w:color="auto" w:fill="D9E2F3"/>
+          </w:tcPr>
+          <w:p>
+            <w:pPr>
+              <w:numPr>
+                <w:ilvl w:val="0"/>
+                <w:numId w:val="29"/>
+              </w:numPr>
+              <w:spacing w:after="327" w:line="268" w:lineRule="auto"/>
+            </w:pPr>
+            <w:r>
+              <w:rPr>
+                <w:rFonts w:ascii="Calibri" w:eastAsia="Calibri" w:hAnsi="Calibri" w:cs="Calibri"/>
+                <w:b/>
+                <w:color w:val="1F1F1F"/>
+              </w:rPr>
+              <w:t>Installation:</w:t>
+            </w:r>
+            <w:r>
+              <w:rPr>
+                <w:rFonts w:ascii="Calibri" w:eastAsia="Calibri" w:hAnsi="Calibri" w:cs="Calibri"/>
+                <w:color w:val="1F1F1F"/>
+              </w:rPr>
+              <w:t xml:space="preserve"> Setting up Nginx, Apache, Tomcat, XAMPP, IIS from the terminal/GUI.</w:t>
+            </w:r>
+          </w:p>
+          <w:p>
+            <w:pPr>
+              <w:numPr>
+                <w:ilvl w:val="0"/>
+                <w:numId w:val="29"/>
+              </w:numPr>
+              <w:spacing w:after="41"/>
+            </w:pPr>
+            <w:r>
+              <w:rPr>
+                <w:rFonts w:ascii="Calibri" w:eastAsia="Calibri" w:hAnsi="Calibri" w:cs="Calibri"/>
+                <w:b/>
+                <w:color w:val="1F1F1F"/>
+              </w:rPr>
+              <w:t>Configuration:</w:t>
+            </w:r>
+            <w:r>
+              <w:rPr>
+                <w:rFonts w:ascii="Calibri" w:eastAsia="Calibri" w:hAnsi="Calibri" w:cs="Calibri"/>
+                <w:color w:val="1F1F1F"/>
+              </w:rPr>
+              <w:t xml:space="preserve"> Managing services </w:t>
+            </w:r>
+          </w:p>
+          <w:p>
+            <w:pPr>
+              <w:ind w:left="1"/>
+            </w:pPr>
+            <w:r>
+              <w:rPr>
+                <w:rFonts w:ascii="Calibri" w:eastAsia="Calibri" w:hAnsi="Calibri" w:cs="Calibri"/>
+                <w:color w:val="1F1F1F"/>
+              </w:rPr>
+              <w:t>(</w:t>
+            </w:r>
+            <w:proofErr w:type="spellStart"/>
+            <w:r>
+              <w:rPr>
+                <w:rFonts w:ascii="Calibri" w:eastAsia="Calibri" w:hAnsi="Calibri" w:cs="Calibri"/>
+                <w:color w:val="444746"/>
+                <w:sz w:val="20"/>
+              </w:rPr>
+              <w:t>systemctl</w:t>
+            </w:r>
+            <w:proofErr w:type="spellEnd"/>
+            <w:r>
+              <w:rPr>
+                <w:rFonts w:ascii="Calibri" w:eastAsia="Calibri" w:hAnsi="Calibri" w:cs="Calibri"/>
+                <w:color w:val="444746"/>
+                <w:sz w:val="20"/>
+              </w:rPr>
+              <w:t xml:space="preserve"> start/stop</w:t>
+            </w:r>
+            <w:r>
+              <w:rPr>
+                <w:rFonts w:ascii="Calibri" w:eastAsia="Calibri" w:hAnsi="Calibri" w:cs="Calibri"/>
+                <w:color w:val="1F1F1F"/>
+              </w:rPr>
+              <w:t xml:space="preserve">), editing </w:t>
+            </w:r>
+            <w:proofErr w:type="spellStart"/>
+            <w:r>
+              <w:rPr>
+                <w:rFonts w:ascii="Calibri" w:eastAsia="Calibri" w:hAnsi="Calibri" w:cs="Calibri"/>
+                <w:color w:val="444746"/>
+                <w:sz w:val="20"/>
+              </w:rPr>
+              <w:t>nginx.conf</w:t>
+            </w:r>
+            <w:proofErr w:type="spellEnd"/>
+            <w:r>
+              <w:rPr>
+                <w:rFonts w:ascii="Calibri" w:eastAsia="Calibri" w:hAnsi="Calibri" w:cs="Calibri"/>
+                <w:color w:val="1F1F1F"/>
+              </w:rPr>
+              <w:t xml:space="preserve"> and setting permissions.</w:t>
+            </w:r>
+          </w:p>
+        </w:tc>
+        <w:tc>
+          <w:tcPr>
+            <w:tcW w:w="1618" w:type="dxa"/>
+            <w:tcBorders>
+              <w:top w:val="single" w:sz="4" w:space="0" w:color="8EAADB"/>
+              <w:left w:val="single" w:sz="4" w:space="0" w:color="8EAADB"/>
+              <w:bottom w:val="single" w:sz="4" w:space="0" w:color="8EAADB"/>
+              <w:right w:val="single" w:sz="4" w:space="0" w:color="8EAADB"/>
+            </w:tcBorders>
+            <w:shd w:val="clear" w:color="auto" w:fill="D9E2F3"/>
+          </w:tcPr>
+          <w:p>
+            <w:pPr>
+              <w:spacing w:after="338"/>
+            </w:pPr>
+            <w:r>
+              <w:rPr>
+                <w:rFonts w:ascii="Calibri" w:eastAsia="Calibri" w:hAnsi="Calibri" w:cs="Calibri"/>
+                <w:color w:val="1F1F1F"/>
+              </w:rPr>
+              <w:t>Nginx</w:t>
+            </w:r>
+          </w:p>
+          <w:p>
+            <w:pPr>
+              <w:spacing w:line="536" w:lineRule="auto"/>
+            </w:pPr>
+            <w:r>
+              <w:rPr>
+                <w:rFonts w:ascii="Calibri" w:eastAsia="Calibri" w:hAnsi="Calibri" w:cs="Calibri"/>
+                <w:color w:val="1F1F1F"/>
+              </w:rPr>
+              <w:t>Apache XAMPP</w:t>
+            </w:r>
+          </w:p>
+          <w:p>
+            <w:r>
+              <w:rPr>
+                <w:rFonts w:ascii="Calibri" w:eastAsia="Calibri" w:hAnsi="Calibri" w:cs="Calibri"/>
+                <w:color w:val="1F1F1F"/>
+              </w:rPr>
+              <w:t>Tomcat</w:t>
+            </w:r>
+          </w:p>
+        </w:tc>
+        <w:tc>
+          <w:tcPr>
+            <w:tcW w:w="2582" w:type="dxa"/>
+            <w:tcBorders>
+              <w:top w:val="single" w:sz="4" w:space="0" w:color="8EAADB"/>
+              <w:left w:val="single" w:sz="4" w:space="0" w:color="8EAADB"/>
+              <w:bottom w:val="single" w:sz="4" w:space="0" w:color="8EAADB"/>
+              <w:right w:val="single" w:sz="4" w:space="0" w:color="8EAADB"/>
+            </w:tcBorders>
+            <w:shd w:val="clear" w:color="auto" w:fill="D9E2F3"/>
+          </w:tcPr>
+          <w:p>
+            <w:pPr>
+              <w:spacing w:after="11"/>
+              <w:ind w:left="1"/>
+            </w:pPr>
+            <w:r>
+              <w:rPr>
+                <w:rFonts w:ascii="Calibri" w:eastAsia="Calibri" w:hAnsi="Calibri" w:cs="Calibri"/>
+                <w:color w:val="1F1F1F"/>
+              </w:rPr>
+              <w:t xml:space="preserve">Linux Server, </w:t>
+            </w:r>
+          </w:p>
+          <w:p>
+            <w:pPr>
+              <w:spacing w:after="11"/>
+              <w:ind w:left="1"/>
+            </w:pPr>
+            <w:r>
+              <w:rPr>
+                <w:rFonts w:ascii="Calibri" w:eastAsia="Calibri" w:hAnsi="Calibri" w:cs="Calibri"/>
+                <w:color w:val="1F1F1F"/>
+              </w:rPr>
+              <w:t xml:space="preserve">Domain </w:t>
+            </w:r>
+          </w:p>
+          <w:p>
+            <w:pPr>
+              <w:spacing w:after="11"/>
+              <w:ind w:left="1"/>
+            </w:pPr>
+            <w:r>
+              <w:rPr>
+                <w:rFonts w:ascii="Calibri" w:eastAsia="Calibri" w:hAnsi="Calibri" w:cs="Calibri"/>
+                <w:color w:val="1F1F1F"/>
+              </w:rPr>
+              <w:t xml:space="preserve">Name(optional), </w:t>
+            </w:r>
+          </w:p>
+          <w:p>
+            <w:pPr>
+              <w:spacing w:after="11"/>
+              <w:ind w:left="1"/>
+            </w:pPr>
+            <w:r>
+              <w:rPr>
+                <w:rFonts w:ascii="Calibri" w:eastAsia="Calibri" w:hAnsi="Calibri" w:cs="Calibri"/>
+                <w:color w:val="1F1F1F"/>
+              </w:rPr>
+              <w:t xml:space="preserve">Static IP / Port </w:t>
+            </w:r>
+          </w:p>
+          <w:p>
+            <w:pPr>
+              <w:spacing w:after="11"/>
+              <w:ind w:left="1"/>
+            </w:pPr>
+            <w:r>
+              <w:rPr>
+                <w:rFonts w:ascii="Calibri" w:eastAsia="Calibri" w:hAnsi="Calibri" w:cs="Calibri"/>
+                <w:color w:val="1F1F1F"/>
+              </w:rPr>
+              <w:t xml:space="preserve">80/443 access, RDP, </w:t>
+            </w:r>
+          </w:p>
+          <w:p>
+            <w:pPr>
+              <w:ind w:left="1"/>
+            </w:pPr>
+            <w:r>
+              <w:rPr>
+                <w:rFonts w:ascii="Calibri" w:eastAsia="Calibri" w:hAnsi="Calibri" w:cs="Calibri"/>
+                <w:color w:val="1F1F1F"/>
+              </w:rPr>
+              <w:t>DNS, FTP</w:t>
+            </w:r>
+          </w:p>
+        </w:tc>
+      </w:tr>
+    </w:tbl>
+    <w:p>
+      <w:pPr>
+        <w:spacing w:after="0"/>
+        <w:ind w:left="-1440" w:right="10466"/>
+      </w:pPr>
+    </w:p>
+    <w:tbl>
+      <w:tblPr>
+        <w:tblStyle w:val="TableGrid"/>
+        <w:tblW w:w="11056" w:type="dxa"/>
+        <w:tblInd w:w="-1022" w:type="dxa"/>
+        <w:tblCellMar>
+          <w:top w:w="6" w:type="dxa"/>
+          <w:left w:w="109" w:type="dxa"/>
+          <w:bottom w:w="0" w:type="dxa"/>
+          <w:right w:w="100" w:type="dxa"/>
+        </w:tblCellMar>
+        <w:tblLook w:val="04A0" w:firstRow="1" w:lastRow="0" w:firstColumn="1" w:lastColumn="0" w:noHBand="0" w:noVBand="1"/>
+      </w:tblPr>
+      <w:tblGrid>
+        <w:gridCol w:w="2460"/>
+        <w:gridCol w:w="4396"/>
+        <w:gridCol w:w="1618"/>
+        <w:gridCol w:w="2582"/>
+      </w:tblGrid>
+      <w:tr>
+        <w:trPr>
+          <w:trHeight w:val="2300"/>
+        </w:trPr>
+        <w:tc>
+          <w:tcPr>
+            <w:tcW w:w="2460" w:type="dxa"/>
+            <w:tcBorders>
+              <w:top w:val="single" w:sz="4" w:space="0" w:color="8EAADB"/>
+              <w:left w:val="single" w:sz="4" w:space="0" w:color="8EAADB"/>
+              <w:bottom w:val="single" w:sz="4" w:space="0" w:color="8EAADB"/>
+              <w:right w:val="single" w:sz="4" w:space="0" w:color="8EAADB"/>
+            </w:tcBorders>
+            <w:shd w:val="clear" w:color="auto" w:fill="D9E2F3"/>
+          </w:tcPr>
+          <w:p/>
+        </w:tc>
+        <w:tc>
+          <w:tcPr>
+            <w:tcW w:w="4396" w:type="dxa"/>
+            <w:tcBorders>
+              <w:top w:val="single" w:sz="4" w:space="0" w:color="8EAADB"/>
+              <w:left w:val="single" w:sz="4" w:space="0" w:color="8EAADB"/>
+              <w:bottom w:val="single" w:sz="4" w:space="0" w:color="8EAADB"/>
+              <w:right w:val="single" w:sz="4" w:space="0" w:color="8EAADB"/>
+            </w:tcBorders>
+            <w:shd w:val="clear" w:color="auto" w:fill="D9E2F3"/>
+          </w:tcPr>
+          <w:p>
+            <w:pPr>
+              <w:numPr>
+                <w:ilvl w:val="0"/>
+                <w:numId w:val="30"/>
+              </w:numPr>
+              <w:spacing w:after="337" w:line="268" w:lineRule="auto"/>
+            </w:pPr>
+            <w:r>
+              <w:rPr>
+                <w:rFonts w:ascii="Calibri" w:eastAsia="Calibri" w:hAnsi="Calibri" w:cs="Calibri"/>
+                <w:b/>
+                <w:color w:val="1F1F1F"/>
+              </w:rPr>
+              <w:t>Security:</w:t>
+            </w:r>
+            <w:r>
+              <w:rPr>
+                <w:rFonts w:ascii="Calibri" w:eastAsia="Calibri" w:hAnsi="Calibri" w:cs="Calibri"/>
+                <w:color w:val="1F1F1F"/>
+              </w:rPr>
+              <w:t xml:space="preserve"> Configuring </w:t>
+            </w:r>
+            <w:r>
+              <w:rPr>
+                <w:rFonts w:ascii="Calibri" w:eastAsia="Calibri" w:hAnsi="Calibri" w:cs="Calibri"/>
+                <w:b/>
+                <w:color w:val="1F1F1F"/>
+              </w:rPr>
+              <w:t>Firewalls</w:t>
+            </w:r>
+            <w:r>
+              <w:rPr>
+                <w:rFonts w:ascii="Calibri" w:eastAsia="Calibri" w:hAnsi="Calibri" w:cs="Calibri"/>
+                <w:color w:val="1F1F1F"/>
+              </w:rPr>
+              <w:t xml:space="preserve"> (UFW/</w:t>
+            </w:r>
+            <w:proofErr w:type="spellStart"/>
+            <w:r>
+              <w:rPr>
+                <w:rFonts w:ascii="Calibri" w:eastAsia="Calibri" w:hAnsi="Calibri" w:cs="Calibri"/>
+                <w:color w:val="1F1F1F"/>
+              </w:rPr>
+              <w:t>Firewalld</w:t>
+            </w:r>
+            <w:proofErr w:type="spellEnd"/>
+            <w:r>
+              <w:rPr>
+                <w:rFonts w:ascii="Calibri" w:eastAsia="Calibri" w:hAnsi="Calibri" w:cs="Calibri"/>
+                <w:color w:val="1F1F1F"/>
+              </w:rPr>
+              <w:t>) and installing SSL Certificates.</w:t>
+            </w:r>
+          </w:p>
+          <w:p>
+            <w:pPr>
+              <w:numPr>
+                <w:ilvl w:val="0"/>
+                <w:numId w:val="30"/>
+              </w:numPr>
+            </w:pPr>
+            <w:r>
+              <w:rPr>
+                <w:rFonts w:ascii="Calibri" w:eastAsia="Calibri" w:hAnsi="Calibri" w:cs="Calibri"/>
+                <w:b/>
+                <w:color w:val="1F1F1F"/>
+              </w:rPr>
+              <w:t>Forensics:</w:t>
+            </w:r>
+            <w:r>
+              <w:rPr>
+                <w:rFonts w:ascii="Calibri" w:eastAsia="Calibri" w:hAnsi="Calibri" w:cs="Calibri"/>
+                <w:color w:val="1F1F1F"/>
+              </w:rPr>
+              <w:t xml:space="preserve"> </w:t>
+            </w:r>
+            <w:proofErr w:type="spellStart"/>
+            <w:r>
+              <w:rPr>
+                <w:rFonts w:ascii="Calibri" w:eastAsia="Calibri" w:hAnsi="Calibri" w:cs="Calibri"/>
+                <w:color w:val="1F1F1F"/>
+              </w:rPr>
+              <w:t>Analyzing</w:t>
+            </w:r>
+            <w:proofErr w:type="spellEnd"/>
+            <w:r>
+              <w:rPr>
+                <w:rFonts w:ascii="Calibri" w:eastAsia="Calibri" w:hAnsi="Calibri" w:cs="Calibri"/>
+                <w:color w:val="1F1F1F"/>
+              </w:rPr>
+              <w:t xml:space="preserve"> </w:t>
+            </w:r>
+            <w:r>
+              <w:rPr>
+                <w:rFonts w:ascii="Calibri" w:eastAsia="Calibri" w:hAnsi="Calibri" w:cs="Calibri"/>
+                <w:color w:val="444746"/>
+                <w:sz w:val="20"/>
+              </w:rPr>
+              <w:t>access.log</w:t>
+            </w:r>
+            <w:r>
+              <w:rPr>
+                <w:rFonts w:ascii="Calibri" w:eastAsia="Calibri" w:hAnsi="Calibri" w:cs="Calibri"/>
+                <w:color w:val="1F1F1F"/>
+              </w:rPr>
+              <w:t xml:space="preserve"> to identify "Brute Force" attacks and unauthorized IP hits.</w:t>
+            </w:r>
+          </w:p>
+        </w:tc>
+        <w:tc>
+          <w:tcPr>
+            <w:tcW w:w="1618" w:type="dxa"/>
+            <w:tcBorders>
+              <w:top w:val="single" w:sz="4" w:space="0" w:color="8EAADB"/>
+              <w:left w:val="single" w:sz="4" w:space="0" w:color="8EAADB"/>
+              <w:bottom w:val="single" w:sz="4" w:space="0" w:color="8EAADB"/>
+              <w:right w:val="single" w:sz="4" w:space="0" w:color="8EAADB"/>
+            </w:tcBorders>
+            <w:shd w:val="clear" w:color="auto" w:fill="D9E2F3"/>
+          </w:tcPr>
+          <w:p>
+            <w:pPr>
+              <w:spacing w:after="338"/>
+            </w:pPr>
+            <w:r>
+              <w:rPr>
+                <w:rFonts w:ascii="Calibri" w:eastAsia="Calibri" w:hAnsi="Calibri" w:cs="Calibri"/>
+                <w:color w:val="1F1F1F"/>
+              </w:rPr>
+              <w:t>IIS</w:t>
+            </w:r>
+          </w:p>
+          <w:p>
+            <w:pPr>
+              <w:spacing w:after="11"/>
+              <w:jc w:val="both"/>
+            </w:pPr>
+            <w:proofErr w:type="spellStart"/>
+            <w:r>
+              <w:rPr>
+                <w:rFonts w:ascii="Calibri" w:eastAsia="Calibri" w:hAnsi="Calibri" w:cs="Calibri"/>
+                <w:color w:val="1F1F1F"/>
+              </w:rPr>
+              <w:t>phpMyAdm</w:t>
+            </w:r>
+            <w:proofErr w:type="spellEnd"/>
+          </w:p>
+          <w:p>
+            <w:r>
+              <w:rPr>
+                <w:rFonts w:ascii="Calibri" w:eastAsia="Calibri" w:hAnsi="Calibri" w:cs="Calibri"/>
+                <w:color w:val="1F1F1F"/>
+              </w:rPr>
+              <w:t>in</w:t>
+            </w:r>
+          </w:p>
+        </w:tc>
+        <w:tc>
+          <w:tcPr>
+            <w:tcW w:w="2582" w:type="dxa"/>
+            <w:tcBorders>
+              <w:top w:val="single" w:sz="4" w:space="0" w:color="8EAADB"/>
+              <w:left w:val="single" w:sz="4" w:space="0" w:color="8EAADB"/>
+              <w:bottom w:val="single" w:sz="4" w:space="0" w:color="8EAADB"/>
+              <w:right w:val="single" w:sz="4" w:space="0" w:color="8EAADB"/>
+            </w:tcBorders>
+            <w:shd w:val="clear" w:color="auto" w:fill="D9E2F3"/>
+          </w:tcPr>
+          <w:p/>
+        </w:tc>
+      </w:tr>
+      <w:tr>
+        <w:trPr>
+          <w:trHeight w:val="4589"/>
+        </w:trPr>
+        <w:tc>
+          <w:tcPr>
+            <w:tcW w:w="2460" w:type="dxa"/>
+            <w:tcBorders>
+              <w:top w:val="single" w:sz="4" w:space="0" w:color="8EAADB"/>
+              <w:left w:val="single" w:sz="4" w:space="0" w:color="8EAADB"/>
+              <w:bottom w:val="single" w:sz="4" w:space="0" w:color="8EAADB"/>
+              <w:right w:val="single" w:sz="4" w:space="0" w:color="8EAADB"/>
+            </w:tcBorders>
+          </w:tcPr>
+          <w:p>
+            <w:pPr>
+              <w:ind w:left="1"/>
+            </w:pPr>
+            <w:r>
+              <w:rPr>
+                <w:rFonts w:ascii="Calibri" w:eastAsia="Calibri" w:hAnsi="Calibri" w:cs="Calibri"/>
+                <w:b/>
+                <w:color w:val="1F1F1F"/>
+              </w:rPr>
+              <w:t>DATABASE</w:t>
+            </w:r>
+          </w:p>
+        </w:tc>
+        <w:tc>
+          <w:tcPr>
+            <w:tcW w:w="4396" w:type="dxa"/>
+            <w:tcBorders>
+              <w:top w:val="single" w:sz="4" w:space="0" w:color="8EAADB"/>
+              <w:left w:val="single" w:sz="4" w:space="0" w:color="8EAADB"/>
+              <w:bottom w:val="single" w:sz="4" w:space="0" w:color="8EAADB"/>
+              <w:right w:val="single" w:sz="4" w:space="0" w:color="8EAADB"/>
+            </w:tcBorders>
+          </w:tcPr>
+          <w:p>
+            <w:pPr>
+              <w:numPr>
+                <w:ilvl w:val="0"/>
+                <w:numId w:val="31"/>
+              </w:numPr>
+              <w:spacing w:after="327" w:line="268" w:lineRule="auto"/>
+            </w:pPr>
+            <w:r>
+              <w:rPr>
+                <w:rFonts w:ascii="Calibri" w:eastAsia="Calibri" w:hAnsi="Calibri" w:cs="Calibri"/>
+                <w:b/>
+                <w:color w:val="1F1F1F"/>
+              </w:rPr>
+              <w:t>Installation:</w:t>
+            </w:r>
+            <w:r>
+              <w:rPr>
+                <w:rFonts w:ascii="Calibri" w:eastAsia="Calibri" w:hAnsi="Calibri" w:cs="Calibri"/>
+                <w:color w:val="1F1F1F"/>
+              </w:rPr>
+              <w:t xml:space="preserve"> Installing MySQL, PostgreSQL, SQL Express servers.</w:t>
+            </w:r>
+          </w:p>
+          <w:p>
+            <w:pPr>
+              <w:numPr>
+                <w:ilvl w:val="0"/>
+                <w:numId w:val="31"/>
+              </w:numPr>
+              <w:spacing w:after="327" w:line="268" w:lineRule="auto"/>
+            </w:pPr>
+            <w:r>
+              <w:rPr>
+                <w:rFonts w:ascii="Calibri" w:eastAsia="Calibri" w:hAnsi="Calibri" w:cs="Calibri"/>
+                <w:b/>
+                <w:color w:val="1F1F1F"/>
+              </w:rPr>
+              <w:t>Configuration:</w:t>
+            </w:r>
+            <w:r>
+              <w:rPr>
+                <w:rFonts w:ascii="Calibri" w:eastAsia="Calibri" w:hAnsi="Calibri" w:cs="Calibri"/>
+                <w:color w:val="1F1F1F"/>
+              </w:rPr>
+              <w:t xml:space="preserve"> Creating Databases, Tables and Users with specific privileges.</w:t>
+            </w:r>
+          </w:p>
+          <w:p>
+            <w:pPr>
+              <w:numPr>
+                <w:ilvl w:val="0"/>
+                <w:numId w:val="31"/>
+              </w:numPr>
+              <w:spacing w:after="327" w:line="268" w:lineRule="auto"/>
+            </w:pPr>
+            <w:r>
+              <w:rPr>
+                <w:rFonts w:ascii="Calibri" w:eastAsia="Calibri" w:hAnsi="Calibri" w:cs="Calibri"/>
+                <w:b/>
+                <w:color w:val="1F1F1F"/>
+              </w:rPr>
+              <w:t>Security:</w:t>
+            </w:r>
+            <w:r>
+              <w:rPr>
+                <w:rFonts w:ascii="Calibri" w:eastAsia="Calibri" w:hAnsi="Calibri" w:cs="Calibri"/>
+                <w:color w:val="1F1F1F"/>
+              </w:rPr>
+              <w:t xml:space="preserve"> Testing for SQL Injection and encrypting database connections.</w:t>
+            </w:r>
+          </w:p>
+          <w:p>
+            <w:pPr>
+              <w:numPr>
+                <w:ilvl w:val="0"/>
+                <w:numId w:val="31"/>
+              </w:numPr>
+            </w:pPr>
+            <w:r>
+              <w:rPr>
+                <w:rFonts w:ascii="Calibri" w:eastAsia="Calibri" w:hAnsi="Calibri" w:cs="Calibri"/>
+                <w:b/>
+                <w:color w:val="1F1F1F"/>
+              </w:rPr>
+              <w:t>Forensics:</w:t>
+            </w:r>
+            <w:r>
+              <w:rPr>
+                <w:rFonts w:ascii="Calibri" w:eastAsia="Calibri" w:hAnsi="Calibri" w:cs="Calibri"/>
+                <w:color w:val="1F1F1F"/>
+              </w:rPr>
+              <w:t xml:space="preserve"> Inspecting Transaction Logs to see who deleted or modified data records.</w:t>
+            </w:r>
+          </w:p>
+        </w:tc>
+        <w:tc>
+          <w:tcPr>
+            <w:tcW w:w="1618" w:type="dxa"/>
+            <w:tcBorders>
+              <w:top w:val="single" w:sz="4" w:space="0" w:color="8EAADB"/>
+              <w:left w:val="single" w:sz="4" w:space="0" w:color="8EAADB"/>
+              <w:bottom w:val="single" w:sz="4" w:space="0" w:color="8EAADB"/>
+              <w:right w:val="single" w:sz="4" w:space="0" w:color="8EAADB"/>
+            </w:tcBorders>
+          </w:tcPr>
+          <w:p>
+            <w:pPr>
+              <w:spacing w:after="338"/>
+            </w:pPr>
+            <w:r>
+              <w:rPr>
+                <w:rFonts w:ascii="Calibri" w:eastAsia="Calibri" w:hAnsi="Calibri" w:cs="Calibri"/>
+                <w:color w:val="1F1F1F"/>
+              </w:rPr>
+              <w:t>MySQL</w:t>
+            </w:r>
+          </w:p>
+          <w:p>
+            <w:pPr>
+              <w:spacing w:after="338"/>
+            </w:pPr>
+            <w:r>
+              <w:rPr>
+                <w:rFonts w:ascii="Calibri" w:eastAsia="Calibri" w:hAnsi="Calibri" w:cs="Calibri"/>
+                <w:color w:val="1F1F1F"/>
+              </w:rPr>
+              <w:t>PostgreSQL</w:t>
+            </w:r>
+          </w:p>
+          <w:p>
+            <w:pPr>
+              <w:spacing w:after="338"/>
+            </w:pPr>
+            <w:r>
+              <w:rPr>
+                <w:rFonts w:ascii="Calibri" w:eastAsia="Calibri" w:hAnsi="Calibri" w:cs="Calibri"/>
+                <w:color w:val="1F1F1F"/>
+              </w:rPr>
+              <w:t>MS SQL</w:t>
+            </w:r>
+          </w:p>
+          <w:p>
+            <w:proofErr w:type="spellStart"/>
+            <w:r>
+              <w:rPr>
+                <w:rFonts w:ascii="Calibri" w:eastAsia="Calibri" w:hAnsi="Calibri" w:cs="Calibri"/>
+                <w:color w:val="1F1F1F"/>
+              </w:rPr>
+              <w:t>SQLMap</w:t>
+            </w:r>
+            <w:proofErr w:type="spellEnd"/>
+          </w:p>
+        </w:tc>
+        <w:tc>
+          <w:tcPr>
+            <w:tcW w:w="2582" w:type="dxa"/>
+            <w:tcBorders>
+              <w:top w:val="single" w:sz="4" w:space="0" w:color="8EAADB"/>
+              <w:left w:val="single" w:sz="4" w:space="0" w:color="8EAADB"/>
+              <w:bottom w:val="single" w:sz="4" w:space="0" w:color="8EAADB"/>
+              <w:right w:val="single" w:sz="4" w:space="0" w:color="8EAADB"/>
+            </w:tcBorders>
+          </w:tcPr>
+          <w:p>
+            <w:pPr>
+              <w:spacing w:after="11"/>
+              <w:ind w:left="1"/>
+            </w:pPr>
+            <w:r>
+              <w:rPr>
+                <w:rFonts w:ascii="Calibri" w:eastAsia="Calibri" w:hAnsi="Calibri" w:cs="Calibri"/>
+                <w:color w:val="1F1F1F"/>
+              </w:rPr>
+              <w:t xml:space="preserve">Database Server, </w:t>
+            </w:r>
+          </w:p>
+          <w:p>
+            <w:pPr>
+              <w:spacing w:after="11"/>
+              <w:ind w:left="1"/>
+            </w:pPr>
+            <w:r>
+              <w:rPr>
+                <w:rFonts w:ascii="Calibri" w:eastAsia="Calibri" w:hAnsi="Calibri" w:cs="Calibri"/>
+                <w:color w:val="1F1F1F"/>
+              </w:rPr>
+              <w:t xml:space="preserve">SQL Scripts, </w:t>
+            </w:r>
+          </w:p>
+          <w:p>
+            <w:pPr>
+              <w:ind w:left="1"/>
+            </w:pPr>
+            <w:r>
+              <w:rPr>
+                <w:rFonts w:ascii="Calibri" w:eastAsia="Calibri" w:hAnsi="Calibri" w:cs="Calibri"/>
+                <w:color w:val="1F1F1F"/>
+              </w:rPr>
+              <w:t>Terminal Access</w:t>
+            </w:r>
+          </w:p>
+        </w:tc>
+      </w:tr>
+      <w:tr>
+        <w:trPr>
+          <w:trHeight w:val="6818"/>
+        </w:trPr>
+        <w:tc>
+          <w:tcPr>
+            <w:tcW w:w="2460" w:type="dxa"/>
+            <w:tcBorders>
+              <w:top w:val="single" w:sz="4" w:space="0" w:color="8EAADB"/>
+              <w:left w:val="single" w:sz="4" w:space="0" w:color="8EAADB"/>
+              <w:bottom w:val="single" w:sz="4" w:space="0" w:color="8EAADB"/>
+              <w:right w:val="single" w:sz="4" w:space="0" w:color="8EAADB"/>
+            </w:tcBorders>
+            <w:shd w:val="clear" w:color="auto" w:fill="D9E2F3"/>
+          </w:tcPr>
+          <w:p>
+            <w:pPr>
+              <w:ind w:left="1"/>
+            </w:pPr>
+            <w:r>
+              <w:rPr>
+                <w:rFonts w:ascii="Calibri" w:eastAsia="Calibri" w:hAnsi="Calibri" w:cs="Calibri"/>
+                <w:b/>
+                <w:color w:val="1F1F1F"/>
+              </w:rPr>
+              <w:lastRenderedPageBreak/>
+              <w:t>WEBSITES</w:t>
+            </w:r>
+          </w:p>
+        </w:tc>
+        <w:tc>
+          <w:tcPr>
+            <w:tcW w:w="4396" w:type="dxa"/>
+            <w:tcBorders>
+              <w:top w:val="single" w:sz="4" w:space="0" w:color="8EAADB"/>
+              <w:left w:val="single" w:sz="4" w:space="0" w:color="8EAADB"/>
+              <w:bottom w:val="single" w:sz="4" w:space="0" w:color="8EAADB"/>
+              <w:right w:val="single" w:sz="4" w:space="0" w:color="8EAADB"/>
+            </w:tcBorders>
+            <w:shd w:val="clear" w:color="auto" w:fill="D9E2F3"/>
+          </w:tcPr>
+          <w:p>
+            <w:pPr>
+              <w:numPr>
+                <w:ilvl w:val="0"/>
+                <w:numId w:val="32"/>
+              </w:numPr>
+              <w:spacing w:after="327" w:line="268" w:lineRule="auto"/>
+            </w:pPr>
+            <w:r>
+              <w:rPr>
+                <w:rFonts w:ascii="Calibri" w:eastAsia="Calibri" w:hAnsi="Calibri" w:cs="Calibri"/>
+                <w:b/>
+                <w:color w:val="1F1F1F"/>
+              </w:rPr>
+              <w:t>Installation:</w:t>
+            </w:r>
+            <w:r>
+              <w:rPr>
+                <w:rFonts w:ascii="Calibri" w:eastAsia="Calibri" w:hAnsi="Calibri" w:cs="Calibri"/>
+                <w:color w:val="1F1F1F"/>
+              </w:rPr>
+              <w:t xml:space="preserve"> Setting up CMS (WordPress/Joomla), modern environments (Node.js/React).</w:t>
+            </w:r>
+          </w:p>
+          <w:p>
+            <w:pPr>
+              <w:numPr>
+                <w:ilvl w:val="0"/>
+                <w:numId w:val="32"/>
+              </w:numPr>
+              <w:spacing w:after="338" w:line="274" w:lineRule="auto"/>
+            </w:pPr>
+            <w:r>
+              <w:rPr>
+                <w:rFonts w:ascii="Calibri" w:eastAsia="Calibri" w:hAnsi="Calibri" w:cs="Calibri"/>
+                <w:b/>
+                <w:color w:val="1F1F1F"/>
+              </w:rPr>
+              <w:t>Configuration:</w:t>
+            </w:r>
+            <w:r>
+              <w:rPr>
+                <w:rFonts w:ascii="Calibri" w:eastAsia="Calibri" w:hAnsi="Calibri" w:cs="Calibri"/>
+                <w:color w:val="1F1F1F"/>
+              </w:rPr>
+              <w:t xml:space="preserve"> Managing site folders, file uploads and configuration settings (</w:t>
+            </w:r>
+            <w:r>
+              <w:rPr>
+                <w:rFonts w:ascii="Calibri" w:eastAsia="Calibri" w:hAnsi="Calibri" w:cs="Calibri"/>
+                <w:color w:val="444746"/>
+                <w:sz w:val="20"/>
+              </w:rPr>
+              <w:t>wp-</w:t>
+            </w:r>
+            <w:proofErr w:type="spellStart"/>
+            <w:r>
+              <w:rPr>
+                <w:rFonts w:ascii="Calibri" w:eastAsia="Calibri" w:hAnsi="Calibri" w:cs="Calibri"/>
+                <w:color w:val="444746"/>
+                <w:sz w:val="20"/>
+              </w:rPr>
+              <w:t>config.php</w:t>
+            </w:r>
+            <w:proofErr w:type="spellEnd"/>
+            <w:r>
+              <w:rPr>
+                <w:rFonts w:ascii="Calibri" w:eastAsia="Calibri" w:hAnsi="Calibri" w:cs="Calibri"/>
+                <w:color w:val="1F1F1F"/>
+              </w:rPr>
+              <w:t>).</w:t>
+            </w:r>
+          </w:p>
+          <w:p>
+            <w:pPr>
+              <w:numPr>
+                <w:ilvl w:val="0"/>
+                <w:numId w:val="32"/>
+              </w:numPr>
+              <w:spacing w:line="276" w:lineRule="auto"/>
+            </w:pPr>
+            <w:r>
+              <w:rPr>
+                <w:rFonts w:ascii="Calibri" w:eastAsia="Calibri" w:hAnsi="Calibri" w:cs="Calibri"/>
+                <w:b/>
+                <w:color w:val="1F1F1F"/>
+              </w:rPr>
+              <w:t>Security:</w:t>
+            </w:r>
+            <w:r>
+              <w:rPr>
+                <w:rFonts w:ascii="Calibri" w:eastAsia="Calibri" w:hAnsi="Calibri" w:cs="Calibri"/>
+                <w:color w:val="1F1F1F"/>
+              </w:rPr>
+              <w:t xml:space="preserve"> </w:t>
+            </w:r>
+            <w:r>
+              <w:rPr>
+                <w:rFonts w:ascii="Calibri" w:eastAsia="Calibri" w:hAnsi="Calibri" w:cs="Calibri"/>
+              </w:rPr>
+              <w:t xml:space="preserve">Identifying vulnerabilities such as XSS, SQL Injection, insecure </w:t>
+            </w:r>
+          </w:p>
+          <w:p>
+            <w:pPr>
+              <w:spacing w:after="349" w:line="268" w:lineRule="auto"/>
+              <w:ind w:left="1"/>
+            </w:pPr>
+            <w:r>
+              <w:rPr>
+                <w:rFonts w:ascii="Calibri" w:eastAsia="Calibri" w:hAnsi="Calibri" w:cs="Calibri"/>
+              </w:rPr>
+              <w:t>authentication, and misconfigurations using OWASP ZAP</w:t>
+            </w:r>
+          </w:p>
+          <w:p>
+            <w:pPr>
+              <w:numPr>
+                <w:ilvl w:val="0"/>
+                <w:numId w:val="32"/>
+              </w:numPr>
+            </w:pPr>
+            <w:r>
+              <w:rPr>
+                <w:rFonts w:ascii="Calibri" w:eastAsia="Calibri" w:hAnsi="Calibri" w:cs="Calibri"/>
+                <w:b/>
+                <w:color w:val="1F1F1F"/>
+              </w:rPr>
+              <w:t>Forensics:</w:t>
+            </w:r>
+            <w:r>
+              <w:rPr>
+                <w:rFonts w:ascii="Calibri" w:eastAsia="Calibri" w:hAnsi="Calibri" w:cs="Calibri"/>
+                <w:color w:val="1F1F1F"/>
+              </w:rPr>
+              <w:t xml:space="preserve"> Using Browser </w:t>
+            </w:r>
+            <w:proofErr w:type="spellStart"/>
+            <w:r>
+              <w:rPr>
+                <w:rFonts w:ascii="Calibri" w:eastAsia="Calibri" w:hAnsi="Calibri" w:cs="Calibri"/>
+                <w:color w:val="1F1F1F"/>
+              </w:rPr>
+              <w:t>DevTools</w:t>
+            </w:r>
+            <w:proofErr w:type="spellEnd"/>
+            <w:r>
+              <w:rPr>
+                <w:rFonts w:ascii="Calibri" w:eastAsia="Calibri" w:hAnsi="Calibri" w:cs="Calibri"/>
+                <w:color w:val="1F1F1F"/>
+              </w:rPr>
+              <w:t xml:space="preserve"> to find hidden malicious scripts or "Cross-Site Scripting" (XSS).</w:t>
+            </w:r>
+          </w:p>
+        </w:tc>
+        <w:tc>
+          <w:tcPr>
+            <w:tcW w:w="1618" w:type="dxa"/>
+            <w:tcBorders>
+              <w:top w:val="single" w:sz="4" w:space="0" w:color="8EAADB"/>
+              <w:left w:val="single" w:sz="4" w:space="0" w:color="8EAADB"/>
+              <w:bottom w:val="single" w:sz="4" w:space="0" w:color="8EAADB"/>
+              <w:right w:val="single" w:sz="4" w:space="0" w:color="8EAADB"/>
+            </w:tcBorders>
+            <w:shd w:val="clear" w:color="auto" w:fill="D9E2F3"/>
+          </w:tcPr>
+          <w:p>
+            <w:pPr>
+              <w:spacing w:after="338"/>
+            </w:pPr>
+            <w:r>
+              <w:rPr>
+                <w:rFonts w:ascii="Calibri" w:eastAsia="Calibri" w:hAnsi="Calibri" w:cs="Calibri"/>
+                <w:color w:val="1F1F1F"/>
+              </w:rPr>
+              <w:t>WordPress</w:t>
+            </w:r>
+          </w:p>
+          <w:p>
+            <w:r>
+              <w:rPr>
+                <w:rFonts w:ascii="Calibri" w:eastAsia="Calibri" w:hAnsi="Calibri" w:cs="Calibri"/>
+                <w:color w:val="1F1F1F"/>
+              </w:rPr>
+              <w:t>Joomla Drupal</w:t>
+            </w:r>
+          </w:p>
+        </w:tc>
+        <w:tc>
+          <w:tcPr>
+            <w:tcW w:w="2582" w:type="dxa"/>
+            <w:tcBorders>
+              <w:top w:val="single" w:sz="4" w:space="0" w:color="8EAADB"/>
+              <w:left w:val="single" w:sz="4" w:space="0" w:color="8EAADB"/>
+              <w:bottom w:val="single" w:sz="4" w:space="0" w:color="8EAADB"/>
+              <w:right w:val="single" w:sz="4" w:space="0" w:color="8EAADB"/>
+            </w:tcBorders>
+            <w:shd w:val="clear" w:color="auto" w:fill="D9E2F3"/>
+          </w:tcPr>
+          <w:p>
+            <w:pPr>
+              <w:spacing w:after="11"/>
+              <w:ind w:left="1"/>
+            </w:pPr>
+            <w:r>
+              <w:rPr>
+                <w:rFonts w:ascii="Calibri" w:eastAsia="Calibri" w:hAnsi="Calibri" w:cs="Calibri"/>
+                <w:color w:val="1F1F1F"/>
+              </w:rPr>
+              <w:t xml:space="preserve">Node.js, Modern </w:t>
+            </w:r>
+          </w:p>
+          <w:p>
+            <w:pPr>
+              <w:spacing w:after="11"/>
+              <w:ind w:left="1"/>
+            </w:pPr>
+            <w:r>
+              <w:rPr>
+                <w:rFonts w:ascii="Calibri" w:eastAsia="Calibri" w:hAnsi="Calibri" w:cs="Calibri"/>
+                <w:color w:val="1F1F1F"/>
+              </w:rPr>
+              <w:t xml:space="preserve">Browser, Web </w:t>
+            </w:r>
+          </w:p>
+          <w:p>
+            <w:pPr>
+              <w:spacing w:after="11"/>
+              <w:ind w:left="1"/>
+            </w:pPr>
+            <w:r>
+              <w:rPr>
+                <w:rFonts w:ascii="Calibri" w:eastAsia="Calibri" w:hAnsi="Calibri" w:cs="Calibri"/>
+                <w:color w:val="1F1F1F"/>
+              </w:rPr>
+              <w:t xml:space="preserve">Hosting / DNS </w:t>
+            </w:r>
+          </w:p>
+          <w:p>
+            <w:pPr>
+              <w:ind w:left="1"/>
+            </w:pPr>
+            <w:r>
+              <w:rPr>
+                <w:rFonts w:ascii="Calibri" w:eastAsia="Calibri" w:hAnsi="Calibri" w:cs="Calibri"/>
+                <w:color w:val="1F1F1F"/>
+              </w:rPr>
+              <w:t>Access</w:t>
+            </w:r>
+          </w:p>
+        </w:tc>
+      </w:tr>
+    </w:tbl>
+    <w:p>
+      <w:pPr>
+        <w:spacing w:after="0"/>
+        <w:ind w:left="-1440" w:right="10466"/>
+      </w:pPr>
+    </w:p>
+    <w:tbl>
+      <w:tblPr>
+        <w:tblStyle w:val="TableGrid"/>
+        <w:tblW w:w="11056" w:type="dxa"/>
+        <w:tblInd w:w="-1022" w:type="dxa"/>
+        <w:tblCellMar>
+          <w:top w:w="5" w:type="dxa"/>
+          <w:left w:w="109" w:type="dxa"/>
+          <w:bottom w:w="0" w:type="dxa"/>
+          <w:right w:w="45" w:type="dxa"/>
+        </w:tblCellMar>
+        <w:tblLook w:val="04A0" w:firstRow="1" w:lastRow="0" w:firstColumn="1" w:lastColumn="0" w:noHBand="0" w:noVBand="1"/>
+      </w:tblPr>
+      <w:tblGrid>
+        <w:gridCol w:w="2460"/>
+        <w:gridCol w:w="4396"/>
+        <w:gridCol w:w="1618"/>
+        <w:gridCol w:w="2582"/>
+      </w:tblGrid>
+      <w:tr>
+        <w:trPr>
+          <w:trHeight w:val="6499"/>
+        </w:trPr>
+        <w:tc>
+          <w:tcPr>
+            <w:tcW w:w="2460" w:type="dxa"/>
+            <w:tcBorders>
+              <w:top w:val="single" w:sz="4" w:space="0" w:color="8EAADB"/>
+              <w:left w:val="single" w:sz="4" w:space="0" w:color="8EAADB"/>
+              <w:bottom w:val="single" w:sz="4" w:space="0" w:color="8EAADB"/>
+              <w:right w:val="single" w:sz="4" w:space="0" w:color="8EAADB"/>
+            </w:tcBorders>
+          </w:tcPr>
+          <w:p>
+            <w:pPr>
+              <w:ind w:left="1"/>
+            </w:pPr>
+            <w:r>
+              <w:rPr>
+                <w:rFonts w:ascii="Calibri" w:eastAsia="Calibri" w:hAnsi="Calibri" w:cs="Calibri"/>
+                <w:b/>
+                <w:color w:val="1F1F1F"/>
+              </w:rPr>
+              <w:t>NETWORKS</w:t>
+            </w:r>
+          </w:p>
+        </w:tc>
+        <w:tc>
+          <w:tcPr>
+            <w:tcW w:w="4396" w:type="dxa"/>
+            <w:tcBorders>
+              <w:top w:val="single" w:sz="4" w:space="0" w:color="8EAADB"/>
+              <w:left w:val="single" w:sz="4" w:space="0" w:color="8EAADB"/>
+              <w:bottom w:val="single" w:sz="4" w:space="0" w:color="8EAADB"/>
+              <w:right w:val="single" w:sz="4" w:space="0" w:color="8EAADB"/>
+            </w:tcBorders>
+          </w:tcPr>
+          <w:p>
+            <w:pPr>
+              <w:numPr>
+                <w:ilvl w:val="0"/>
+                <w:numId w:val="33"/>
+              </w:numPr>
+              <w:spacing w:after="355" w:line="270" w:lineRule="auto"/>
+              <w:ind w:right="157"/>
+              <w:jc w:val="both"/>
+            </w:pPr>
+            <w:r>
+              <w:rPr>
+                <w:rFonts w:ascii="Calibri" w:eastAsia="Calibri" w:hAnsi="Calibri" w:cs="Calibri"/>
+                <w:b/>
+                <w:color w:val="1F1F1F"/>
+              </w:rPr>
+              <w:t>Installation:</w:t>
+            </w:r>
+            <w:r>
+              <w:rPr>
+                <w:rFonts w:ascii="Calibri" w:eastAsia="Calibri" w:hAnsi="Calibri" w:cs="Calibri"/>
+                <w:color w:val="1F1F1F"/>
+              </w:rPr>
+              <w:t xml:space="preserve"> Se</w:t>
+            </w:r>
+            <w:r>
+              <w:rPr>
+                <w:rFonts w:ascii="Calibri" w:eastAsia="Calibri" w:hAnsi="Calibri" w:cs="Calibri"/>
+              </w:rPr>
+              <w:t>tting up network environments (LAN/WAN), configuring routers/switches in virtual labs (e.g., GNS3/Packet Tracer) and AD.</w:t>
+            </w:r>
+          </w:p>
+          <w:p>
+            <w:pPr>
+              <w:numPr>
+                <w:ilvl w:val="0"/>
+                <w:numId w:val="33"/>
+              </w:numPr>
+              <w:spacing w:after="361" w:line="270" w:lineRule="auto"/>
+              <w:ind w:right="157"/>
+              <w:jc w:val="both"/>
+            </w:pPr>
+            <w:r>
+              <w:rPr>
+                <w:rFonts w:ascii="Calibri" w:eastAsia="Calibri" w:hAnsi="Calibri" w:cs="Calibri"/>
+                <w:b/>
+                <w:color w:val="1F1F1F"/>
+              </w:rPr>
+              <w:t>Configuration:</w:t>
+            </w:r>
+            <w:r>
+              <w:rPr>
+                <w:rFonts w:ascii="Calibri" w:eastAsia="Calibri" w:hAnsi="Calibri" w:cs="Calibri"/>
+                <w:color w:val="1F1F1F"/>
+              </w:rPr>
+              <w:t xml:space="preserve"> </w:t>
+            </w:r>
+            <w:r>
+              <w:rPr>
+                <w:rFonts w:ascii="Calibri" w:eastAsia="Calibri" w:hAnsi="Calibri" w:cs="Calibri"/>
+              </w:rPr>
+              <w:t>Assigning IP addresses, subnetting, configuring routing (static/dynamic), Active Directory (AD), DNS, and DHCP services.</w:t>
+            </w:r>
+          </w:p>
+          <w:p>
+            <w:pPr>
+              <w:numPr>
+                <w:ilvl w:val="0"/>
+                <w:numId w:val="33"/>
+              </w:numPr>
+              <w:spacing w:after="359" w:line="271" w:lineRule="auto"/>
+              <w:ind w:right="157"/>
+              <w:jc w:val="both"/>
+            </w:pPr>
+            <w:r>
+              <w:rPr>
+                <w:rFonts w:ascii="Calibri" w:eastAsia="Calibri" w:hAnsi="Calibri" w:cs="Calibri"/>
+                <w:b/>
+                <w:color w:val="1F1F1F"/>
+              </w:rPr>
+              <w:t>Security:</w:t>
+            </w:r>
+            <w:r>
+              <w:rPr>
+                <w:rFonts w:ascii="Calibri" w:eastAsia="Calibri" w:hAnsi="Calibri" w:cs="Calibri"/>
+                <w:color w:val="1F1F1F"/>
+              </w:rPr>
+              <w:t xml:space="preserve"> </w:t>
+            </w:r>
+            <w:r>
+              <w:rPr>
+                <w:rFonts w:ascii="Calibri" w:eastAsia="Calibri" w:hAnsi="Calibri" w:cs="Calibri"/>
+              </w:rPr>
+              <w:t>Running network scans using Nmap, configuring firewall rules, detecting open ports and vulnerabilities.</w:t>
+            </w:r>
+          </w:p>
+          <w:p>
+            <w:pPr>
+              <w:numPr>
+                <w:ilvl w:val="0"/>
+                <w:numId w:val="33"/>
+              </w:numPr>
+              <w:ind w:right="157"/>
+              <w:jc w:val="both"/>
+            </w:pPr>
+            <w:r>
+              <w:rPr>
+                <w:rFonts w:ascii="Calibri" w:eastAsia="Calibri" w:hAnsi="Calibri" w:cs="Calibri"/>
+                <w:b/>
+              </w:rPr>
+              <w:t>Forensics:</w:t>
+            </w:r>
+            <w:r>
+              <w:rPr>
+                <w:rFonts w:ascii="Calibri" w:eastAsia="Calibri" w:hAnsi="Calibri" w:cs="Calibri"/>
+              </w:rPr>
+              <w:t xml:space="preserve"> Using packet analysis tools like Wireshark to capture and </w:t>
+            </w:r>
+            <w:proofErr w:type="spellStart"/>
+            <w:r>
+              <w:rPr>
+                <w:rFonts w:ascii="Calibri" w:eastAsia="Calibri" w:hAnsi="Calibri" w:cs="Calibri"/>
+              </w:rPr>
+              <w:t>analyze</w:t>
+            </w:r>
+            <w:proofErr w:type="spellEnd"/>
+            <w:r>
+              <w:rPr>
+                <w:rFonts w:ascii="Calibri" w:eastAsia="Calibri" w:hAnsi="Calibri" w:cs="Calibri"/>
+              </w:rPr>
+              <w:t xml:space="preserve"> traffic, identify suspicious packets, and investigate attacks (e.g., DoS, spoofing).</w:t>
+            </w:r>
+          </w:p>
+        </w:tc>
+        <w:tc>
+          <w:tcPr>
+            <w:tcW w:w="1618" w:type="dxa"/>
+            <w:tcBorders>
+              <w:top w:val="single" w:sz="4" w:space="0" w:color="8EAADB"/>
+              <w:left w:val="single" w:sz="4" w:space="0" w:color="8EAADB"/>
+              <w:bottom w:val="single" w:sz="4" w:space="0" w:color="8EAADB"/>
+              <w:right w:val="single" w:sz="4" w:space="0" w:color="8EAADB"/>
+            </w:tcBorders>
+          </w:tcPr>
+          <w:p>
+            <w:pPr>
+              <w:spacing w:after="11"/>
+              <w:jc w:val="both"/>
+            </w:pPr>
+            <w:r>
+              <w:rPr>
+                <w:rFonts w:ascii="Calibri" w:eastAsia="Calibri" w:hAnsi="Calibri" w:cs="Calibri"/>
+                <w:color w:val="1F1F1F"/>
+              </w:rPr>
+              <w:t xml:space="preserve">Cisco Packet </w:t>
+            </w:r>
+          </w:p>
+          <w:p>
+            <w:pPr>
+              <w:spacing w:after="11"/>
+            </w:pPr>
+            <w:r>
+              <w:rPr>
+                <w:rFonts w:ascii="Calibri" w:eastAsia="Calibri" w:hAnsi="Calibri" w:cs="Calibri"/>
+                <w:color w:val="1F1F1F"/>
+              </w:rPr>
+              <w:t xml:space="preserve">Tracer </w:t>
+            </w:r>
+          </w:p>
+          <w:p>
+            <w:pPr>
+              <w:spacing w:after="11"/>
+            </w:pPr>
+            <w:r>
+              <w:rPr>
+                <w:rFonts w:ascii="Calibri" w:eastAsia="Calibri" w:hAnsi="Calibri" w:cs="Calibri"/>
+                <w:color w:val="1F1F1F"/>
+              </w:rPr>
+              <w:t xml:space="preserve">GNS3 </w:t>
+            </w:r>
+          </w:p>
+          <w:p>
+            <w:pPr>
+              <w:spacing w:after="11"/>
+            </w:pPr>
+            <w:r>
+              <w:rPr>
+                <w:rFonts w:ascii="Calibri" w:eastAsia="Calibri" w:hAnsi="Calibri" w:cs="Calibri"/>
+                <w:color w:val="1F1F1F"/>
+              </w:rPr>
+              <w:t xml:space="preserve">Wireshark </w:t>
+            </w:r>
+          </w:p>
+          <w:p>
+            <w:pPr>
+              <w:spacing w:after="11"/>
+            </w:pPr>
+            <w:r>
+              <w:rPr>
+                <w:rFonts w:ascii="Calibri" w:eastAsia="Calibri" w:hAnsi="Calibri" w:cs="Calibri"/>
+                <w:color w:val="1F1F1F"/>
+              </w:rPr>
+              <w:t>Nmap</w:t>
+            </w:r>
+          </w:p>
+          <w:p>
+            <w:pPr>
+              <w:spacing w:after="11"/>
+            </w:pPr>
+            <w:r>
+              <w:rPr>
+                <w:rFonts w:ascii="Calibri" w:eastAsia="Calibri" w:hAnsi="Calibri" w:cs="Calibri"/>
+                <w:color w:val="1F1F1F"/>
+              </w:rPr>
+              <w:t xml:space="preserve">Crimping </w:t>
+            </w:r>
+          </w:p>
+          <w:p>
+            <w:pPr>
+              <w:spacing w:after="11"/>
+            </w:pPr>
+            <w:r>
+              <w:rPr>
+                <w:rFonts w:ascii="Calibri" w:eastAsia="Calibri" w:hAnsi="Calibri" w:cs="Calibri"/>
+                <w:color w:val="1F1F1F"/>
+              </w:rPr>
+              <w:t>Tool</w:t>
+            </w:r>
+          </w:p>
+          <w:p>
+            <w:pPr>
+              <w:spacing w:after="11"/>
+            </w:pPr>
+            <w:r>
+              <w:rPr>
+                <w:rFonts w:ascii="Calibri" w:eastAsia="Calibri" w:hAnsi="Calibri" w:cs="Calibri"/>
+                <w:color w:val="1F1F1F"/>
+              </w:rPr>
+              <w:t>RJ45</w:t>
+            </w:r>
+          </w:p>
+          <w:p>
+            <w:pPr>
+              <w:spacing w:after="11"/>
+            </w:pPr>
+            <w:r>
+              <w:rPr>
+                <w:rFonts w:ascii="Calibri" w:eastAsia="Calibri" w:hAnsi="Calibri" w:cs="Calibri"/>
+                <w:color w:val="1F1F1F"/>
+              </w:rPr>
+              <w:t>Router</w:t>
+            </w:r>
+          </w:p>
+          <w:p>
+            <w:pPr>
+              <w:spacing w:after="11"/>
+            </w:pPr>
+            <w:r>
+              <w:rPr>
+                <w:rFonts w:ascii="Calibri" w:eastAsia="Calibri" w:hAnsi="Calibri" w:cs="Calibri"/>
+                <w:color w:val="1F1F1F"/>
+              </w:rPr>
+              <w:t>Desktop/</w:t>
+            </w:r>
+          </w:p>
+          <w:p>
+            <w:r>
+              <w:rPr>
+                <w:rFonts w:ascii="Calibri" w:eastAsia="Calibri" w:hAnsi="Calibri" w:cs="Calibri"/>
+                <w:color w:val="1F1F1F"/>
+              </w:rPr>
+              <w:t>Laptop</w:t>
+            </w:r>
+          </w:p>
+        </w:tc>
+        <w:tc>
+          <w:tcPr>
+            <w:tcW w:w="2582" w:type="dxa"/>
+            <w:tcBorders>
+              <w:top w:val="single" w:sz="4" w:space="0" w:color="8EAADB"/>
+              <w:left w:val="single" w:sz="4" w:space="0" w:color="8EAADB"/>
+              <w:bottom w:val="single" w:sz="4" w:space="0" w:color="8EAADB"/>
+              <w:right w:val="single" w:sz="4" w:space="0" w:color="8EAADB"/>
+            </w:tcBorders>
+          </w:tcPr>
+          <w:p>
+            <w:pPr>
+              <w:ind w:left="1" w:right="347"/>
+            </w:pPr>
+            <w:r>
+              <w:rPr>
+                <w:rFonts w:ascii="Calibri" w:eastAsia="Calibri" w:hAnsi="Calibri" w:cs="Calibri"/>
+                <w:color w:val="1F1F1F"/>
+              </w:rPr>
+              <w:t>Basic networking knowledge, virtual lab setup</w:t>
+            </w:r>
+          </w:p>
+        </w:tc>
+      </w:tr>
+      <w:tr>
+        <w:trPr>
+          <w:trHeight w:val="6906"/>
+        </w:trPr>
+        <w:tc>
+          <w:tcPr>
+            <w:tcW w:w="2460" w:type="dxa"/>
+            <w:tcBorders>
+              <w:top w:val="single" w:sz="4" w:space="0" w:color="8EAADB"/>
+              <w:left w:val="single" w:sz="4" w:space="0" w:color="8EAADB"/>
+              <w:bottom w:val="single" w:sz="4" w:space="0" w:color="8EAADB"/>
+              <w:right w:val="single" w:sz="4" w:space="0" w:color="8EAADB"/>
+            </w:tcBorders>
+            <w:shd w:val="clear" w:color="auto" w:fill="D9E2F3"/>
+          </w:tcPr>
+          <w:p>
+            <w:pPr>
+              <w:ind w:left="1"/>
+            </w:pPr>
+            <w:r>
+              <w:rPr>
+                <w:rFonts w:ascii="Calibri" w:eastAsia="Calibri" w:hAnsi="Calibri" w:cs="Calibri"/>
+                <w:b/>
+                <w:color w:val="1F1F1F"/>
+              </w:rPr>
+              <w:lastRenderedPageBreak/>
+              <w:t>OPEN-SOURCE SOLUTIONS</w:t>
+            </w:r>
+          </w:p>
+        </w:tc>
+        <w:tc>
+          <w:tcPr>
+            <w:tcW w:w="4396" w:type="dxa"/>
+            <w:tcBorders>
+              <w:top w:val="single" w:sz="4" w:space="0" w:color="8EAADB"/>
+              <w:left w:val="single" w:sz="4" w:space="0" w:color="8EAADB"/>
+              <w:bottom w:val="single" w:sz="4" w:space="0" w:color="8EAADB"/>
+              <w:right w:val="single" w:sz="4" w:space="0" w:color="8EAADB"/>
+            </w:tcBorders>
+            <w:shd w:val="clear" w:color="auto" w:fill="D9E2F3"/>
+          </w:tcPr>
+          <w:p>
+            <w:pPr>
+              <w:numPr>
+                <w:ilvl w:val="0"/>
+                <w:numId w:val="34"/>
+              </w:numPr>
+              <w:spacing w:after="338" w:line="268" w:lineRule="auto"/>
+              <w:ind w:right="69"/>
+            </w:pPr>
+            <w:r>
+              <w:rPr>
+                <w:rFonts w:ascii="Calibri" w:eastAsia="Calibri" w:hAnsi="Calibri" w:cs="Calibri"/>
+                <w:b/>
+                <w:color w:val="1F1F1F"/>
+              </w:rPr>
+              <w:t>Installation:</w:t>
+            </w:r>
+            <w:r>
+              <w:rPr>
+                <w:rFonts w:ascii="Calibri" w:eastAsia="Calibri" w:hAnsi="Calibri" w:cs="Calibri"/>
+                <w:color w:val="1F1F1F"/>
+              </w:rPr>
+              <w:t xml:space="preserve"> Setting up opensource </w:t>
+            </w:r>
+            <w:proofErr w:type="spellStart"/>
+            <w:r>
+              <w:rPr>
+                <w:rFonts w:ascii="Calibri" w:eastAsia="Calibri" w:hAnsi="Calibri" w:cs="Calibri"/>
+                <w:color w:val="1F1F1F"/>
+              </w:rPr>
+              <w:t>softwares</w:t>
+            </w:r>
+            <w:proofErr w:type="spellEnd"/>
+            <w:r>
+              <w:rPr>
+                <w:rFonts w:ascii="Calibri" w:eastAsia="Calibri" w:hAnsi="Calibri" w:cs="Calibri"/>
+                <w:color w:val="1F1F1F"/>
+              </w:rPr>
+              <w:t xml:space="preserve"> like </w:t>
+            </w:r>
+            <w:proofErr w:type="spellStart"/>
+            <w:r>
+              <w:rPr>
+                <w:rFonts w:ascii="Calibri" w:eastAsia="Calibri" w:hAnsi="Calibri" w:cs="Calibri"/>
+                <w:color w:val="1F1F1F"/>
+              </w:rPr>
+              <w:t>PfSense</w:t>
+            </w:r>
+            <w:proofErr w:type="spellEnd"/>
+            <w:r>
+              <w:rPr>
+                <w:rFonts w:ascii="Calibri" w:eastAsia="Calibri" w:hAnsi="Calibri" w:cs="Calibri"/>
+                <w:color w:val="1F1F1F"/>
+              </w:rPr>
+              <w:t>, Zimbra server, and Document Management System.</w:t>
+            </w:r>
+          </w:p>
+          <w:p>
+            <w:pPr>
+              <w:numPr>
+                <w:ilvl w:val="0"/>
+                <w:numId w:val="34"/>
+              </w:numPr>
+              <w:spacing w:after="355" w:line="275" w:lineRule="auto"/>
+              <w:ind w:right="69"/>
+            </w:pPr>
+            <w:r>
+              <w:rPr>
+                <w:rFonts w:ascii="Calibri" w:eastAsia="Calibri" w:hAnsi="Calibri" w:cs="Calibri"/>
+                <w:b/>
+                <w:color w:val="1F1F1F"/>
+              </w:rPr>
+              <w:t>Configuration:</w:t>
+            </w:r>
+            <w:r>
+              <w:rPr>
+                <w:rFonts w:ascii="Calibri" w:eastAsia="Calibri" w:hAnsi="Calibri" w:cs="Calibri"/>
+                <w:color w:val="1F1F1F"/>
+              </w:rPr>
+              <w:t xml:space="preserve"> </w:t>
+            </w:r>
+            <w:r>
+              <w:rPr>
+                <w:rFonts w:ascii="Calibri" w:eastAsia="Calibri" w:hAnsi="Calibri" w:cs="Calibri"/>
+              </w:rPr>
+              <w:t>Configuring firewall rules, NAT, DHCP, and VLANs</w:t>
+            </w:r>
+            <w:r>
+              <w:rPr>
+                <w:rFonts w:ascii="Calibri" w:eastAsia="Calibri" w:hAnsi="Calibri" w:cs="Calibri"/>
+                <w:color w:val="1F1F1F"/>
+              </w:rPr>
+              <w:t xml:space="preserve">. </w:t>
+            </w:r>
+            <w:r>
+              <w:rPr>
+                <w:rFonts w:ascii="Calibri" w:eastAsia="Calibri" w:hAnsi="Calibri" w:cs="Calibri"/>
+              </w:rPr>
+              <w:t>Set up users, mail routing, DNS (MX records), admin console. Configured user roles, permissions, workflows, storage</w:t>
+            </w:r>
+          </w:p>
+          <w:p>
+            <w:pPr>
+              <w:numPr>
+                <w:ilvl w:val="0"/>
+                <w:numId w:val="34"/>
+              </w:numPr>
+              <w:spacing w:after="361" w:line="270" w:lineRule="auto"/>
+              <w:ind w:right="69"/>
+            </w:pPr>
+            <w:r>
+              <w:rPr>
+                <w:rFonts w:ascii="Calibri" w:eastAsia="Calibri" w:hAnsi="Calibri" w:cs="Calibri"/>
+                <w:b/>
+                <w:color w:val="1F1F1F"/>
+              </w:rPr>
+              <w:t>Security:</w:t>
+            </w:r>
+            <w:r>
+              <w:rPr>
+                <w:rFonts w:ascii="Calibri" w:eastAsia="Calibri" w:hAnsi="Calibri" w:cs="Calibri"/>
+                <w:color w:val="1F1F1F"/>
+              </w:rPr>
+              <w:t xml:space="preserve"> </w:t>
+            </w:r>
+            <w:r>
+              <w:rPr>
+                <w:rFonts w:ascii="Calibri" w:eastAsia="Calibri" w:hAnsi="Calibri" w:cs="Calibri"/>
+              </w:rPr>
+              <w:t>Enable VPN (OpenVPN), IDS/IPS (Snort/Suricata), HTTPS access. Enabling SSL/TLS, anti-spam, antivirus, access controls. Implement access control, HTTPS, backups, patching.</w:t>
+            </w:r>
+          </w:p>
+          <w:p>
+            <w:pPr>
+              <w:numPr>
+                <w:ilvl w:val="0"/>
+                <w:numId w:val="34"/>
+              </w:numPr>
+              <w:ind w:right="69"/>
+            </w:pPr>
+            <w:r>
+              <w:rPr>
+                <w:rFonts w:ascii="Calibri" w:eastAsia="Calibri" w:hAnsi="Calibri" w:cs="Calibri"/>
+                <w:b/>
+              </w:rPr>
+              <w:t>Forensics:</w:t>
+            </w:r>
+            <w:r>
+              <w:rPr>
+                <w:rFonts w:ascii="Calibri" w:eastAsia="Calibri" w:hAnsi="Calibri" w:cs="Calibri"/>
+              </w:rPr>
+              <w:t xml:space="preserve"> </w:t>
+            </w:r>
+            <w:proofErr w:type="spellStart"/>
+            <w:r>
+              <w:rPr>
+                <w:rFonts w:ascii="Calibri" w:eastAsia="Calibri" w:hAnsi="Calibri" w:cs="Calibri"/>
+              </w:rPr>
+              <w:t>Analyze</w:t>
+            </w:r>
+            <w:proofErr w:type="spellEnd"/>
+            <w:r>
+              <w:rPr>
+                <w:rFonts w:ascii="Calibri" w:eastAsia="Calibri" w:hAnsi="Calibri" w:cs="Calibri"/>
+              </w:rPr>
+              <w:t xml:space="preserve"> firewall and IDS logs. Trace email logs, </w:t>
+            </w:r>
+            <w:proofErr w:type="spellStart"/>
+            <w:r>
+              <w:rPr>
+                <w:rFonts w:ascii="Calibri" w:eastAsia="Calibri" w:hAnsi="Calibri" w:cs="Calibri"/>
+              </w:rPr>
+              <w:t>analyze</w:t>
+            </w:r>
+            <w:proofErr w:type="spellEnd"/>
+            <w:r>
+              <w:rPr>
+                <w:rFonts w:ascii="Calibri" w:eastAsia="Calibri" w:hAnsi="Calibri" w:cs="Calibri"/>
+              </w:rPr>
+              <w:t xml:space="preserve"> phishing/spam attempts, review login activity. Investigate unauthorized access.</w:t>
+            </w:r>
+          </w:p>
+        </w:tc>
+        <w:tc>
+          <w:tcPr>
+            <w:tcW w:w="1618" w:type="dxa"/>
+            <w:tcBorders>
+              <w:top w:val="single" w:sz="4" w:space="0" w:color="8EAADB"/>
+              <w:left w:val="single" w:sz="4" w:space="0" w:color="8EAADB"/>
+              <w:bottom w:val="single" w:sz="4" w:space="0" w:color="8EAADB"/>
+              <w:right w:val="single" w:sz="4" w:space="0" w:color="8EAADB"/>
+            </w:tcBorders>
+            <w:shd w:val="clear" w:color="auto" w:fill="D9E2F3"/>
+          </w:tcPr>
+          <w:p>
+            <w:pPr>
+              <w:spacing w:after="338"/>
+            </w:pPr>
+            <w:proofErr w:type="spellStart"/>
+            <w:r>
+              <w:rPr>
+                <w:rFonts w:ascii="Calibri" w:eastAsia="Calibri" w:hAnsi="Calibri" w:cs="Calibri"/>
+                <w:color w:val="1F1F1F"/>
+              </w:rPr>
+              <w:t>PfSense</w:t>
+            </w:r>
+            <w:proofErr w:type="spellEnd"/>
+          </w:p>
+          <w:p>
+            <w:pPr>
+              <w:spacing w:after="338"/>
+            </w:pPr>
+            <w:r>
+              <w:rPr>
+                <w:rFonts w:ascii="Calibri" w:eastAsia="Calibri" w:hAnsi="Calibri" w:cs="Calibri"/>
+                <w:color w:val="1F1F1F"/>
+              </w:rPr>
+              <w:t>Zimbra</w:t>
+            </w:r>
+          </w:p>
+          <w:p>
+            <w:pPr>
+              <w:spacing w:after="11"/>
+            </w:pPr>
+            <w:r>
+              <w:rPr>
+                <w:rFonts w:ascii="Calibri" w:eastAsia="Calibri" w:hAnsi="Calibri" w:cs="Calibri"/>
+                <w:color w:val="1F1F1F"/>
+              </w:rPr>
+              <w:t xml:space="preserve">Document </w:t>
+            </w:r>
+          </w:p>
+          <w:p>
+            <w:pPr>
+              <w:spacing w:after="11"/>
+            </w:pPr>
+            <w:proofErr w:type="spellStart"/>
+            <w:r>
+              <w:rPr>
+                <w:rFonts w:ascii="Calibri" w:eastAsia="Calibri" w:hAnsi="Calibri" w:cs="Calibri"/>
+                <w:color w:val="1F1F1F"/>
+              </w:rPr>
+              <w:t>Manageme</w:t>
+            </w:r>
+            <w:proofErr w:type="spellEnd"/>
+          </w:p>
+          <w:p>
+            <w:proofErr w:type="spellStart"/>
+            <w:r>
+              <w:rPr>
+                <w:rFonts w:ascii="Calibri" w:eastAsia="Calibri" w:hAnsi="Calibri" w:cs="Calibri"/>
+                <w:color w:val="1F1F1F"/>
+              </w:rPr>
+              <w:t>nt</w:t>
+            </w:r>
+            <w:proofErr w:type="spellEnd"/>
+            <w:r>
+              <w:rPr>
+                <w:rFonts w:ascii="Calibri" w:eastAsia="Calibri" w:hAnsi="Calibri" w:cs="Calibri"/>
+                <w:color w:val="1F1F1F"/>
+              </w:rPr>
+              <w:t xml:space="preserve"> System</w:t>
+            </w:r>
+          </w:p>
+        </w:tc>
+        <w:tc>
+          <w:tcPr>
+            <w:tcW w:w="2582" w:type="dxa"/>
+            <w:tcBorders>
+              <w:top w:val="single" w:sz="4" w:space="0" w:color="8EAADB"/>
+              <w:left w:val="single" w:sz="4" w:space="0" w:color="8EAADB"/>
+              <w:bottom w:val="single" w:sz="4" w:space="0" w:color="8EAADB"/>
+              <w:right w:val="single" w:sz="4" w:space="0" w:color="8EAADB"/>
+            </w:tcBorders>
+            <w:shd w:val="clear" w:color="auto" w:fill="D9E2F3"/>
+          </w:tcPr>
+          <w:p>
+            <w:pPr>
+              <w:ind w:left="1"/>
+            </w:pPr>
+            <w:r>
+              <w:rPr>
+                <w:rFonts w:ascii="Calibri" w:eastAsia="Calibri" w:hAnsi="Calibri" w:cs="Calibri"/>
+                <w:color w:val="1F1F1F"/>
+              </w:rPr>
+              <w:t xml:space="preserve">Linux </w:t>
+            </w:r>
+            <w:proofErr w:type="gramStart"/>
+            <w:r>
+              <w:rPr>
+                <w:rFonts w:ascii="Calibri" w:eastAsia="Calibri" w:hAnsi="Calibri" w:cs="Calibri"/>
+                <w:color w:val="1F1F1F"/>
+              </w:rPr>
+              <w:t>server(</w:t>
+            </w:r>
+            <w:proofErr w:type="gramEnd"/>
+            <w:r>
+              <w:rPr>
+                <w:rFonts w:ascii="Calibri" w:eastAsia="Calibri" w:hAnsi="Calibri" w:cs="Calibri"/>
+                <w:color w:val="1F1F1F"/>
+              </w:rPr>
+              <w:t>Ubuntu), virtualization environment, domain (optional)</w:t>
+            </w:r>
+          </w:p>
+        </w:tc>
+      </w:tr>
+      <w:tr>
+        <w:trPr>
+          <w:trHeight w:val="340"/>
+        </w:trPr>
+        <w:tc>
+          <w:tcPr>
+            <w:tcW w:w="2460" w:type="dxa"/>
+            <w:tcBorders>
+              <w:top w:val="single" w:sz="4" w:space="0" w:color="8EAADB"/>
+              <w:left w:val="single" w:sz="4" w:space="0" w:color="8EAADB"/>
+              <w:bottom w:val="single" w:sz="4" w:space="0" w:color="8EAADB"/>
+              <w:right w:val="single" w:sz="4" w:space="0" w:color="8EAADB"/>
+            </w:tcBorders>
+          </w:tcPr>
+          <w:p/>
+        </w:tc>
+        <w:tc>
+          <w:tcPr>
+            <w:tcW w:w="4396" w:type="dxa"/>
+            <w:tcBorders>
+              <w:top w:val="single" w:sz="4" w:space="0" w:color="8EAADB"/>
+              <w:left w:val="single" w:sz="4" w:space="0" w:color="8EAADB"/>
+              <w:bottom w:val="single" w:sz="4" w:space="0" w:color="8EAADB"/>
+              <w:right w:val="single" w:sz="4" w:space="0" w:color="8EAADB"/>
+            </w:tcBorders>
+          </w:tcPr>
+          <w:p/>
+        </w:tc>
+        <w:tc>
+          <w:tcPr>
+            <w:tcW w:w="1618" w:type="dxa"/>
+            <w:tcBorders>
+              <w:top w:val="single" w:sz="4" w:space="0" w:color="8EAADB"/>
+              <w:left w:val="single" w:sz="4" w:space="0" w:color="8EAADB"/>
+              <w:bottom w:val="single" w:sz="4" w:space="0" w:color="8EAADB"/>
+              <w:right w:val="single" w:sz="4" w:space="0" w:color="8EAADB"/>
+            </w:tcBorders>
+          </w:tcPr>
+          <w:p/>
+        </w:tc>
+        <w:tc>
+          <w:tcPr>
+            <w:tcW w:w="2582" w:type="dxa"/>
+            <w:tcBorders>
+              <w:top w:val="single" w:sz="4" w:space="0" w:color="8EAADB"/>
+              <w:left w:val="single" w:sz="4" w:space="0" w:color="8EAADB"/>
+              <w:bottom w:val="single" w:sz="4" w:space="0" w:color="8EAADB"/>
+              <w:right w:val="single" w:sz="4" w:space="0" w:color="8EAADB"/>
+            </w:tcBorders>
+          </w:tcPr>
+          <w:p/>
+        </w:tc>
+      </w:tr>
+    </w:tbl>
+    <w:p>
+      <w:pPr>
+        <w:sectPr>
+          <w:pgSz w:w="11906" w:h="16838"/>
+          <w:pgMar w:top="1440" w:right="1440" w:bottom="1440" w:left="1440" w:header="720" w:footer="720" w:gutter="0"/>
+          <w:cols w:space="720"/>
+        </w:sectPr>
+      </w:pPr>
+    </w:p>
+    <w:p>
+      <w:pPr>
+        <w:spacing w:after="0"/>
+        <w:ind w:left="-1440" w:right="10466"/>
+      </w:pPr>
+    </w:p>
+    <w:tbl>
+      <w:tblPr>
+        <w:tblStyle w:val="TableGrid"/>
+        <w:tblW w:w="11056" w:type="dxa"/>
+        <w:tblInd w:w="-1022" w:type="dxa"/>
+        <w:tblCellMar>
+          <w:top w:w="0" w:type="dxa"/>
+          <w:left w:w="115" w:type="dxa"/>
+          <w:bottom w:w="0" w:type="dxa"/>
+          <w:right w:w="115" w:type="dxa"/>
+        </w:tblCellMar>
+        <w:tblLook w:val="04A0" w:firstRow="1" w:lastRow="0" w:firstColumn="1" w:lastColumn="0" w:noHBand="0" w:noVBand="1"/>
+      </w:tblPr>
+      <w:tblGrid>
+        <w:gridCol w:w="2460"/>
+        <w:gridCol w:w="4396"/>
+        <w:gridCol w:w="1618"/>
+        <w:gridCol w:w="2582"/>
+      </w:tblGrid>
+      <w:tr>
+        <w:trPr>
+          <w:trHeight w:val="337"/>
+        </w:trPr>
+        <w:tc>
+          <w:tcPr>
+            <w:tcW w:w="2460" w:type="dxa"/>
+            <w:tcBorders>
+              <w:top w:val="single" w:sz="4" w:space="0" w:color="8EAADB"/>
+              <w:left w:val="single" w:sz="4" w:space="0" w:color="8EAADB"/>
+              <w:bottom w:val="single" w:sz="4" w:space="0" w:color="8EAADB"/>
+              <w:right w:val="single" w:sz="4" w:space="0" w:color="8EAADB"/>
+            </w:tcBorders>
+            <w:shd w:val="clear" w:color="auto" w:fill="D9E2F3"/>
+          </w:tcPr>
+          <w:p/>
+        </w:tc>
+        <w:tc>
+          <w:tcPr>
+            <w:tcW w:w="4396" w:type="dxa"/>
+            <w:tcBorders>
+              <w:top w:val="single" w:sz="4" w:space="0" w:color="8EAADB"/>
+              <w:left w:val="single" w:sz="4" w:space="0" w:color="8EAADB"/>
+              <w:bottom w:val="single" w:sz="4" w:space="0" w:color="8EAADB"/>
+              <w:right w:val="single" w:sz="4" w:space="0" w:color="8EAADB"/>
+            </w:tcBorders>
+            <w:shd w:val="clear" w:color="auto" w:fill="D9E2F3"/>
+          </w:tcPr>
+          <w:p/>
+        </w:tc>
+        <w:tc>
+          <w:tcPr>
+            <w:tcW w:w="1618" w:type="dxa"/>
+            <w:tcBorders>
+              <w:top w:val="single" w:sz="4" w:space="0" w:color="8EAADB"/>
+              <w:left w:val="single" w:sz="4" w:space="0" w:color="8EAADB"/>
+              <w:bottom w:val="single" w:sz="4" w:space="0" w:color="8EAADB"/>
+              <w:right w:val="single" w:sz="4" w:space="0" w:color="8EAADB"/>
+            </w:tcBorders>
+            <w:shd w:val="clear" w:color="auto" w:fill="D9E2F3"/>
+          </w:tcPr>
+          <w:p/>
+        </w:tc>
+        <w:tc>
+          <w:tcPr>
+            <w:tcW w:w="2582" w:type="dxa"/>
+            <w:tcBorders>
+              <w:top w:val="single" w:sz="4" w:space="0" w:color="8EAADB"/>
+              <w:left w:val="single" w:sz="4" w:space="0" w:color="8EAADB"/>
+              <w:bottom w:val="single" w:sz="4" w:space="0" w:color="8EAADB"/>
+              <w:right w:val="single" w:sz="4" w:space="0" w:color="8EAADB"/>
+            </w:tcBorders>
+            <w:shd w:val="clear" w:color="auto" w:fill="D9E2F3"/>
+          </w:tcPr>
+          <w:p/>
+        </w:tc>
+      </w:tr>
+      <w:tr>
+        <w:trPr>
+          <w:trHeight w:val="310"/>
+        </w:trPr>
+        <w:tc>
+          <w:tcPr>
+            <w:tcW w:w="2460" w:type="dxa"/>
+            <w:tcBorders>
+              <w:top w:val="single" w:sz="4" w:space="0" w:color="8EAADB"/>
+              <w:left w:val="single" w:sz="4" w:space="0" w:color="8EAADB"/>
+              <w:bottom w:val="single" w:sz="4" w:space="0" w:color="8EAADB"/>
+              <w:right w:val="single" w:sz="4" w:space="0" w:color="8EAADB"/>
+            </w:tcBorders>
+          </w:tcPr>
+          <w:p/>
+        </w:tc>
+        <w:tc>
+          <w:tcPr>
+            <w:tcW w:w="4396" w:type="dxa"/>
+            <w:tcBorders>
+              <w:top w:val="single" w:sz="4" w:space="0" w:color="8EAADB"/>
+              <w:left w:val="single" w:sz="4" w:space="0" w:color="8EAADB"/>
+              <w:bottom w:val="single" w:sz="4" w:space="0" w:color="8EAADB"/>
+              <w:right w:val="single" w:sz="4" w:space="0" w:color="8EAADB"/>
+            </w:tcBorders>
+          </w:tcPr>
+          <w:p/>
+        </w:tc>
+        <w:tc>
+          <w:tcPr>
+            <w:tcW w:w="1618" w:type="dxa"/>
+            <w:tcBorders>
+              <w:top w:val="single" w:sz="4" w:space="0" w:color="8EAADB"/>
+              <w:left w:val="single" w:sz="4" w:space="0" w:color="8EAADB"/>
+              <w:bottom w:val="single" w:sz="4" w:space="0" w:color="8EAADB"/>
+              <w:right w:val="single" w:sz="4" w:space="0" w:color="8EAADB"/>
+            </w:tcBorders>
+          </w:tcPr>
+          <w:p/>
+        </w:tc>
+        <w:tc>
+          <w:tcPr>
+            <w:tcW w:w="2582" w:type="dxa"/>
+            <w:tcBorders>
+              <w:top w:val="single" w:sz="4" w:space="0" w:color="8EAADB"/>
+              <w:left w:val="single" w:sz="4" w:space="0" w:color="8EAADB"/>
+              <w:bottom w:val="single" w:sz="4" w:space="0" w:color="8EAADB"/>
+              <w:right w:val="single" w:sz="4" w:space="0" w:color="8EAADB"/>
+            </w:tcBorders>
+          </w:tcPr>
+          <w:p/>
+        </w:tc>
+      </w:tr>
+      <w:tr>
+        <w:trPr>
+          <w:trHeight w:val="310"/>
+        </w:trPr>
+        <w:tc>
+          <w:tcPr>
+            <w:tcW w:w="2460" w:type="dxa"/>
+            <w:tcBorders>
+              <w:top w:val="single" w:sz="4" w:space="0" w:color="8EAADB"/>
+              <w:left w:val="single" w:sz="4" w:space="0" w:color="8EAADB"/>
+              <w:bottom w:val="single" w:sz="4" w:space="0" w:color="8EAADB"/>
+              <w:right w:val="single" w:sz="4" w:space="0" w:color="8EAADB"/>
+            </w:tcBorders>
+            <w:shd w:val="clear" w:color="auto" w:fill="D9E2F3"/>
+          </w:tcPr>
+          <w:p/>
+        </w:tc>
+        <w:tc>
+          <w:tcPr>
+            <w:tcW w:w="4396" w:type="dxa"/>
+            <w:tcBorders>
+              <w:top w:val="single" w:sz="4" w:space="0" w:color="8EAADB"/>
+              <w:left w:val="single" w:sz="4" w:space="0" w:color="8EAADB"/>
+              <w:bottom w:val="single" w:sz="4" w:space="0" w:color="8EAADB"/>
+              <w:right w:val="single" w:sz="4" w:space="0" w:color="8EAADB"/>
+            </w:tcBorders>
+            <w:shd w:val="clear" w:color="auto" w:fill="D9E2F3"/>
+          </w:tcPr>
+          <w:p/>
+        </w:tc>
+        <w:tc>
+          <w:tcPr>
+            <w:tcW w:w="1618" w:type="dxa"/>
+            <w:tcBorders>
+              <w:top w:val="single" w:sz="4" w:space="0" w:color="8EAADB"/>
+              <w:left w:val="single" w:sz="4" w:space="0" w:color="8EAADB"/>
+              <w:bottom w:val="single" w:sz="4" w:space="0" w:color="8EAADB"/>
+              <w:right w:val="single" w:sz="4" w:space="0" w:color="8EAADB"/>
+            </w:tcBorders>
+            <w:shd w:val="clear" w:color="auto" w:fill="D9E2F3"/>
+          </w:tcPr>
+          <w:p/>
+        </w:tc>
+        <w:tc>
+          <w:tcPr>
+            <w:tcW w:w="2582" w:type="dxa"/>
+            <w:tcBorders>
+              <w:top w:val="single" w:sz="4" w:space="0" w:color="8EAADB"/>
+              <w:left w:val="single" w:sz="4" w:space="0" w:color="8EAADB"/>
+              <w:bottom w:val="single" w:sz="4" w:space="0" w:color="8EAADB"/>
+              <w:right w:val="single" w:sz="4" w:space="0" w:color="8EAADB"/>
+            </w:tcBorders>
+            <w:shd w:val="clear" w:color="auto" w:fill="D9E2F3"/>
+          </w:tcPr>
+          <w:p/>
+        </w:tc>
+      </w:tr>
+    </w:tbl>
+    <w:p/>
+    <w:p/>
     <w:sectPr>
       <w:pgSz w:w="11906" w:h="16838"/>
       <w:pgMar w:top="1440" w:right="1440" w:bottom="1440" w:left="1440" w:header="708" w:footer="708" w:gutter="0"/>
@@ -6506,8 +11518,1624 @@
 </file>
 
 <file path=word/numbering.xml><?xml version="1.0" encoding="utf-8"?>
-<w:numbering xmlns:wpc="http://schemas.microsoft.com/office/word/2010/wordprocessingCanvas" xmlns:cx="http://schemas.microsoft.com/office/drawing/2014/chartex" xmlns:cx1="http://schemas.microsoft.com/office/drawing/2015/9/8/chartex" xmlns:cx2="http://schemas.microsoft.com/office/drawing/2015/10/21/chartex" xmlns:cx3="http://schemas.microsoft.com/office/drawing/2016/5/9/chartex" xmlns:cx4="http://schemas.microsoft.com/office/drawing/2016/5/10/chartex" xmlns:cx5="http://schemas.microsoft.com/office/drawing/2016/5/11/chartex" xmlns:cx6="http://schemas.microsoft.com/office/drawing/2016/5/12/chartex" xmlns:cx7="http://schemas.microsoft.com/office/drawing/2016/5/13/chartex" xmlns:cx8="http://schemas.microsoft.com/office/drawing/2016/5/14/chartex" xmlns:mc="http://schemas.openxmlformats.org/markup-compatibility/2006" xmlns:aink="http://schemas.microsoft.com/office/drawing/2016/ink" xmlns:am3d="http://schemas.microsoft.com/office/drawing/2017/model3d" xmlns:o="urn:schemas-microsoft-com:office:office" xmlns:oel="http://schemas.microsoft.com/office/2019/extlst" xmlns:r="http://schemas.openxmlformats.org/officeDocument/2006/relationships" xmlns:m="http://schemas.openxmlformats.org/officeDocument/2006/math" xmlns:v="urn:schemas-microsoft-com:vml" xmlns:wp14="http://schemas.microsoft.com/office/word/2010/wordprocessingDrawing" xmlns:wp="http://schemas.openxmlformats.org/drawingml/2006/wordprocessingDrawing" xmlns:w10="urn:schemas-microsoft-com:office:word" xmlns:w="http://schemas.openxmlformats.org/wordprocessingml/2006/main" xmlns:w14="http://schemas.microsoft.com/office/word/2010/wordml" xmlns:w15="http://schemas.microsoft.com/office/word/2012/wordml" xmlns:w16cex="http://schemas.microsoft.com/office/word/2018/wordml/cex" xmlns:w16cid="http://schemas.microsoft.com/office/word/2016/wordml/cid" xmlns:w16="http://schemas.microsoft.com/office/word/2018/wordml" xmlns:w16du="http://schemas.microsoft.com/office/word/2023/wordml/word16du" xmlns:w16sdtdh="http://schemas.microsoft.com/office/word/2020/wordml/sdtdatahash" xmlns:w16sdtfl="http://schemas.microsoft.com/office/word/2024/wordml/sdtformatlock" xmlns:w16se="http://schemas.microsoft.com/office/word/2015/wordml/symex" xmlns:wpg="http://schemas.microsoft.com/office/word/2010/wordprocessingGroup" xmlns:wpi="http://schemas.microsoft.com/office/word/2010/wordprocessingInk" xmlns:wne="http://schemas.microsoft.com/office/word/2006/wordml" xmlns:wps="http://schemas.microsoft.com/office/word/2010/wordprocessingShape" mc:Ignorable="w14 w15 w16se w16cid w16 w16cex w16sdtdh w16sdtfl w16du wp14">
+<w:numbering xmlns:wpc="http://schemas.microsoft.com/office/word/2010/wordprocessingCanvas" xmlns:cx="http://schemas.microsoft.com/office/drawing/2014/chartex" xmlns:cx1="http://schemas.microsoft.com/office/drawing/2015/9/8/chartex" xmlns:cx2="http://schemas.microsoft.com/office/drawing/2015/10/21/chartex" xmlns:cx3="http://schemas.microsoft.com/office/drawing/2016/5/9/chartex" xmlns:cx4="http://schemas.microsoft.com/office/drawing/2016/5/10/chartex" xmlns:cx5="http://schemas.microsoft.com/office/drawing/2016/5/11/chartex" xmlns:cx6="http://schemas.microsoft.com/office/drawing/2016/5/12/chartex" xmlns:cx7="http://schemas.microsoft.com/office/drawing/2016/5/13/chartex" xmlns:cx8="http://schemas.microsoft.com/office/drawing/2016/5/14/chartex" xmlns:mc="http://schemas.openxmlformats.org/markup-compatibility/2006" xmlns:aink="http://schemas.microsoft.com/office/drawing/2016/ink" xmlns:am3d="http://schemas.microsoft.com/office/drawing/2017/model3d" xmlns:o="urn:schemas-microsoft-com:office:office" xmlns:oel="http://schemas.microsoft.com/office/2019/extlst" xmlns:r="http://schemas.openxmlformats.org/officeDocument/2006/relationships" xmlns:m="http://schemas.openxmlformats.org/officeDocument/2006/math" xmlns:v="urn:schemas-microsoft-com:vml" xmlns:wp14="http://schemas.microsoft.com/office/word/2010/wordprocessingDrawing" xmlns:wp="http://schemas.openxmlformats.org/drawingml/2006/wordprocessingDrawing" xmlns:w10="urn:schemas-microsoft-com:office:word" xmlns:w="http://schemas.openxmlformats.org/wordprocessingml/2006/main" xmlns:w14="http://schemas.microsoft.com/office/word/2010/wordml" xmlns:w15="http://schemas.microsoft.com/office/word/2012/wordml" xmlns:w16cei="http://schemas.microsoft.com/office/word/2026/wordml/cei" xmlns:w16cex="http://schemas.microsoft.com/office/word/2018/wordml/cex" xmlns:w16cid="http://schemas.microsoft.com/office/word/2016/wordml/cid" xmlns:w16="http://schemas.microsoft.com/office/word/2018/wordml" xmlns:w16du="http://schemas.microsoft.com/office/word/2023/wordml/word16du" xmlns:w16sdtdh="http://schemas.microsoft.com/office/word/2020/wordml/sdtdatahash" xmlns:w16sdtfl="http://schemas.microsoft.com/office/word/2024/wordml/sdtformatlock" xmlns:w16se="http://schemas.microsoft.com/office/word/2015/wordml/symex" xmlns:wpg="http://schemas.microsoft.com/office/word/2010/wordprocessingGroup" xmlns:wpi="http://schemas.microsoft.com/office/word/2010/wordprocessingInk" xmlns:wne="http://schemas.microsoft.com/office/word/2006/wordml" xmlns:wps="http://schemas.microsoft.com/office/word/2010/wordprocessingShape" mc:Ignorable="w14 w15 w16se w16cid w16 w16cex w16sdtdh w16sdtfl w16du wp14">
   <w:abstractNum w:abstractNumId="0" w15:restartNumberingAfterBreak="0">
+    <w:nsid w:val="003522A1"/>
+    <w:multiLevelType w:val="multilevel"/>
+    <w:tmpl w:val="5178C024"/>
+    <w:lvl w:ilvl="0">
+      <w:start w:val="1"/>
+      <w:numFmt w:val="bullet"/>
+      <w:lvlText w:val=""/>
+      <w:lvlJc w:val="left"/>
+      <w:pPr>
+        <w:tabs>
+          <w:tab w:val="num" w:pos="720"/>
+        </w:tabs>
+        <w:ind w:left="720" w:hanging="360"/>
+      </w:pPr>
+      <w:rPr>
+        <w:rFonts w:ascii="Symbol" w:hAnsi="Symbol" w:hint="default"/>
+        <w:sz w:val="20"/>
+      </w:rPr>
+    </w:lvl>
+    <w:lvl w:ilvl="1" w:tentative="1">
+      <w:start w:val="1"/>
+      <w:numFmt w:val="bullet"/>
+      <w:lvlText w:val=""/>
+      <w:lvlJc w:val="left"/>
+      <w:pPr>
+        <w:tabs>
+          <w:tab w:val="num" w:pos="1440"/>
+        </w:tabs>
+        <w:ind w:left="1440" w:hanging="360"/>
+      </w:pPr>
+      <w:rPr>
+        <w:rFonts w:ascii="Symbol" w:hAnsi="Symbol" w:hint="default"/>
+        <w:sz w:val="20"/>
+      </w:rPr>
+    </w:lvl>
+    <w:lvl w:ilvl="2" w:tentative="1">
+      <w:start w:val="1"/>
+      <w:numFmt w:val="bullet"/>
+      <w:lvlText w:val=""/>
+      <w:lvlJc w:val="left"/>
+      <w:pPr>
+        <w:tabs>
+          <w:tab w:val="num" w:pos="2160"/>
+        </w:tabs>
+        <w:ind w:left="2160" w:hanging="360"/>
+      </w:pPr>
+      <w:rPr>
+        <w:rFonts w:ascii="Symbol" w:hAnsi="Symbol" w:hint="default"/>
+        <w:sz w:val="20"/>
+      </w:rPr>
+    </w:lvl>
+    <w:lvl w:ilvl="3" w:tentative="1">
+      <w:start w:val="1"/>
+      <w:numFmt w:val="bullet"/>
+      <w:lvlText w:val=""/>
+      <w:lvlJc w:val="left"/>
+      <w:pPr>
+        <w:tabs>
+          <w:tab w:val="num" w:pos="2880"/>
+        </w:tabs>
+        <w:ind w:left="2880" w:hanging="360"/>
+      </w:pPr>
+      <w:rPr>
+        <w:rFonts w:ascii="Symbol" w:hAnsi="Symbol" w:hint="default"/>
+        <w:sz w:val="20"/>
+      </w:rPr>
+    </w:lvl>
+    <w:lvl w:ilvl="4" w:tentative="1">
+      <w:start w:val="1"/>
+      <w:numFmt w:val="bullet"/>
+      <w:lvlText w:val=""/>
+      <w:lvlJc w:val="left"/>
+      <w:pPr>
+        <w:tabs>
+          <w:tab w:val="num" w:pos="3600"/>
+        </w:tabs>
+        <w:ind w:left="3600" w:hanging="360"/>
+      </w:pPr>
+      <w:rPr>
+        <w:rFonts w:ascii="Symbol" w:hAnsi="Symbol" w:hint="default"/>
+        <w:sz w:val="20"/>
+      </w:rPr>
+    </w:lvl>
+    <w:lvl w:ilvl="5" w:tentative="1">
+      <w:start w:val="1"/>
+      <w:numFmt w:val="bullet"/>
+      <w:lvlText w:val=""/>
+      <w:lvlJc w:val="left"/>
+      <w:pPr>
+        <w:tabs>
+          <w:tab w:val="num" w:pos="4320"/>
+        </w:tabs>
+        <w:ind w:left="4320" w:hanging="360"/>
+      </w:pPr>
+      <w:rPr>
+        <w:rFonts w:ascii="Symbol" w:hAnsi="Symbol" w:hint="default"/>
+        <w:sz w:val="20"/>
+      </w:rPr>
+    </w:lvl>
+    <w:lvl w:ilvl="6" w:tentative="1">
+      <w:start w:val="1"/>
+      <w:numFmt w:val="bullet"/>
+      <w:lvlText w:val=""/>
+      <w:lvlJc w:val="left"/>
+      <w:pPr>
+        <w:tabs>
+          <w:tab w:val="num" w:pos="5040"/>
+        </w:tabs>
+        <w:ind w:left="5040" w:hanging="360"/>
+      </w:pPr>
+      <w:rPr>
+        <w:rFonts w:ascii="Symbol" w:hAnsi="Symbol" w:hint="default"/>
+        <w:sz w:val="20"/>
+      </w:rPr>
+    </w:lvl>
+    <w:lvl w:ilvl="7" w:tentative="1">
+      <w:start w:val="1"/>
+      <w:numFmt w:val="bullet"/>
+      <w:lvlText w:val=""/>
+      <w:lvlJc w:val="left"/>
+      <w:pPr>
+        <w:tabs>
+          <w:tab w:val="num" w:pos="5760"/>
+        </w:tabs>
+        <w:ind w:left="5760" w:hanging="360"/>
+      </w:pPr>
+      <w:rPr>
+        <w:rFonts w:ascii="Symbol" w:hAnsi="Symbol" w:hint="default"/>
+        <w:sz w:val="20"/>
+      </w:rPr>
+    </w:lvl>
+    <w:lvl w:ilvl="8" w:tentative="1">
+      <w:start w:val="1"/>
+      <w:numFmt w:val="bullet"/>
+      <w:lvlText w:val=""/>
+      <w:lvlJc w:val="left"/>
+      <w:pPr>
+        <w:tabs>
+          <w:tab w:val="num" w:pos="6480"/>
+        </w:tabs>
+        <w:ind w:left="6480" w:hanging="360"/>
+      </w:pPr>
+      <w:rPr>
+        <w:rFonts w:ascii="Symbol" w:hAnsi="Symbol" w:hint="default"/>
+        <w:sz w:val="20"/>
+      </w:rPr>
+    </w:lvl>
+  </w:abstractNum>
+  <w:abstractNum w:abstractNumId="1" w15:restartNumberingAfterBreak="0">
+    <w:nsid w:val="0C18308D"/>
+    <w:multiLevelType w:val="multilevel"/>
+    <w:tmpl w:val="897CE352"/>
+    <w:lvl w:ilvl="0">
+      <w:start w:val="1"/>
+      <w:numFmt w:val="bullet"/>
+      <w:lvlText w:val=""/>
+      <w:lvlJc w:val="left"/>
+      <w:pPr>
+        <w:tabs>
+          <w:tab w:val="num" w:pos="720"/>
+        </w:tabs>
+        <w:ind w:left="720" w:hanging="360"/>
+      </w:pPr>
+      <w:rPr>
+        <w:rFonts w:ascii="Symbol" w:hAnsi="Symbol" w:hint="default"/>
+        <w:sz w:val="20"/>
+      </w:rPr>
+    </w:lvl>
+    <w:lvl w:ilvl="1" w:tentative="1">
+      <w:start w:val="1"/>
+      <w:numFmt w:val="bullet"/>
+      <w:lvlText w:val=""/>
+      <w:lvlJc w:val="left"/>
+      <w:pPr>
+        <w:tabs>
+          <w:tab w:val="num" w:pos="1440"/>
+        </w:tabs>
+        <w:ind w:left="1440" w:hanging="360"/>
+      </w:pPr>
+      <w:rPr>
+        <w:rFonts w:ascii="Symbol" w:hAnsi="Symbol" w:hint="default"/>
+        <w:sz w:val="20"/>
+      </w:rPr>
+    </w:lvl>
+    <w:lvl w:ilvl="2" w:tentative="1">
+      <w:start w:val="1"/>
+      <w:numFmt w:val="bullet"/>
+      <w:lvlText w:val=""/>
+      <w:lvlJc w:val="left"/>
+      <w:pPr>
+        <w:tabs>
+          <w:tab w:val="num" w:pos="2160"/>
+        </w:tabs>
+        <w:ind w:left="2160" w:hanging="360"/>
+      </w:pPr>
+      <w:rPr>
+        <w:rFonts w:ascii="Symbol" w:hAnsi="Symbol" w:hint="default"/>
+        <w:sz w:val="20"/>
+      </w:rPr>
+    </w:lvl>
+    <w:lvl w:ilvl="3" w:tentative="1">
+      <w:start w:val="1"/>
+      <w:numFmt w:val="bullet"/>
+      <w:lvlText w:val=""/>
+      <w:lvlJc w:val="left"/>
+      <w:pPr>
+        <w:tabs>
+          <w:tab w:val="num" w:pos="2880"/>
+        </w:tabs>
+        <w:ind w:left="2880" w:hanging="360"/>
+      </w:pPr>
+      <w:rPr>
+        <w:rFonts w:ascii="Symbol" w:hAnsi="Symbol" w:hint="default"/>
+        <w:sz w:val="20"/>
+      </w:rPr>
+    </w:lvl>
+    <w:lvl w:ilvl="4" w:tentative="1">
+      <w:start w:val="1"/>
+      <w:numFmt w:val="bullet"/>
+      <w:lvlText w:val=""/>
+      <w:lvlJc w:val="left"/>
+      <w:pPr>
+        <w:tabs>
+          <w:tab w:val="num" w:pos="3600"/>
+        </w:tabs>
+        <w:ind w:left="3600" w:hanging="360"/>
+      </w:pPr>
+      <w:rPr>
+        <w:rFonts w:ascii="Symbol" w:hAnsi="Symbol" w:hint="default"/>
+        <w:sz w:val="20"/>
+      </w:rPr>
+    </w:lvl>
+    <w:lvl w:ilvl="5" w:tentative="1">
+      <w:start w:val="1"/>
+      <w:numFmt w:val="bullet"/>
+      <w:lvlText w:val=""/>
+      <w:lvlJc w:val="left"/>
+      <w:pPr>
+        <w:tabs>
+          <w:tab w:val="num" w:pos="4320"/>
+        </w:tabs>
+        <w:ind w:left="4320" w:hanging="360"/>
+      </w:pPr>
+      <w:rPr>
+        <w:rFonts w:ascii="Symbol" w:hAnsi="Symbol" w:hint="default"/>
+        <w:sz w:val="20"/>
+      </w:rPr>
+    </w:lvl>
+    <w:lvl w:ilvl="6" w:tentative="1">
+      <w:start w:val="1"/>
+      <w:numFmt w:val="bullet"/>
+      <w:lvlText w:val=""/>
+      <w:lvlJc w:val="left"/>
+      <w:pPr>
+        <w:tabs>
+          <w:tab w:val="num" w:pos="5040"/>
+        </w:tabs>
+        <w:ind w:left="5040" w:hanging="360"/>
+      </w:pPr>
+      <w:rPr>
+        <w:rFonts w:ascii="Symbol" w:hAnsi="Symbol" w:hint="default"/>
+        <w:sz w:val="20"/>
+      </w:rPr>
+    </w:lvl>
+    <w:lvl w:ilvl="7" w:tentative="1">
+      <w:start w:val="1"/>
+      <w:numFmt w:val="bullet"/>
+      <w:lvlText w:val=""/>
+      <w:lvlJc w:val="left"/>
+      <w:pPr>
+        <w:tabs>
+          <w:tab w:val="num" w:pos="5760"/>
+        </w:tabs>
+        <w:ind w:left="5760" w:hanging="360"/>
+      </w:pPr>
+      <w:rPr>
+        <w:rFonts w:ascii="Symbol" w:hAnsi="Symbol" w:hint="default"/>
+        <w:sz w:val="20"/>
+      </w:rPr>
+    </w:lvl>
+    <w:lvl w:ilvl="8" w:tentative="1">
+      <w:start w:val="1"/>
+      <w:numFmt w:val="bullet"/>
+      <w:lvlText w:val=""/>
+      <w:lvlJc w:val="left"/>
+      <w:pPr>
+        <w:tabs>
+          <w:tab w:val="num" w:pos="6480"/>
+        </w:tabs>
+        <w:ind w:left="6480" w:hanging="360"/>
+      </w:pPr>
+      <w:rPr>
+        <w:rFonts w:ascii="Symbol" w:hAnsi="Symbol" w:hint="default"/>
+        <w:sz w:val="20"/>
+      </w:rPr>
+    </w:lvl>
+  </w:abstractNum>
+  <w:abstractNum w:abstractNumId="2" w15:restartNumberingAfterBreak="0">
+    <w:nsid w:val="0DF75D76"/>
+    <w:multiLevelType w:val="multilevel"/>
+    <w:tmpl w:val="6E2E54F4"/>
+    <w:lvl w:ilvl="0">
+      <w:start w:val="1"/>
+      <w:numFmt w:val="bullet"/>
+      <w:lvlText w:val=""/>
+      <w:lvlJc w:val="left"/>
+      <w:pPr>
+        <w:tabs>
+          <w:tab w:val="num" w:pos="720"/>
+        </w:tabs>
+        <w:ind w:left="720" w:hanging="360"/>
+      </w:pPr>
+      <w:rPr>
+        <w:rFonts w:ascii="Symbol" w:hAnsi="Symbol" w:hint="default"/>
+        <w:sz w:val="20"/>
+      </w:rPr>
+    </w:lvl>
+    <w:lvl w:ilvl="1">
+      <w:start w:val="1"/>
+      <w:numFmt w:val="bullet"/>
+      <w:lvlText w:val=""/>
+      <w:lvlJc w:val="left"/>
+      <w:pPr>
+        <w:tabs>
+          <w:tab w:val="num" w:pos="1440"/>
+        </w:tabs>
+        <w:ind w:left="1440" w:hanging="360"/>
+      </w:pPr>
+      <w:rPr>
+        <w:rFonts w:ascii="Symbol" w:hAnsi="Symbol" w:hint="default"/>
+        <w:sz w:val="20"/>
+      </w:rPr>
+    </w:lvl>
+    <w:lvl w:ilvl="2" w:tentative="1">
+      <w:start w:val="1"/>
+      <w:numFmt w:val="bullet"/>
+      <w:lvlText w:val=""/>
+      <w:lvlJc w:val="left"/>
+      <w:pPr>
+        <w:tabs>
+          <w:tab w:val="num" w:pos="2160"/>
+        </w:tabs>
+        <w:ind w:left="2160" w:hanging="360"/>
+      </w:pPr>
+      <w:rPr>
+        <w:rFonts w:ascii="Symbol" w:hAnsi="Symbol" w:hint="default"/>
+        <w:sz w:val="20"/>
+      </w:rPr>
+    </w:lvl>
+    <w:lvl w:ilvl="3" w:tentative="1">
+      <w:start w:val="1"/>
+      <w:numFmt w:val="bullet"/>
+      <w:lvlText w:val=""/>
+      <w:lvlJc w:val="left"/>
+      <w:pPr>
+        <w:tabs>
+          <w:tab w:val="num" w:pos="2880"/>
+        </w:tabs>
+        <w:ind w:left="2880" w:hanging="360"/>
+      </w:pPr>
+      <w:rPr>
+        <w:rFonts w:ascii="Symbol" w:hAnsi="Symbol" w:hint="default"/>
+        <w:sz w:val="20"/>
+      </w:rPr>
+    </w:lvl>
+    <w:lvl w:ilvl="4" w:tentative="1">
+      <w:start w:val="1"/>
+      <w:numFmt w:val="bullet"/>
+      <w:lvlText w:val=""/>
+      <w:lvlJc w:val="left"/>
+      <w:pPr>
+        <w:tabs>
+          <w:tab w:val="num" w:pos="3600"/>
+        </w:tabs>
+        <w:ind w:left="3600" w:hanging="360"/>
+      </w:pPr>
+      <w:rPr>
+        <w:rFonts w:ascii="Symbol" w:hAnsi="Symbol" w:hint="default"/>
+        <w:sz w:val="20"/>
+      </w:rPr>
+    </w:lvl>
+    <w:lvl w:ilvl="5" w:tentative="1">
+      <w:start w:val="1"/>
+      <w:numFmt w:val="bullet"/>
+      <w:lvlText w:val=""/>
+      <w:lvlJc w:val="left"/>
+      <w:pPr>
+        <w:tabs>
+          <w:tab w:val="num" w:pos="4320"/>
+        </w:tabs>
+        <w:ind w:left="4320" w:hanging="360"/>
+      </w:pPr>
+      <w:rPr>
+        <w:rFonts w:ascii="Symbol" w:hAnsi="Symbol" w:hint="default"/>
+        <w:sz w:val="20"/>
+      </w:rPr>
+    </w:lvl>
+    <w:lvl w:ilvl="6" w:tentative="1">
+      <w:start w:val="1"/>
+      <w:numFmt w:val="bullet"/>
+      <w:lvlText w:val=""/>
+      <w:lvlJc w:val="left"/>
+      <w:pPr>
+        <w:tabs>
+          <w:tab w:val="num" w:pos="5040"/>
+        </w:tabs>
+        <w:ind w:left="5040" w:hanging="360"/>
+      </w:pPr>
+      <w:rPr>
+        <w:rFonts w:ascii="Symbol" w:hAnsi="Symbol" w:hint="default"/>
+        <w:sz w:val="20"/>
+      </w:rPr>
+    </w:lvl>
+    <w:lvl w:ilvl="7" w:tentative="1">
+      <w:start w:val="1"/>
+      <w:numFmt w:val="bullet"/>
+      <w:lvlText w:val=""/>
+      <w:lvlJc w:val="left"/>
+      <w:pPr>
+        <w:tabs>
+          <w:tab w:val="num" w:pos="5760"/>
+        </w:tabs>
+        <w:ind w:left="5760" w:hanging="360"/>
+      </w:pPr>
+      <w:rPr>
+        <w:rFonts w:ascii="Symbol" w:hAnsi="Symbol" w:hint="default"/>
+        <w:sz w:val="20"/>
+      </w:rPr>
+    </w:lvl>
+    <w:lvl w:ilvl="8" w:tentative="1">
+      <w:start w:val="1"/>
+      <w:numFmt w:val="bullet"/>
+      <w:lvlText w:val=""/>
+      <w:lvlJc w:val="left"/>
+      <w:pPr>
+        <w:tabs>
+          <w:tab w:val="num" w:pos="6480"/>
+        </w:tabs>
+        <w:ind w:left="6480" w:hanging="360"/>
+      </w:pPr>
+      <w:rPr>
+        <w:rFonts w:ascii="Symbol" w:hAnsi="Symbol" w:hint="default"/>
+        <w:sz w:val="20"/>
+      </w:rPr>
+    </w:lvl>
+  </w:abstractNum>
+  <w:abstractNum w:abstractNumId="3" w15:restartNumberingAfterBreak="0">
+    <w:nsid w:val="11AD4020"/>
+    <w:multiLevelType w:val="multilevel"/>
+    <w:tmpl w:val="A83C79DE"/>
+    <w:lvl w:ilvl="0">
+      <w:start w:val="1"/>
+      <w:numFmt w:val="bullet"/>
+      <w:lvlText w:val=""/>
+      <w:lvlJc w:val="left"/>
+      <w:pPr>
+        <w:tabs>
+          <w:tab w:val="num" w:pos="720"/>
+        </w:tabs>
+        <w:ind w:left="720" w:hanging="360"/>
+      </w:pPr>
+      <w:rPr>
+        <w:rFonts w:ascii="Symbol" w:hAnsi="Symbol" w:hint="default"/>
+        <w:sz w:val="20"/>
+      </w:rPr>
+    </w:lvl>
+    <w:lvl w:ilvl="1" w:tentative="1">
+      <w:start w:val="1"/>
+      <w:numFmt w:val="bullet"/>
+      <w:lvlText w:val=""/>
+      <w:lvlJc w:val="left"/>
+      <w:pPr>
+        <w:tabs>
+          <w:tab w:val="num" w:pos="1440"/>
+        </w:tabs>
+        <w:ind w:left="1440" w:hanging="360"/>
+      </w:pPr>
+      <w:rPr>
+        <w:rFonts w:ascii="Symbol" w:hAnsi="Symbol" w:hint="default"/>
+        <w:sz w:val="20"/>
+      </w:rPr>
+    </w:lvl>
+    <w:lvl w:ilvl="2" w:tentative="1">
+      <w:start w:val="1"/>
+      <w:numFmt w:val="bullet"/>
+      <w:lvlText w:val=""/>
+      <w:lvlJc w:val="left"/>
+      <w:pPr>
+        <w:tabs>
+          <w:tab w:val="num" w:pos="2160"/>
+        </w:tabs>
+        <w:ind w:left="2160" w:hanging="360"/>
+      </w:pPr>
+      <w:rPr>
+        <w:rFonts w:ascii="Symbol" w:hAnsi="Symbol" w:hint="default"/>
+        <w:sz w:val="20"/>
+      </w:rPr>
+    </w:lvl>
+    <w:lvl w:ilvl="3" w:tentative="1">
+      <w:start w:val="1"/>
+      <w:numFmt w:val="bullet"/>
+      <w:lvlText w:val=""/>
+      <w:lvlJc w:val="left"/>
+      <w:pPr>
+        <w:tabs>
+          <w:tab w:val="num" w:pos="2880"/>
+        </w:tabs>
+        <w:ind w:left="2880" w:hanging="360"/>
+      </w:pPr>
+      <w:rPr>
+        <w:rFonts w:ascii="Symbol" w:hAnsi="Symbol" w:hint="default"/>
+        <w:sz w:val="20"/>
+      </w:rPr>
+    </w:lvl>
+    <w:lvl w:ilvl="4" w:tentative="1">
+      <w:start w:val="1"/>
+      <w:numFmt w:val="bullet"/>
+      <w:lvlText w:val=""/>
+      <w:lvlJc w:val="left"/>
+      <w:pPr>
+        <w:tabs>
+          <w:tab w:val="num" w:pos="3600"/>
+        </w:tabs>
+        <w:ind w:left="3600" w:hanging="360"/>
+      </w:pPr>
+      <w:rPr>
+        <w:rFonts w:ascii="Symbol" w:hAnsi="Symbol" w:hint="default"/>
+        <w:sz w:val="20"/>
+      </w:rPr>
+    </w:lvl>
+    <w:lvl w:ilvl="5" w:tentative="1">
+      <w:start w:val="1"/>
+      <w:numFmt w:val="bullet"/>
+      <w:lvlText w:val=""/>
+      <w:lvlJc w:val="left"/>
+      <w:pPr>
+        <w:tabs>
+          <w:tab w:val="num" w:pos="4320"/>
+        </w:tabs>
+        <w:ind w:left="4320" w:hanging="360"/>
+      </w:pPr>
+      <w:rPr>
+        <w:rFonts w:ascii="Symbol" w:hAnsi="Symbol" w:hint="default"/>
+        <w:sz w:val="20"/>
+      </w:rPr>
+    </w:lvl>
+    <w:lvl w:ilvl="6" w:tentative="1">
+      <w:start w:val="1"/>
+      <w:numFmt w:val="bullet"/>
+      <w:lvlText w:val=""/>
+      <w:lvlJc w:val="left"/>
+      <w:pPr>
+        <w:tabs>
+          <w:tab w:val="num" w:pos="5040"/>
+        </w:tabs>
+        <w:ind w:left="5040" w:hanging="360"/>
+      </w:pPr>
+      <w:rPr>
+        <w:rFonts w:ascii="Symbol" w:hAnsi="Symbol" w:hint="default"/>
+        <w:sz w:val="20"/>
+      </w:rPr>
+    </w:lvl>
+    <w:lvl w:ilvl="7" w:tentative="1">
+      <w:start w:val="1"/>
+      <w:numFmt w:val="bullet"/>
+      <w:lvlText w:val=""/>
+      <w:lvlJc w:val="left"/>
+      <w:pPr>
+        <w:tabs>
+          <w:tab w:val="num" w:pos="5760"/>
+        </w:tabs>
+        <w:ind w:left="5760" w:hanging="360"/>
+      </w:pPr>
+      <w:rPr>
+        <w:rFonts w:ascii="Symbol" w:hAnsi="Symbol" w:hint="default"/>
+        <w:sz w:val="20"/>
+      </w:rPr>
+    </w:lvl>
+    <w:lvl w:ilvl="8" w:tentative="1">
+      <w:start w:val="1"/>
+      <w:numFmt w:val="bullet"/>
+      <w:lvlText w:val=""/>
+      <w:lvlJc w:val="left"/>
+      <w:pPr>
+        <w:tabs>
+          <w:tab w:val="num" w:pos="6480"/>
+        </w:tabs>
+        <w:ind w:left="6480" w:hanging="360"/>
+      </w:pPr>
+      <w:rPr>
+        <w:rFonts w:ascii="Symbol" w:hAnsi="Symbol" w:hint="default"/>
+        <w:sz w:val="20"/>
+      </w:rPr>
+    </w:lvl>
+  </w:abstractNum>
+  <w:abstractNum w:abstractNumId="4" w15:restartNumberingAfterBreak="0">
+    <w:nsid w:val="18541414"/>
+    <w:multiLevelType w:val="hybridMultilevel"/>
+    <w:tmpl w:val="D1206CE8"/>
+    <w:lvl w:ilvl="0" w:tplc="6574A968">
+      <w:start w:val="1"/>
+      <w:numFmt w:val="bullet"/>
+      <w:lvlText w:val="•"/>
+      <w:lvlJc w:val="left"/>
+      <w:pPr>
+        <w:ind w:left="1"/>
+      </w:pPr>
+      <w:rPr>
+        <w:rFonts w:ascii="Calibri" w:eastAsia="Calibri" w:hAnsi="Calibri" w:cs="Calibri"/>
+        <w:b w:val="0"/>
+        <w:i w:val="0"/>
+        <w:strike w:val="0"/>
+        <w:dstrike w:val="0"/>
+        <w:color w:val="1F1F1F"/>
+        <w:sz w:val="24"/>
+        <w:szCs w:val="24"/>
+        <w:u w:val="none" w:color="000000"/>
+        <w:bdr w:val="none" w:sz="0" w:space="0" w:color="auto"/>
+        <w:shd w:val="clear" w:color="auto" w:fill="auto"/>
+        <w:vertAlign w:val="baseline"/>
+      </w:rPr>
+    </w:lvl>
+    <w:lvl w:ilvl="1" w:tplc="8D2681A2">
+      <w:start w:val="1"/>
+      <w:numFmt w:val="bullet"/>
+      <w:lvlText w:val="o"/>
+      <w:lvlJc w:val="left"/>
+      <w:pPr>
+        <w:ind w:left="1190"/>
+      </w:pPr>
+      <w:rPr>
+        <w:rFonts w:ascii="Calibri" w:eastAsia="Calibri" w:hAnsi="Calibri" w:cs="Calibri"/>
+        <w:b w:val="0"/>
+        <w:i w:val="0"/>
+        <w:strike w:val="0"/>
+        <w:dstrike w:val="0"/>
+        <w:color w:val="1F1F1F"/>
+        <w:sz w:val="24"/>
+        <w:szCs w:val="24"/>
+        <w:u w:val="none" w:color="000000"/>
+        <w:bdr w:val="none" w:sz="0" w:space="0" w:color="auto"/>
+        <w:shd w:val="clear" w:color="auto" w:fill="auto"/>
+        <w:vertAlign w:val="baseline"/>
+      </w:rPr>
+    </w:lvl>
+    <w:lvl w:ilvl="2" w:tplc="AB0EBA28">
+      <w:start w:val="1"/>
+      <w:numFmt w:val="bullet"/>
+      <w:lvlText w:val="▪"/>
+      <w:lvlJc w:val="left"/>
+      <w:pPr>
+        <w:ind w:left="1910"/>
+      </w:pPr>
+      <w:rPr>
+        <w:rFonts w:ascii="Calibri" w:eastAsia="Calibri" w:hAnsi="Calibri" w:cs="Calibri"/>
+        <w:b w:val="0"/>
+        <w:i w:val="0"/>
+        <w:strike w:val="0"/>
+        <w:dstrike w:val="0"/>
+        <w:color w:val="1F1F1F"/>
+        <w:sz w:val="24"/>
+        <w:szCs w:val="24"/>
+        <w:u w:val="none" w:color="000000"/>
+        <w:bdr w:val="none" w:sz="0" w:space="0" w:color="auto"/>
+        <w:shd w:val="clear" w:color="auto" w:fill="auto"/>
+        <w:vertAlign w:val="baseline"/>
+      </w:rPr>
+    </w:lvl>
+    <w:lvl w:ilvl="3" w:tplc="4AB2EFFE">
+      <w:start w:val="1"/>
+      <w:numFmt w:val="bullet"/>
+      <w:lvlText w:val="•"/>
+      <w:lvlJc w:val="left"/>
+      <w:pPr>
+        <w:ind w:left="2630"/>
+      </w:pPr>
+      <w:rPr>
+        <w:rFonts w:ascii="Calibri" w:eastAsia="Calibri" w:hAnsi="Calibri" w:cs="Calibri"/>
+        <w:b w:val="0"/>
+        <w:i w:val="0"/>
+        <w:strike w:val="0"/>
+        <w:dstrike w:val="0"/>
+        <w:color w:val="1F1F1F"/>
+        <w:sz w:val="24"/>
+        <w:szCs w:val="24"/>
+        <w:u w:val="none" w:color="000000"/>
+        <w:bdr w:val="none" w:sz="0" w:space="0" w:color="auto"/>
+        <w:shd w:val="clear" w:color="auto" w:fill="auto"/>
+        <w:vertAlign w:val="baseline"/>
+      </w:rPr>
+    </w:lvl>
+    <w:lvl w:ilvl="4" w:tplc="8F8ED248">
+      <w:start w:val="1"/>
+      <w:numFmt w:val="bullet"/>
+      <w:lvlText w:val="o"/>
+      <w:lvlJc w:val="left"/>
+      <w:pPr>
+        <w:ind w:left="3350"/>
+      </w:pPr>
+      <w:rPr>
+        <w:rFonts w:ascii="Calibri" w:eastAsia="Calibri" w:hAnsi="Calibri" w:cs="Calibri"/>
+        <w:b w:val="0"/>
+        <w:i w:val="0"/>
+        <w:strike w:val="0"/>
+        <w:dstrike w:val="0"/>
+        <w:color w:val="1F1F1F"/>
+        <w:sz w:val="24"/>
+        <w:szCs w:val="24"/>
+        <w:u w:val="none" w:color="000000"/>
+        <w:bdr w:val="none" w:sz="0" w:space="0" w:color="auto"/>
+        <w:shd w:val="clear" w:color="auto" w:fill="auto"/>
+        <w:vertAlign w:val="baseline"/>
+      </w:rPr>
+    </w:lvl>
+    <w:lvl w:ilvl="5" w:tplc="A356C188">
+      <w:start w:val="1"/>
+      <w:numFmt w:val="bullet"/>
+      <w:lvlText w:val="▪"/>
+      <w:lvlJc w:val="left"/>
+      <w:pPr>
+        <w:ind w:left="4070"/>
+      </w:pPr>
+      <w:rPr>
+        <w:rFonts w:ascii="Calibri" w:eastAsia="Calibri" w:hAnsi="Calibri" w:cs="Calibri"/>
+        <w:b w:val="0"/>
+        <w:i w:val="0"/>
+        <w:strike w:val="0"/>
+        <w:dstrike w:val="0"/>
+        <w:color w:val="1F1F1F"/>
+        <w:sz w:val="24"/>
+        <w:szCs w:val="24"/>
+        <w:u w:val="none" w:color="000000"/>
+        <w:bdr w:val="none" w:sz="0" w:space="0" w:color="auto"/>
+        <w:shd w:val="clear" w:color="auto" w:fill="auto"/>
+        <w:vertAlign w:val="baseline"/>
+      </w:rPr>
+    </w:lvl>
+    <w:lvl w:ilvl="6" w:tplc="F90272B4">
+      <w:start w:val="1"/>
+      <w:numFmt w:val="bullet"/>
+      <w:lvlText w:val="•"/>
+      <w:lvlJc w:val="left"/>
+      <w:pPr>
+        <w:ind w:left="4790"/>
+      </w:pPr>
+      <w:rPr>
+        <w:rFonts w:ascii="Calibri" w:eastAsia="Calibri" w:hAnsi="Calibri" w:cs="Calibri"/>
+        <w:b w:val="0"/>
+        <w:i w:val="0"/>
+        <w:strike w:val="0"/>
+        <w:dstrike w:val="0"/>
+        <w:color w:val="1F1F1F"/>
+        <w:sz w:val="24"/>
+        <w:szCs w:val="24"/>
+        <w:u w:val="none" w:color="000000"/>
+        <w:bdr w:val="none" w:sz="0" w:space="0" w:color="auto"/>
+        <w:shd w:val="clear" w:color="auto" w:fill="auto"/>
+        <w:vertAlign w:val="baseline"/>
+      </w:rPr>
+    </w:lvl>
+    <w:lvl w:ilvl="7" w:tplc="CEF07306">
+      <w:start w:val="1"/>
+      <w:numFmt w:val="bullet"/>
+      <w:lvlText w:val="o"/>
+      <w:lvlJc w:val="left"/>
+      <w:pPr>
+        <w:ind w:left="5510"/>
+      </w:pPr>
+      <w:rPr>
+        <w:rFonts w:ascii="Calibri" w:eastAsia="Calibri" w:hAnsi="Calibri" w:cs="Calibri"/>
+        <w:b w:val="0"/>
+        <w:i w:val="0"/>
+        <w:strike w:val="0"/>
+        <w:dstrike w:val="0"/>
+        <w:color w:val="1F1F1F"/>
+        <w:sz w:val="24"/>
+        <w:szCs w:val="24"/>
+        <w:u w:val="none" w:color="000000"/>
+        <w:bdr w:val="none" w:sz="0" w:space="0" w:color="auto"/>
+        <w:shd w:val="clear" w:color="auto" w:fill="auto"/>
+        <w:vertAlign w:val="baseline"/>
+      </w:rPr>
+    </w:lvl>
+    <w:lvl w:ilvl="8" w:tplc="0EA87F0C">
+      <w:start w:val="1"/>
+      <w:numFmt w:val="bullet"/>
+      <w:lvlText w:val="▪"/>
+      <w:lvlJc w:val="left"/>
+      <w:pPr>
+        <w:ind w:left="6230"/>
+      </w:pPr>
+      <w:rPr>
+        <w:rFonts w:ascii="Calibri" w:eastAsia="Calibri" w:hAnsi="Calibri" w:cs="Calibri"/>
+        <w:b w:val="0"/>
+        <w:i w:val="0"/>
+        <w:strike w:val="0"/>
+        <w:dstrike w:val="0"/>
+        <w:color w:val="1F1F1F"/>
+        <w:sz w:val="24"/>
+        <w:szCs w:val="24"/>
+        <w:u w:val="none" w:color="000000"/>
+        <w:bdr w:val="none" w:sz="0" w:space="0" w:color="auto"/>
+        <w:shd w:val="clear" w:color="auto" w:fill="auto"/>
+        <w:vertAlign w:val="baseline"/>
+      </w:rPr>
+    </w:lvl>
+  </w:abstractNum>
+  <w:abstractNum w:abstractNumId="5" w15:restartNumberingAfterBreak="0">
+    <w:nsid w:val="1B293B81"/>
+    <w:multiLevelType w:val="multilevel"/>
+    <w:tmpl w:val="F3C67380"/>
+    <w:lvl w:ilvl="0">
+      <w:start w:val="1"/>
+      <w:numFmt w:val="bullet"/>
+      <w:lvlText w:val=""/>
+      <w:lvlJc w:val="left"/>
+      <w:pPr>
+        <w:tabs>
+          <w:tab w:val="num" w:pos="720"/>
+        </w:tabs>
+        <w:ind w:left="720" w:hanging="360"/>
+      </w:pPr>
+      <w:rPr>
+        <w:rFonts w:ascii="Symbol" w:hAnsi="Symbol" w:hint="default"/>
+        <w:sz w:val="20"/>
+      </w:rPr>
+    </w:lvl>
+    <w:lvl w:ilvl="1" w:tentative="1">
+      <w:start w:val="1"/>
+      <w:numFmt w:val="bullet"/>
+      <w:lvlText w:val=""/>
+      <w:lvlJc w:val="left"/>
+      <w:pPr>
+        <w:tabs>
+          <w:tab w:val="num" w:pos="1440"/>
+        </w:tabs>
+        <w:ind w:left="1440" w:hanging="360"/>
+      </w:pPr>
+      <w:rPr>
+        <w:rFonts w:ascii="Symbol" w:hAnsi="Symbol" w:hint="default"/>
+        <w:sz w:val="20"/>
+      </w:rPr>
+    </w:lvl>
+    <w:lvl w:ilvl="2" w:tentative="1">
+      <w:start w:val="1"/>
+      <w:numFmt w:val="bullet"/>
+      <w:lvlText w:val=""/>
+      <w:lvlJc w:val="left"/>
+      <w:pPr>
+        <w:tabs>
+          <w:tab w:val="num" w:pos="2160"/>
+        </w:tabs>
+        <w:ind w:left="2160" w:hanging="360"/>
+      </w:pPr>
+      <w:rPr>
+        <w:rFonts w:ascii="Symbol" w:hAnsi="Symbol" w:hint="default"/>
+        <w:sz w:val="20"/>
+      </w:rPr>
+    </w:lvl>
+    <w:lvl w:ilvl="3" w:tentative="1">
+      <w:start w:val="1"/>
+      <w:numFmt w:val="bullet"/>
+      <w:lvlText w:val=""/>
+      <w:lvlJc w:val="left"/>
+      <w:pPr>
+        <w:tabs>
+          <w:tab w:val="num" w:pos="2880"/>
+        </w:tabs>
+        <w:ind w:left="2880" w:hanging="360"/>
+      </w:pPr>
+      <w:rPr>
+        <w:rFonts w:ascii="Symbol" w:hAnsi="Symbol" w:hint="default"/>
+        <w:sz w:val="20"/>
+      </w:rPr>
+    </w:lvl>
+    <w:lvl w:ilvl="4" w:tentative="1">
+      <w:start w:val="1"/>
+      <w:numFmt w:val="bullet"/>
+      <w:lvlText w:val=""/>
+      <w:lvlJc w:val="left"/>
+      <w:pPr>
+        <w:tabs>
+          <w:tab w:val="num" w:pos="3600"/>
+        </w:tabs>
+        <w:ind w:left="3600" w:hanging="360"/>
+      </w:pPr>
+      <w:rPr>
+        <w:rFonts w:ascii="Symbol" w:hAnsi="Symbol" w:hint="default"/>
+        <w:sz w:val="20"/>
+      </w:rPr>
+    </w:lvl>
+    <w:lvl w:ilvl="5" w:tentative="1">
+      <w:start w:val="1"/>
+      <w:numFmt w:val="bullet"/>
+      <w:lvlText w:val=""/>
+      <w:lvlJc w:val="left"/>
+      <w:pPr>
+        <w:tabs>
+          <w:tab w:val="num" w:pos="4320"/>
+        </w:tabs>
+        <w:ind w:left="4320" w:hanging="360"/>
+      </w:pPr>
+      <w:rPr>
+        <w:rFonts w:ascii="Symbol" w:hAnsi="Symbol" w:hint="default"/>
+        <w:sz w:val="20"/>
+      </w:rPr>
+    </w:lvl>
+    <w:lvl w:ilvl="6" w:tentative="1">
+      <w:start w:val="1"/>
+      <w:numFmt w:val="bullet"/>
+      <w:lvlText w:val=""/>
+      <w:lvlJc w:val="left"/>
+      <w:pPr>
+        <w:tabs>
+          <w:tab w:val="num" w:pos="5040"/>
+        </w:tabs>
+        <w:ind w:left="5040" w:hanging="360"/>
+      </w:pPr>
+      <w:rPr>
+        <w:rFonts w:ascii="Symbol" w:hAnsi="Symbol" w:hint="default"/>
+        <w:sz w:val="20"/>
+      </w:rPr>
+    </w:lvl>
+    <w:lvl w:ilvl="7" w:tentative="1">
+      <w:start w:val="1"/>
+      <w:numFmt w:val="bullet"/>
+      <w:lvlText w:val=""/>
+      <w:lvlJc w:val="left"/>
+      <w:pPr>
+        <w:tabs>
+          <w:tab w:val="num" w:pos="5760"/>
+        </w:tabs>
+        <w:ind w:left="5760" w:hanging="360"/>
+      </w:pPr>
+      <w:rPr>
+        <w:rFonts w:ascii="Symbol" w:hAnsi="Symbol" w:hint="default"/>
+        <w:sz w:val="20"/>
+      </w:rPr>
+    </w:lvl>
+    <w:lvl w:ilvl="8" w:tentative="1">
+      <w:start w:val="1"/>
+      <w:numFmt w:val="bullet"/>
+      <w:lvlText w:val=""/>
+      <w:lvlJc w:val="left"/>
+      <w:pPr>
+        <w:tabs>
+          <w:tab w:val="num" w:pos="6480"/>
+        </w:tabs>
+        <w:ind w:left="6480" w:hanging="360"/>
+      </w:pPr>
+      <w:rPr>
+        <w:rFonts w:ascii="Symbol" w:hAnsi="Symbol" w:hint="default"/>
+        <w:sz w:val="20"/>
+      </w:rPr>
+    </w:lvl>
+  </w:abstractNum>
+  <w:abstractNum w:abstractNumId="6" w15:restartNumberingAfterBreak="0">
+    <w:nsid w:val="1B5F3178"/>
+    <w:multiLevelType w:val="multilevel"/>
+    <w:tmpl w:val="F0B4A88A"/>
+    <w:lvl w:ilvl="0">
+      <w:start w:val="1"/>
+      <w:numFmt w:val="bullet"/>
+      <w:lvlText w:val=""/>
+      <w:lvlJc w:val="left"/>
+      <w:pPr>
+        <w:tabs>
+          <w:tab w:val="num" w:pos="720"/>
+        </w:tabs>
+        <w:ind w:left="720" w:hanging="360"/>
+      </w:pPr>
+      <w:rPr>
+        <w:rFonts w:ascii="Symbol" w:hAnsi="Symbol" w:hint="default"/>
+        <w:sz w:val="20"/>
+      </w:rPr>
+    </w:lvl>
+    <w:lvl w:ilvl="1" w:tentative="1">
+      <w:start w:val="1"/>
+      <w:numFmt w:val="bullet"/>
+      <w:lvlText w:val=""/>
+      <w:lvlJc w:val="left"/>
+      <w:pPr>
+        <w:tabs>
+          <w:tab w:val="num" w:pos="1440"/>
+        </w:tabs>
+        <w:ind w:left="1440" w:hanging="360"/>
+      </w:pPr>
+      <w:rPr>
+        <w:rFonts w:ascii="Symbol" w:hAnsi="Symbol" w:hint="default"/>
+        <w:sz w:val="20"/>
+      </w:rPr>
+    </w:lvl>
+    <w:lvl w:ilvl="2" w:tentative="1">
+      <w:start w:val="1"/>
+      <w:numFmt w:val="bullet"/>
+      <w:lvlText w:val=""/>
+      <w:lvlJc w:val="left"/>
+      <w:pPr>
+        <w:tabs>
+          <w:tab w:val="num" w:pos="2160"/>
+        </w:tabs>
+        <w:ind w:left="2160" w:hanging="360"/>
+      </w:pPr>
+      <w:rPr>
+        <w:rFonts w:ascii="Symbol" w:hAnsi="Symbol" w:hint="default"/>
+        <w:sz w:val="20"/>
+      </w:rPr>
+    </w:lvl>
+    <w:lvl w:ilvl="3" w:tentative="1">
+      <w:start w:val="1"/>
+      <w:numFmt w:val="bullet"/>
+      <w:lvlText w:val=""/>
+      <w:lvlJc w:val="left"/>
+      <w:pPr>
+        <w:tabs>
+          <w:tab w:val="num" w:pos="2880"/>
+        </w:tabs>
+        <w:ind w:left="2880" w:hanging="360"/>
+      </w:pPr>
+      <w:rPr>
+        <w:rFonts w:ascii="Symbol" w:hAnsi="Symbol" w:hint="default"/>
+        <w:sz w:val="20"/>
+      </w:rPr>
+    </w:lvl>
+    <w:lvl w:ilvl="4" w:tentative="1">
+      <w:start w:val="1"/>
+      <w:numFmt w:val="bullet"/>
+      <w:lvlText w:val=""/>
+      <w:lvlJc w:val="left"/>
+      <w:pPr>
+        <w:tabs>
+          <w:tab w:val="num" w:pos="3600"/>
+        </w:tabs>
+        <w:ind w:left="3600" w:hanging="360"/>
+      </w:pPr>
+      <w:rPr>
+        <w:rFonts w:ascii="Symbol" w:hAnsi="Symbol" w:hint="default"/>
+        <w:sz w:val="20"/>
+      </w:rPr>
+    </w:lvl>
+    <w:lvl w:ilvl="5" w:tentative="1">
+      <w:start w:val="1"/>
+      <w:numFmt w:val="bullet"/>
+      <w:lvlText w:val=""/>
+      <w:lvlJc w:val="left"/>
+      <w:pPr>
+        <w:tabs>
+          <w:tab w:val="num" w:pos="4320"/>
+        </w:tabs>
+        <w:ind w:left="4320" w:hanging="360"/>
+      </w:pPr>
+      <w:rPr>
+        <w:rFonts w:ascii="Symbol" w:hAnsi="Symbol" w:hint="default"/>
+        <w:sz w:val="20"/>
+      </w:rPr>
+    </w:lvl>
+    <w:lvl w:ilvl="6" w:tentative="1">
+      <w:start w:val="1"/>
+      <w:numFmt w:val="bullet"/>
+      <w:lvlText w:val=""/>
+      <w:lvlJc w:val="left"/>
+      <w:pPr>
+        <w:tabs>
+          <w:tab w:val="num" w:pos="5040"/>
+        </w:tabs>
+        <w:ind w:left="5040" w:hanging="360"/>
+      </w:pPr>
+      <w:rPr>
+        <w:rFonts w:ascii="Symbol" w:hAnsi="Symbol" w:hint="default"/>
+        <w:sz w:val="20"/>
+      </w:rPr>
+    </w:lvl>
+    <w:lvl w:ilvl="7" w:tentative="1">
+      <w:start w:val="1"/>
+      <w:numFmt w:val="bullet"/>
+      <w:lvlText w:val=""/>
+      <w:lvlJc w:val="left"/>
+      <w:pPr>
+        <w:tabs>
+          <w:tab w:val="num" w:pos="5760"/>
+        </w:tabs>
+        <w:ind w:left="5760" w:hanging="360"/>
+      </w:pPr>
+      <w:rPr>
+        <w:rFonts w:ascii="Symbol" w:hAnsi="Symbol" w:hint="default"/>
+        <w:sz w:val="20"/>
+      </w:rPr>
+    </w:lvl>
+    <w:lvl w:ilvl="8" w:tentative="1">
+      <w:start w:val="1"/>
+      <w:numFmt w:val="bullet"/>
+      <w:lvlText w:val=""/>
+      <w:lvlJc w:val="left"/>
+      <w:pPr>
+        <w:tabs>
+          <w:tab w:val="num" w:pos="6480"/>
+        </w:tabs>
+        <w:ind w:left="6480" w:hanging="360"/>
+      </w:pPr>
+      <w:rPr>
+        <w:rFonts w:ascii="Symbol" w:hAnsi="Symbol" w:hint="default"/>
+        <w:sz w:val="20"/>
+      </w:rPr>
+    </w:lvl>
+  </w:abstractNum>
+  <w:abstractNum w:abstractNumId="7" w15:restartNumberingAfterBreak="0">
+    <w:nsid w:val="220556E6"/>
+    <w:multiLevelType w:val="multilevel"/>
+    <w:tmpl w:val="E24ADC2C"/>
+    <w:lvl w:ilvl="0">
+      <w:start w:val="1"/>
+      <w:numFmt w:val="bullet"/>
+      <w:lvlText w:val=""/>
+      <w:lvlJc w:val="left"/>
+      <w:pPr>
+        <w:tabs>
+          <w:tab w:val="num" w:pos="720"/>
+        </w:tabs>
+        <w:ind w:left="720" w:hanging="360"/>
+      </w:pPr>
+      <w:rPr>
+        <w:rFonts w:ascii="Symbol" w:hAnsi="Symbol" w:hint="default"/>
+        <w:sz w:val="20"/>
+      </w:rPr>
+    </w:lvl>
+    <w:lvl w:ilvl="1" w:tentative="1">
+      <w:start w:val="1"/>
+      <w:numFmt w:val="bullet"/>
+      <w:lvlText w:val=""/>
+      <w:lvlJc w:val="left"/>
+      <w:pPr>
+        <w:tabs>
+          <w:tab w:val="num" w:pos="1440"/>
+        </w:tabs>
+        <w:ind w:left="1440" w:hanging="360"/>
+      </w:pPr>
+      <w:rPr>
+        <w:rFonts w:ascii="Symbol" w:hAnsi="Symbol" w:hint="default"/>
+        <w:sz w:val="20"/>
+      </w:rPr>
+    </w:lvl>
+    <w:lvl w:ilvl="2" w:tentative="1">
+      <w:start w:val="1"/>
+      <w:numFmt w:val="bullet"/>
+      <w:lvlText w:val=""/>
+      <w:lvlJc w:val="left"/>
+      <w:pPr>
+        <w:tabs>
+          <w:tab w:val="num" w:pos="2160"/>
+        </w:tabs>
+        <w:ind w:left="2160" w:hanging="360"/>
+      </w:pPr>
+      <w:rPr>
+        <w:rFonts w:ascii="Symbol" w:hAnsi="Symbol" w:hint="default"/>
+        <w:sz w:val="20"/>
+      </w:rPr>
+    </w:lvl>
+    <w:lvl w:ilvl="3" w:tentative="1">
+      <w:start w:val="1"/>
+      <w:numFmt w:val="bullet"/>
+      <w:lvlText w:val=""/>
+      <w:lvlJc w:val="left"/>
+      <w:pPr>
+        <w:tabs>
+          <w:tab w:val="num" w:pos="2880"/>
+        </w:tabs>
+        <w:ind w:left="2880" w:hanging="360"/>
+      </w:pPr>
+      <w:rPr>
+        <w:rFonts w:ascii="Symbol" w:hAnsi="Symbol" w:hint="default"/>
+        <w:sz w:val="20"/>
+      </w:rPr>
+    </w:lvl>
+    <w:lvl w:ilvl="4" w:tentative="1">
+      <w:start w:val="1"/>
+      <w:numFmt w:val="bullet"/>
+      <w:lvlText w:val=""/>
+      <w:lvlJc w:val="left"/>
+      <w:pPr>
+        <w:tabs>
+          <w:tab w:val="num" w:pos="3600"/>
+        </w:tabs>
+        <w:ind w:left="3600" w:hanging="360"/>
+      </w:pPr>
+      <w:rPr>
+        <w:rFonts w:ascii="Symbol" w:hAnsi="Symbol" w:hint="default"/>
+        <w:sz w:val="20"/>
+      </w:rPr>
+    </w:lvl>
+    <w:lvl w:ilvl="5" w:tentative="1">
+      <w:start w:val="1"/>
+      <w:numFmt w:val="bullet"/>
+      <w:lvlText w:val=""/>
+      <w:lvlJc w:val="left"/>
+      <w:pPr>
+        <w:tabs>
+          <w:tab w:val="num" w:pos="4320"/>
+        </w:tabs>
+        <w:ind w:left="4320" w:hanging="360"/>
+      </w:pPr>
+      <w:rPr>
+        <w:rFonts w:ascii="Symbol" w:hAnsi="Symbol" w:hint="default"/>
+        <w:sz w:val="20"/>
+      </w:rPr>
+    </w:lvl>
+    <w:lvl w:ilvl="6" w:tentative="1">
+      <w:start w:val="1"/>
+      <w:numFmt w:val="bullet"/>
+      <w:lvlText w:val=""/>
+      <w:lvlJc w:val="left"/>
+      <w:pPr>
+        <w:tabs>
+          <w:tab w:val="num" w:pos="5040"/>
+        </w:tabs>
+        <w:ind w:left="5040" w:hanging="360"/>
+      </w:pPr>
+      <w:rPr>
+        <w:rFonts w:ascii="Symbol" w:hAnsi="Symbol" w:hint="default"/>
+        <w:sz w:val="20"/>
+      </w:rPr>
+    </w:lvl>
+    <w:lvl w:ilvl="7" w:tentative="1">
+      <w:start w:val="1"/>
+      <w:numFmt w:val="bullet"/>
+      <w:lvlText w:val=""/>
+      <w:lvlJc w:val="left"/>
+      <w:pPr>
+        <w:tabs>
+          <w:tab w:val="num" w:pos="5760"/>
+        </w:tabs>
+        <w:ind w:left="5760" w:hanging="360"/>
+      </w:pPr>
+      <w:rPr>
+        <w:rFonts w:ascii="Symbol" w:hAnsi="Symbol" w:hint="default"/>
+        <w:sz w:val="20"/>
+      </w:rPr>
+    </w:lvl>
+    <w:lvl w:ilvl="8" w:tentative="1">
+      <w:start w:val="1"/>
+      <w:numFmt w:val="bullet"/>
+      <w:lvlText w:val=""/>
+      <w:lvlJc w:val="left"/>
+      <w:pPr>
+        <w:tabs>
+          <w:tab w:val="num" w:pos="6480"/>
+        </w:tabs>
+        <w:ind w:left="6480" w:hanging="360"/>
+      </w:pPr>
+      <w:rPr>
+        <w:rFonts w:ascii="Symbol" w:hAnsi="Symbol" w:hint="default"/>
+        <w:sz w:val="20"/>
+      </w:rPr>
+    </w:lvl>
+  </w:abstractNum>
+  <w:abstractNum w:abstractNumId="8" w15:restartNumberingAfterBreak="0">
+    <w:nsid w:val="22BE0496"/>
+    <w:multiLevelType w:val="hybridMultilevel"/>
+    <w:tmpl w:val="573C0234"/>
+    <w:lvl w:ilvl="0" w:tplc="F2BA4C38">
+      <w:start w:val="1"/>
+      <w:numFmt w:val="bullet"/>
+      <w:lvlText w:val="•"/>
+      <w:lvlJc w:val="left"/>
+      <w:pPr>
+        <w:ind w:left="1"/>
+      </w:pPr>
+      <w:rPr>
+        <w:rFonts w:ascii="Calibri" w:eastAsia="Calibri" w:hAnsi="Calibri" w:cs="Calibri"/>
+        <w:b w:val="0"/>
+        <w:i w:val="0"/>
+        <w:strike w:val="0"/>
+        <w:dstrike w:val="0"/>
+        <w:color w:val="1F1F1F"/>
+        <w:sz w:val="24"/>
+        <w:szCs w:val="24"/>
+        <w:u w:val="none" w:color="000000"/>
+        <w:bdr w:val="none" w:sz="0" w:space="0" w:color="auto"/>
+        <w:shd w:val="clear" w:color="auto" w:fill="auto"/>
+        <w:vertAlign w:val="baseline"/>
+      </w:rPr>
+    </w:lvl>
+    <w:lvl w:ilvl="1" w:tplc="5DFA99BA">
+      <w:start w:val="1"/>
+      <w:numFmt w:val="bullet"/>
+      <w:lvlText w:val="o"/>
+      <w:lvlJc w:val="left"/>
+      <w:pPr>
+        <w:ind w:left="1190"/>
+      </w:pPr>
+      <w:rPr>
+        <w:rFonts w:ascii="Calibri" w:eastAsia="Calibri" w:hAnsi="Calibri" w:cs="Calibri"/>
+        <w:b w:val="0"/>
+        <w:i w:val="0"/>
+        <w:strike w:val="0"/>
+        <w:dstrike w:val="0"/>
+        <w:color w:val="1F1F1F"/>
+        <w:sz w:val="24"/>
+        <w:szCs w:val="24"/>
+        <w:u w:val="none" w:color="000000"/>
+        <w:bdr w:val="none" w:sz="0" w:space="0" w:color="auto"/>
+        <w:shd w:val="clear" w:color="auto" w:fill="auto"/>
+        <w:vertAlign w:val="baseline"/>
+      </w:rPr>
+    </w:lvl>
+    <w:lvl w:ilvl="2" w:tplc="1F5C7292">
+      <w:start w:val="1"/>
+      <w:numFmt w:val="bullet"/>
+      <w:lvlText w:val="▪"/>
+      <w:lvlJc w:val="left"/>
+      <w:pPr>
+        <w:ind w:left="1910"/>
+      </w:pPr>
+      <w:rPr>
+        <w:rFonts w:ascii="Calibri" w:eastAsia="Calibri" w:hAnsi="Calibri" w:cs="Calibri"/>
+        <w:b w:val="0"/>
+        <w:i w:val="0"/>
+        <w:strike w:val="0"/>
+        <w:dstrike w:val="0"/>
+        <w:color w:val="1F1F1F"/>
+        <w:sz w:val="24"/>
+        <w:szCs w:val="24"/>
+        <w:u w:val="none" w:color="000000"/>
+        <w:bdr w:val="none" w:sz="0" w:space="0" w:color="auto"/>
+        <w:shd w:val="clear" w:color="auto" w:fill="auto"/>
+        <w:vertAlign w:val="baseline"/>
+      </w:rPr>
+    </w:lvl>
+    <w:lvl w:ilvl="3" w:tplc="D2E8B98A">
+      <w:start w:val="1"/>
+      <w:numFmt w:val="bullet"/>
+      <w:lvlText w:val="•"/>
+      <w:lvlJc w:val="left"/>
+      <w:pPr>
+        <w:ind w:left="2630"/>
+      </w:pPr>
+      <w:rPr>
+        <w:rFonts w:ascii="Calibri" w:eastAsia="Calibri" w:hAnsi="Calibri" w:cs="Calibri"/>
+        <w:b w:val="0"/>
+        <w:i w:val="0"/>
+        <w:strike w:val="0"/>
+        <w:dstrike w:val="0"/>
+        <w:color w:val="1F1F1F"/>
+        <w:sz w:val="24"/>
+        <w:szCs w:val="24"/>
+        <w:u w:val="none" w:color="000000"/>
+        <w:bdr w:val="none" w:sz="0" w:space="0" w:color="auto"/>
+        <w:shd w:val="clear" w:color="auto" w:fill="auto"/>
+        <w:vertAlign w:val="baseline"/>
+      </w:rPr>
+    </w:lvl>
+    <w:lvl w:ilvl="4" w:tplc="89424DB4">
+      <w:start w:val="1"/>
+      <w:numFmt w:val="bullet"/>
+      <w:lvlText w:val="o"/>
+      <w:lvlJc w:val="left"/>
+      <w:pPr>
+        <w:ind w:left="3350"/>
+      </w:pPr>
+      <w:rPr>
+        <w:rFonts w:ascii="Calibri" w:eastAsia="Calibri" w:hAnsi="Calibri" w:cs="Calibri"/>
+        <w:b w:val="0"/>
+        <w:i w:val="0"/>
+        <w:strike w:val="0"/>
+        <w:dstrike w:val="0"/>
+        <w:color w:val="1F1F1F"/>
+        <w:sz w:val="24"/>
+        <w:szCs w:val="24"/>
+        <w:u w:val="none" w:color="000000"/>
+        <w:bdr w:val="none" w:sz="0" w:space="0" w:color="auto"/>
+        <w:shd w:val="clear" w:color="auto" w:fill="auto"/>
+        <w:vertAlign w:val="baseline"/>
+      </w:rPr>
+    </w:lvl>
+    <w:lvl w:ilvl="5" w:tplc="54CA312C">
+      <w:start w:val="1"/>
+      <w:numFmt w:val="bullet"/>
+      <w:lvlText w:val="▪"/>
+      <w:lvlJc w:val="left"/>
+      <w:pPr>
+        <w:ind w:left="4070"/>
+      </w:pPr>
+      <w:rPr>
+        <w:rFonts w:ascii="Calibri" w:eastAsia="Calibri" w:hAnsi="Calibri" w:cs="Calibri"/>
+        <w:b w:val="0"/>
+        <w:i w:val="0"/>
+        <w:strike w:val="0"/>
+        <w:dstrike w:val="0"/>
+        <w:color w:val="1F1F1F"/>
+        <w:sz w:val="24"/>
+        <w:szCs w:val="24"/>
+        <w:u w:val="none" w:color="000000"/>
+        <w:bdr w:val="none" w:sz="0" w:space="0" w:color="auto"/>
+        <w:shd w:val="clear" w:color="auto" w:fill="auto"/>
+        <w:vertAlign w:val="baseline"/>
+      </w:rPr>
+    </w:lvl>
+    <w:lvl w:ilvl="6" w:tplc="B60EE428">
+      <w:start w:val="1"/>
+      <w:numFmt w:val="bullet"/>
+      <w:lvlText w:val="•"/>
+      <w:lvlJc w:val="left"/>
+      <w:pPr>
+        <w:ind w:left="4790"/>
+      </w:pPr>
+      <w:rPr>
+        <w:rFonts w:ascii="Calibri" w:eastAsia="Calibri" w:hAnsi="Calibri" w:cs="Calibri"/>
+        <w:b w:val="0"/>
+        <w:i w:val="0"/>
+        <w:strike w:val="0"/>
+        <w:dstrike w:val="0"/>
+        <w:color w:val="1F1F1F"/>
+        <w:sz w:val="24"/>
+        <w:szCs w:val="24"/>
+        <w:u w:val="none" w:color="000000"/>
+        <w:bdr w:val="none" w:sz="0" w:space="0" w:color="auto"/>
+        <w:shd w:val="clear" w:color="auto" w:fill="auto"/>
+        <w:vertAlign w:val="baseline"/>
+      </w:rPr>
+    </w:lvl>
+    <w:lvl w:ilvl="7" w:tplc="92C61FB6">
+      <w:start w:val="1"/>
+      <w:numFmt w:val="bullet"/>
+      <w:lvlText w:val="o"/>
+      <w:lvlJc w:val="left"/>
+      <w:pPr>
+        <w:ind w:left="5510"/>
+      </w:pPr>
+      <w:rPr>
+        <w:rFonts w:ascii="Calibri" w:eastAsia="Calibri" w:hAnsi="Calibri" w:cs="Calibri"/>
+        <w:b w:val="0"/>
+        <w:i w:val="0"/>
+        <w:strike w:val="0"/>
+        <w:dstrike w:val="0"/>
+        <w:color w:val="1F1F1F"/>
+        <w:sz w:val="24"/>
+        <w:szCs w:val="24"/>
+        <w:u w:val="none" w:color="000000"/>
+        <w:bdr w:val="none" w:sz="0" w:space="0" w:color="auto"/>
+        <w:shd w:val="clear" w:color="auto" w:fill="auto"/>
+        <w:vertAlign w:val="baseline"/>
+      </w:rPr>
+    </w:lvl>
+    <w:lvl w:ilvl="8" w:tplc="CAD4B4C4">
+      <w:start w:val="1"/>
+      <w:numFmt w:val="bullet"/>
+      <w:lvlText w:val="▪"/>
+      <w:lvlJc w:val="left"/>
+      <w:pPr>
+        <w:ind w:left="6230"/>
+      </w:pPr>
+      <w:rPr>
+        <w:rFonts w:ascii="Calibri" w:eastAsia="Calibri" w:hAnsi="Calibri" w:cs="Calibri"/>
+        <w:b w:val="0"/>
+        <w:i w:val="0"/>
+        <w:strike w:val="0"/>
+        <w:dstrike w:val="0"/>
+        <w:color w:val="1F1F1F"/>
+        <w:sz w:val="24"/>
+        <w:szCs w:val="24"/>
+        <w:u w:val="none" w:color="000000"/>
+        <w:bdr w:val="none" w:sz="0" w:space="0" w:color="auto"/>
+        <w:shd w:val="clear" w:color="auto" w:fill="auto"/>
+        <w:vertAlign w:val="baseline"/>
+      </w:rPr>
+    </w:lvl>
+  </w:abstractNum>
+  <w:abstractNum w:abstractNumId="9" w15:restartNumberingAfterBreak="0">
+    <w:nsid w:val="23257CCF"/>
+    <w:multiLevelType w:val="multilevel"/>
+    <w:tmpl w:val="D74C1AD2"/>
+    <w:lvl w:ilvl="0">
+      <w:start w:val="1"/>
+      <w:numFmt w:val="bullet"/>
+      <w:lvlText w:val=""/>
+      <w:lvlJc w:val="left"/>
+      <w:pPr>
+        <w:tabs>
+          <w:tab w:val="num" w:pos="720"/>
+        </w:tabs>
+        <w:ind w:left="720" w:hanging="360"/>
+      </w:pPr>
+      <w:rPr>
+        <w:rFonts w:ascii="Symbol" w:hAnsi="Symbol" w:hint="default"/>
+        <w:sz w:val="20"/>
+      </w:rPr>
+    </w:lvl>
+    <w:lvl w:ilvl="1" w:tentative="1">
+      <w:start w:val="1"/>
+      <w:numFmt w:val="bullet"/>
+      <w:lvlText w:val=""/>
+      <w:lvlJc w:val="left"/>
+      <w:pPr>
+        <w:tabs>
+          <w:tab w:val="num" w:pos="1440"/>
+        </w:tabs>
+        <w:ind w:left="1440" w:hanging="360"/>
+      </w:pPr>
+      <w:rPr>
+        <w:rFonts w:ascii="Symbol" w:hAnsi="Symbol" w:hint="default"/>
+        <w:sz w:val="20"/>
+      </w:rPr>
+    </w:lvl>
+    <w:lvl w:ilvl="2" w:tentative="1">
+      <w:start w:val="1"/>
+      <w:numFmt w:val="bullet"/>
+      <w:lvlText w:val=""/>
+      <w:lvlJc w:val="left"/>
+      <w:pPr>
+        <w:tabs>
+          <w:tab w:val="num" w:pos="2160"/>
+        </w:tabs>
+        <w:ind w:left="2160" w:hanging="360"/>
+      </w:pPr>
+      <w:rPr>
+        <w:rFonts w:ascii="Symbol" w:hAnsi="Symbol" w:hint="default"/>
+        <w:sz w:val="20"/>
+      </w:rPr>
+    </w:lvl>
+    <w:lvl w:ilvl="3" w:tentative="1">
+      <w:start w:val="1"/>
+      <w:numFmt w:val="bullet"/>
+      <w:lvlText w:val=""/>
+      <w:lvlJc w:val="left"/>
+      <w:pPr>
+        <w:tabs>
+          <w:tab w:val="num" w:pos="2880"/>
+        </w:tabs>
+        <w:ind w:left="2880" w:hanging="360"/>
+      </w:pPr>
+      <w:rPr>
+        <w:rFonts w:ascii="Symbol" w:hAnsi="Symbol" w:hint="default"/>
+        <w:sz w:val="20"/>
+      </w:rPr>
+    </w:lvl>
+    <w:lvl w:ilvl="4" w:tentative="1">
+      <w:start w:val="1"/>
+      <w:numFmt w:val="bullet"/>
+      <w:lvlText w:val=""/>
+      <w:lvlJc w:val="left"/>
+      <w:pPr>
+        <w:tabs>
+          <w:tab w:val="num" w:pos="3600"/>
+        </w:tabs>
+        <w:ind w:left="3600" w:hanging="360"/>
+      </w:pPr>
+      <w:rPr>
+        <w:rFonts w:ascii="Symbol" w:hAnsi="Symbol" w:hint="default"/>
+        <w:sz w:val="20"/>
+      </w:rPr>
+    </w:lvl>
+    <w:lvl w:ilvl="5" w:tentative="1">
+      <w:start w:val="1"/>
+      <w:numFmt w:val="bullet"/>
+      <w:lvlText w:val=""/>
+      <w:lvlJc w:val="left"/>
+      <w:pPr>
+        <w:tabs>
+          <w:tab w:val="num" w:pos="4320"/>
+        </w:tabs>
+        <w:ind w:left="4320" w:hanging="360"/>
+      </w:pPr>
+      <w:rPr>
+        <w:rFonts w:ascii="Symbol" w:hAnsi="Symbol" w:hint="default"/>
+        <w:sz w:val="20"/>
+      </w:rPr>
+    </w:lvl>
+    <w:lvl w:ilvl="6" w:tentative="1">
+      <w:start w:val="1"/>
+      <w:numFmt w:val="bullet"/>
+      <w:lvlText w:val=""/>
+      <w:lvlJc w:val="left"/>
+      <w:pPr>
+        <w:tabs>
+          <w:tab w:val="num" w:pos="5040"/>
+        </w:tabs>
+        <w:ind w:left="5040" w:hanging="360"/>
+      </w:pPr>
+      <w:rPr>
+        <w:rFonts w:ascii="Symbol" w:hAnsi="Symbol" w:hint="default"/>
+        <w:sz w:val="20"/>
+      </w:rPr>
+    </w:lvl>
+    <w:lvl w:ilvl="7" w:tentative="1">
+      <w:start w:val="1"/>
+      <w:numFmt w:val="bullet"/>
+      <w:lvlText w:val=""/>
+      <w:lvlJc w:val="left"/>
+      <w:pPr>
+        <w:tabs>
+          <w:tab w:val="num" w:pos="5760"/>
+        </w:tabs>
+        <w:ind w:left="5760" w:hanging="360"/>
+      </w:pPr>
+      <w:rPr>
+        <w:rFonts w:ascii="Symbol" w:hAnsi="Symbol" w:hint="default"/>
+        <w:sz w:val="20"/>
+      </w:rPr>
+    </w:lvl>
+    <w:lvl w:ilvl="8" w:tentative="1">
+      <w:start w:val="1"/>
+      <w:numFmt w:val="bullet"/>
+      <w:lvlText w:val=""/>
+      <w:lvlJc w:val="left"/>
+      <w:pPr>
+        <w:tabs>
+          <w:tab w:val="num" w:pos="6480"/>
+        </w:tabs>
+        <w:ind w:left="6480" w:hanging="360"/>
+      </w:pPr>
+      <w:rPr>
+        <w:rFonts w:ascii="Symbol" w:hAnsi="Symbol" w:hint="default"/>
+        <w:sz w:val="20"/>
+      </w:rPr>
+    </w:lvl>
+  </w:abstractNum>
+  <w:abstractNum w:abstractNumId="10" w15:restartNumberingAfterBreak="0">
     <w:nsid w:val="243C5CB6"/>
     <w:multiLevelType w:val="multilevel"/>
     <w:tmpl w:val="F19C72B4"/>
@@ -6656,7 +13284,7 @@
       </w:rPr>
     </w:lvl>
   </w:abstractNum>
-  <w:abstractNum w:abstractNumId="1" w15:restartNumberingAfterBreak="0">
+  <w:abstractNum w:abstractNumId="11" w15:restartNumberingAfterBreak="0">
     <w:nsid w:val="2A606505"/>
     <w:multiLevelType w:val="multilevel"/>
     <w:tmpl w:val="689204F4"/>
@@ -6805,7 +13433,7 @@
       </w:rPr>
     </w:lvl>
   </w:abstractNum>
-  <w:abstractNum w:abstractNumId="2" w15:restartNumberingAfterBreak="0">
+  <w:abstractNum w:abstractNumId="12" w15:restartNumberingAfterBreak="0">
     <w:nsid w:val="2D7D569B"/>
     <w:multiLevelType w:val="multilevel"/>
     <w:tmpl w:val="9EEAF6BE"/>
@@ -6954,7 +13582,7 @@
       </w:rPr>
     </w:lvl>
   </w:abstractNum>
-  <w:abstractNum w:abstractNumId="3" w15:restartNumberingAfterBreak="0">
+  <w:abstractNum w:abstractNumId="13" w15:restartNumberingAfterBreak="0">
     <w:nsid w:val="2F0C1817"/>
     <w:multiLevelType w:val="multilevel"/>
     <w:tmpl w:val="C90ED888"/>
@@ -7103,7 +13731,517 @@
       </w:rPr>
     </w:lvl>
   </w:abstractNum>
-  <w:abstractNum w:abstractNumId="4" w15:restartNumberingAfterBreak="0">
+  <w:abstractNum w:abstractNumId="14" w15:restartNumberingAfterBreak="0">
+    <w:nsid w:val="305F62CE"/>
+    <w:multiLevelType w:val="multilevel"/>
+    <w:tmpl w:val="7C1CCA84"/>
+    <w:lvl w:ilvl="0">
+      <w:start w:val="1"/>
+      <w:numFmt w:val="bullet"/>
+      <w:lvlText w:val=""/>
+      <w:lvlJc w:val="left"/>
+      <w:pPr>
+        <w:tabs>
+          <w:tab w:val="num" w:pos="720"/>
+        </w:tabs>
+        <w:ind w:left="720" w:hanging="360"/>
+      </w:pPr>
+      <w:rPr>
+        <w:rFonts w:ascii="Symbol" w:hAnsi="Symbol" w:hint="default"/>
+        <w:sz w:val="20"/>
+      </w:rPr>
+    </w:lvl>
+    <w:lvl w:ilvl="1" w:tentative="1">
+      <w:start w:val="1"/>
+      <w:numFmt w:val="bullet"/>
+      <w:lvlText w:val=""/>
+      <w:lvlJc w:val="left"/>
+      <w:pPr>
+        <w:tabs>
+          <w:tab w:val="num" w:pos="1440"/>
+        </w:tabs>
+        <w:ind w:left="1440" w:hanging="360"/>
+      </w:pPr>
+      <w:rPr>
+        <w:rFonts w:ascii="Symbol" w:hAnsi="Symbol" w:hint="default"/>
+        <w:sz w:val="20"/>
+      </w:rPr>
+    </w:lvl>
+    <w:lvl w:ilvl="2" w:tentative="1">
+      <w:start w:val="1"/>
+      <w:numFmt w:val="bullet"/>
+      <w:lvlText w:val=""/>
+      <w:lvlJc w:val="left"/>
+      <w:pPr>
+        <w:tabs>
+          <w:tab w:val="num" w:pos="2160"/>
+        </w:tabs>
+        <w:ind w:left="2160" w:hanging="360"/>
+      </w:pPr>
+      <w:rPr>
+        <w:rFonts w:ascii="Symbol" w:hAnsi="Symbol" w:hint="default"/>
+        <w:sz w:val="20"/>
+      </w:rPr>
+    </w:lvl>
+    <w:lvl w:ilvl="3" w:tentative="1">
+      <w:start w:val="1"/>
+      <w:numFmt w:val="bullet"/>
+      <w:lvlText w:val=""/>
+      <w:lvlJc w:val="left"/>
+      <w:pPr>
+        <w:tabs>
+          <w:tab w:val="num" w:pos="2880"/>
+        </w:tabs>
+        <w:ind w:left="2880" w:hanging="360"/>
+      </w:pPr>
+      <w:rPr>
+        <w:rFonts w:ascii="Symbol" w:hAnsi="Symbol" w:hint="default"/>
+        <w:sz w:val="20"/>
+      </w:rPr>
+    </w:lvl>
+    <w:lvl w:ilvl="4" w:tentative="1">
+      <w:start w:val="1"/>
+      <w:numFmt w:val="bullet"/>
+      <w:lvlText w:val=""/>
+      <w:lvlJc w:val="left"/>
+      <w:pPr>
+        <w:tabs>
+          <w:tab w:val="num" w:pos="3600"/>
+        </w:tabs>
+        <w:ind w:left="3600" w:hanging="360"/>
+      </w:pPr>
+      <w:rPr>
+        <w:rFonts w:ascii="Symbol" w:hAnsi="Symbol" w:hint="default"/>
+        <w:sz w:val="20"/>
+      </w:rPr>
+    </w:lvl>
+    <w:lvl w:ilvl="5" w:tentative="1">
+      <w:start w:val="1"/>
+      <w:numFmt w:val="bullet"/>
+      <w:lvlText w:val=""/>
+      <w:lvlJc w:val="left"/>
+      <w:pPr>
+        <w:tabs>
+          <w:tab w:val="num" w:pos="4320"/>
+        </w:tabs>
+        <w:ind w:left="4320" w:hanging="360"/>
+      </w:pPr>
+      <w:rPr>
+        <w:rFonts w:ascii="Symbol" w:hAnsi="Symbol" w:hint="default"/>
+        <w:sz w:val="20"/>
+      </w:rPr>
+    </w:lvl>
+    <w:lvl w:ilvl="6" w:tentative="1">
+      <w:start w:val="1"/>
+      <w:numFmt w:val="bullet"/>
+      <w:lvlText w:val=""/>
+      <w:lvlJc w:val="left"/>
+      <w:pPr>
+        <w:tabs>
+          <w:tab w:val="num" w:pos="5040"/>
+        </w:tabs>
+        <w:ind w:left="5040" w:hanging="360"/>
+      </w:pPr>
+      <w:rPr>
+        <w:rFonts w:ascii="Symbol" w:hAnsi="Symbol" w:hint="default"/>
+        <w:sz w:val="20"/>
+      </w:rPr>
+    </w:lvl>
+    <w:lvl w:ilvl="7" w:tentative="1">
+      <w:start w:val="1"/>
+      <w:numFmt w:val="bullet"/>
+      <w:lvlText w:val=""/>
+      <w:lvlJc w:val="left"/>
+      <w:pPr>
+        <w:tabs>
+          <w:tab w:val="num" w:pos="5760"/>
+        </w:tabs>
+        <w:ind w:left="5760" w:hanging="360"/>
+      </w:pPr>
+      <w:rPr>
+        <w:rFonts w:ascii="Symbol" w:hAnsi="Symbol" w:hint="default"/>
+        <w:sz w:val="20"/>
+      </w:rPr>
+    </w:lvl>
+    <w:lvl w:ilvl="8" w:tentative="1">
+      <w:start w:val="1"/>
+      <w:numFmt w:val="bullet"/>
+      <w:lvlText w:val=""/>
+      <w:lvlJc w:val="left"/>
+      <w:pPr>
+        <w:tabs>
+          <w:tab w:val="num" w:pos="6480"/>
+        </w:tabs>
+        <w:ind w:left="6480" w:hanging="360"/>
+      </w:pPr>
+      <w:rPr>
+        <w:rFonts w:ascii="Symbol" w:hAnsi="Symbol" w:hint="default"/>
+        <w:sz w:val="20"/>
+      </w:rPr>
+    </w:lvl>
+  </w:abstractNum>
+  <w:abstractNum w:abstractNumId="15" w15:restartNumberingAfterBreak="0">
+    <w:nsid w:val="31944101"/>
+    <w:multiLevelType w:val="multilevel"/>
+    <w:tmpl w:val="1D0E18EE"/>
+    <w:lvl w:ilvl="0">
+      <w:start w:val="1"/>
+      <w:numFmt w:val="bullet"/>
+      <w:lvlText w:val=""/>
+      <w:lvlJc w:val="left"/>
+      <w:pPr>
+        <w:tabs>
+          <w:tab w:val="num" w:pos="720"/>
+        </w:tabs>
+        <w:ind w:left="720" w:hanging="360"/>
+      </w:pPr>
+      <w:rPr>
+        <w:rFonts w:ascii="Symbol" w:hAnsi="Symbol" w:hint="default"/>
+        <w:sz w:val="20"/>
+      </w:rPr>
+    </w:lvl>
+    <w:lvl w:ilvl="1" w:tentative="1">
+      <w:start w:val="1"/>
+      <w:numFmt w:val="bullet"/>
+      <w:lvlText w:val=""/>
+      <w:lvlJc w:val="left"/>
+      <w:pPr>
+        <w:tabs>
+          <w:tab w:val="num" w:pos="1440"/>
+        </w:tabs>
+        <w:ind w:left="1440" w:hanging="360"/>
+      </w:pPr>
+      <w:rPr>
+        <w:rFonts w:ascii="Symbol" w:hAnsi="Symbol" w:hint="default"/>
+        <w:sz w:val="20"/>
+      </w:rPr>
+    </w:lvl>
+    <w:lvl w:ilvl="2" w:tentative="1">
+      <w:start w:val="1"/>
+      <w:numFmt w:val="bullet"/>
+      <w:lvlText w:val=""/>
+      <w:lvlJc w:val="left"/>
+      <w:pPr>
+        <w:tabs>
+          <w:tab w:val="num" w:pos="2160"/>
+        </w:tabs>
+        <w:ind w:left="2160" w:hanging="360"/>
+      </w:pPr>
+      <w:rPr>
+        <w:rFonts w:ascii="Symbol" w:hAnsi="Symbol" w:hint="default"/>
+        <w:sz w:val="20"/>
+      </w:rPr>
+    </w:lvl>
+    <w:lvl w:ilvl="3" w:tentative="1">
+      <w:start w:val="1"/>
+      <w:numFmt w:val="bullet"/>
+      <w:lvlText w:val=""/>
+      <w:lvlJc w:val="left"/>
+      <w:pPr>
+        <w:tabs>
+          <w:tab w:val="num" w:pos="2880"/>
+        </w:tabs>
+        <w:ind w:left="2880" w:hanging="360"/>
+      </w:pPr>
+      <w:rPr>
+        <w:rFonts w:ascii="Symbol" w:hAnsi="Symbol" w:hint="default"/>
+        <w:sz w:val="20"/>
+      </w:rPr>
+    </w:lvl>
+    <w:lvl w:ilvl="4" w:tentative="1">
+      <w:start w:val="1"/>
+      <w:numFmt w:val="bullet"/>
+      <w:lvlText w:val=""/>
+      <w:lvlJc w:val="left"/>
+      <w:pPr>
+        <w:tabs>
+          <w:tab w:val="num" w:pos="3600"/>
+        </w:tabs>
+        <w:ind w:left="3600" w:hanging="360"/>
+      </w:pPr>
+      <w:rPr>
+        <w:rFonts w:ascii="Symbol" w:hAnsi="Symbol" w:hint="default"/>
+        <w:sz w:val="20"/>
+      </w:rPr>
+    </w:lvl>
+    <w:lvl w:ilvl="5" w:tentative="1">
+      <w:start w:val="1"/>
+      <w:numFmt w:val="bullet"/>
+      <w:lvlText w:val=""/>
+      <w:lvlJc w:val="left"/>
+      <w:pPr>
+        <w:tabs>
+          <w:tab w:val="num" w:pos="4320"/>
+        </w:tabs>
+        <w:ind w:left="4320" w:hanging="360"/>
+      </w:pPr>
+      <w:rPr>
+        <w:rFonts w:ascii="Symbol" w:hAnsi="Symbol" w:hint="default"/>
+        <w:sz w:val="20"/>
+      </w:rPr>
+    </w:lvl>
+    <w:lvl w:ilvl="6" w:tentative="1">
+      <w:start w:val="1"/>
+      <w:numFmt w:val="bullet"/>
+      <w:lvlText w:val=""/>
+      <w:lvlJc w:val="left"/>
+      <w:pPr>
+        <w:tabs>
+          <w:tab w:val="num" w:pos="5040"/>
+        </w:tabs>
+        <w:ind w:left="5040" w:hanging="360"/>
+      </w:pPr>
+      <w:rPr>
+        <w:rFonts w:ascii="Symbol" w:hAnsi="Symbol" w:hint="default"/>
+        <w:sz w:val="20"/>
+      </w:rPr>
+    </w:lvl>
+    <w:lvl w:ilvl="7" w:tentative="1">
+      <w:start w:val="1"/>
+      <w:numFmt w:val="bullet"/>
+      <w:lvlText w:val=""/>
+      <w:lvlJc w:val="left"/>
+      <w:pPr>
+        <w:tabs>
+          <w:tab w:val="num" w:pos="5760"/>
+        </w:tabs>
+        <w:ind w:left="5760" w:hanging="360"/>
+      </w:pPr>
+      <w:rPr>
+        <w:rFonts w:ascii="Symbol" w:hAnsi="Symbol" w:hint="default"/>
+        <w:sz w:val="20"/>
+      </w:rPr>
+    </w:lvl>
+    <w:lvl w:ilvl="8" w:tentative="1">
+      <w:start w:val="1"/>
+      <w:numFmt w:val="bullet"/>
+      <w:lvlText w:val=""/>
+      <w:lvlJc w:val="left"/>
+      <w:pPr>
+        <w:tabs>
+          <w:tab w:val="num" w:pos="6480"/>
+        </w:tabs>
+        <w:ind w:left="6480" w:hanging="360"/>
+      </w:pPr>
+      <w:rPr>
+        <w:rFonts w:ascii="Symbol" w:hAnsi="Symbol" w:hint="default"/>
+        <w:sz w:val="20"/>
+      </w:rPr>
+    </w:lvl>
+  </w:abstractNum>
+  <w:abstractNum w:abstractNumId="16" w15:restartNumberingAfterBreak="0">
+    <w:nsid w:val="380C728E"/>
+    <w:multiLevelType w:val="hybridMultilevel"/>
+    <w:tmpl w:val="26D2BD5C"/>
+    <w:lvl w:ilvl="0" w:tplc="20D88384">
+      <w:start w:val="1"/>
+      <w:numFmt w:val="bullet"/>
+      <w:lvlText w:val="•"/>
+      <w:lvlJc w:val="left"/>
+      <w:pPr>
+        <w:ind w:left="1"/>
+      </w:pPr>
+      <w:rPr>
+        <w:rFonts w:ascii="Calibri" w:eastAsia="Calibri" w:hAnsi="Calibri" w:cs="Calibri"/>
+        <w:b w:val="0"/>
+        <w:i w:val="0"/>
+        <w:strike w:val="0"/>
+        <w:dstrike w:val="0"/>
+        <w:color w:val="1F1F1F"/>
+        <w:sz w:val="24"/>
+        <w:szCs w:val="24"/>
+        <w:u w:val="none" w:color="000000"/>
+        <w:bdr w:val="none" w:sz="0" w:space="0" w:color="auto"/>
+        <w:shd w:val="clear" w:color="auto" w:fill="auto"/>
+        <w:vertAlign w:val="baseline"/>
+      </w:rPr>
+    </w:lvl>
+    <w:lvl w:ilvl="1" w:tplc="DAB6039E">
+      <w:start w:val="1"/>
+      <w:numFmt w:val="bullet"/>
+      <w:lvlText w:val="o"/>
+      <w:lvlJc w:val="left"/>
+      <w:pPr>
+        <w:ind w:left="1190"/>
+      </w:pPr>
+      <w:rPr>
+        <w:rFonts w:ascii="Calibri" w:eastAsia="Calibri" w:hAnsi="Calibri" w:cs="Calibri"/>
+        <w:b w:val="0"/>
+        <w:i w:val="0"/>
+        <w:strike w:val="0"/>
+        <w:dstrike w:val="0"/>
+        <w:color w:val="1F1F1F"/>
+        <w:sz w:val="24"/>
+        <w:szCs w:val="24"/>
+        <w:u w:val="none" w:color="000000"/>
+        <w:bdr w:val="none" w:sz="0" w:space="0" w:color="auto"/>
+        <w:shd w:val="clear" w:color="auto" w:fill="auto"/>
+        <w:vertAlign w:val="baseline"/>
+      </w:rPr>
+    </w:lvl>
+    <w:lvl w:ilvl="2" w:tplc="27F42A30">
+      <w:start w:val="1"/>
+      <w:numFmt w:val="bullet"/>
+      <w:lvlText w:val="▪"/>
+      <w:lvlJc w:val="left"/>
+      <w:pPr>
+        <w:ind w:left="1910"/>
+      </w:pPr>
+      <w:rPr>
+        <w:rFonts w:ascii="Calibri" w:eastAsia="Calibri" w:hAnsi="Calibri" w:cs="Calibri"/>
+        <w:b w:val="0"/>
+        <w:i w:val="0"/>
+        <w:strike w:val="0"/>
+        <w:dstrike w:val="0"/>
+        <w:color w:val="1F1F1F"/>
+        <w:sz w:val="24"/>
+        <w:szCs w:val="24"/>
+        <w:u w:val="none" w:color="000000"/>
+        <w:bdr w:val="none" w:sz="0" w:space="0" w:color="auto"/>
+        <w:shd w:val="clear" w:color="auto" w:fill="auto"/>
+        <w:vertAlign w:val="baseline"/>
+      </w:rPr>
+    </w:lvl>
+    <w:lvl w:ilvl="3" w:tplc="F66C4C0A">
+      <w:start w:val="1"/>
+      <w:numFmt w:val="bullet"/>
+      <w:lvlText w:val="•"/>
+      <w:lvlJc w:val="left"/>
+      <w:pPr>
+        <w:ind w:left="2630"/>
+      </w:pPr>
+      <w:rPr>
+        <w:rFonts w:ascii="Calibri" w:eastAsia="Calibri" w:hAnsi="Calibri" w:cs="Calibri"/>
+        <w:b w:val="0"/>
+        <w:i w:val="0"/>
+        <w:strike w:val="0"/>
+        <w:dstrike w:val="0"/>
+        <w:color w:val="1F1F1F"/>
+        <w:sz w:val="24"/>
+        <w:szCs w:val="24"/>
+        <w:u w:val="none" w:color="000000"/>
+        <w:bdr w:val="none" w:sz="0" w:space="0" w:color="auto"/>
+        <w:shd w:val="clear" w:color="auto" w:fill="auto"/>
+        <w:vertAlign w:val="baseline"/>
+      </w:rPr>
+    </w:lvl>
+    <w:lvl w:ilvl="4" w:tplc="963846F8">
+      <w:start w:val="1"/>
+      <w:numFmt w:val="bullet"/>
+      <w:lvlText w:val="o"/>
+      <w:lvlJc w:val="left"/>
+      <w:pPr>
+        <w:ind w:left="3350"/>
+      </w:pPr>
+      <w:rPr>
+        <w:rFonts w:ascii="Calibri" w:eastAsia="Calibri" w:hAnsi="Calibri" w:cs="Calibri"/>
+        <w:b w:val="0"/>
+        <w:i w:val="0"/>
+        <w:strike w:val="0"/>
+        <w:dstrike w:val="0"/>
+        <w:color w:val="1F1F1F"/>
+        <w:sz w:val="24"/>
+        <w:szCs w:val="24"/>
+        <w:u w:val="none" w:color="000000"/>
+        <w:bdr w:val="none" w:sz="0" w:space="0" w:color="auto"/>
+        <w:shd w:val="clear" w:color="auto" w:fill="auto"/>
+        <w:vertAlign w:val="baseline"/>
+      </w:rPr>
+    </w:lvl>
+    <w:lvl w:ilvl="5" w:tplc="1A3E2A3E">
+      <w:start w:val="1"/>
+      <w:numFmt w:val="bullet"/>
+      <w:lvlText w:val="▪"/>
+      <w:lvlJc w:val="left"/>
+      <w:pPr>
+        <w:ind w:left="4070"/>
+      </w:pPr>
+      <w:rPr>
+        <w:rFonts w:ascii="Calibri" w:eastAsia="Calibri" w:hAnsi="Calibri" w:cs="Calibri"/>
+        <w:b w:val="0"/>
+        <w:i w:val="0"/>
+        <w:strike w:val="0"/>
+        <w:dstrike w:val="0"/>
+        <w:color w:val="1F1F1F"/>
+        <w:sz w:val="24"/>
+        <w:szCs w:val="24"/>
+        <w:u w:val="none" w:color="000000"/>
+        <w:bdr w:val="none" w:sz="0" w:space="0" w:color="auto"/>
+        <w:shd w:val="clear" w:color="auto" w:fill="auto"/>
+        <w:vertAlign w:val="baseline"/>
+      </w:rPr>
+    </w:lvl>
+    <w:lvl w:ilvl="6" w:tplc="FDF09FD4">
+      <w:start w:val="1"/>
+      <w:numFmt w:val="bullet"/>
+      <w:lvlText w:val="•"/>
+      <w:lvlJc w:val="left"/>
+      <w:pPr>
+        <w:ind w:left="4790"/>
+      </w:pPr>
+      <w:rPr>
+        <w:rFonts w:ascii="Calibri" w:eastAsia="Calibri" w:hAnsi="Calibri" w:cs="Calibri"/>
+        <w:b w:val="0"/>
+        <w:i w:val="0"/>
+        <w:strike w:val="0"/>
+        <w:dstrike w:val="0"/>
+        <w:color w:val="1F1F1F"/>
+        <w:sz w:val="24"/>
+        <w:szCs w:val="24"/>
+        <w:u w:val="none" w:color="000000"/>
+        <w:bdr w:val="none" w:sz="0" w:space="0" w:color="auto"/>
+        <w:shd w:val="clear" w:color="auto" w:fill="auto"/>
+        <w:vertAlign w:val="baseline"/>
+      </w:rPr>
+    </w:lvl>
+    <w:lvl w:ilvl="7" w:tplc="F8989D84">
+      <w:start w:val="1"/>
+      <w:numFmt w:val="bullet"/>
+      <w:lvlText w:val="o"/>
+      <w:lvlJc w:val="left"/>
+      <w:pPr>
+        <w:ind w:left="5510"/>
+      </w:pPr>
+      <w:rPr>
+        <w:rFonts w:ascii="Calibri" w:eastAsia="Calibri" w:hAnsi="Calibri" w:cs="Calibri"/>
+        <w:b w:val="0"/>
+        <w:i w:val="0"/>
+        <w:strike w:val="0"/>
+        <w:dstrike w:val="0"/>
+        <w:color w:val="1F1F1F"/>
+        <w:sz w:val="24"/>
+        <w:szCs w:val="24"/>
+        <w:u w:val="none" w:color="000000"/>
+        <w:bdr w:val="none" w:sz="0" w:space="0" w:color="auto"/>
+        <w:shd w:val="clear" w:color="auto" w:fill="auto"/>
+        <w:vertAlign w:val="baseline"/>
+      </w:rPr>
+    </w:lvl>
+    <w:lvl w:ilvl="8" w:tplc="51C8D7AC">
+      <w:start w:val="1"/>
+      <w:numFmt w:val="bullet"/>
+      <w:lvlText w:val="▪"/>
+      <w:lvlJc w:val="left"/>
+      <w:pPr>
+        <w:ind w:left="6230"/>
+      </w:pPr>
+      <w:rPr>
+        <w:rFonts w:ascii="Calibri" w:eastAsia="Calibri" w:hAnsi="Calibri" w:cs="Calibri"/>
+        <w:b w:val="0"/>
+        <w:i w:val="0"/>
+        <w:strike w:val="0"/>
+        <w:dstrike w:val="0"/>
+        <w:color w:val="1F1F1F"/>
+        <w:sz w:val="24"/>
+        <w:szCs w:val="24"/>
+        <w:u w:val="none" w:color="000000"/>
+        <w:bdr w:val="none" w:sz="0" w:space="0" w:color="auto"/>
+        <w:shd w:val="clear" w:color="auto" w:fill="auto"/>
+        <w:vertAlign w:val="baseline"/>
+      </w:rPr>
+    </w:lvl>
+  </w:abstractNum>
+  <w:abstractNum w:abstractNumId="17" w15:restartNumberingAfterBreak="0">
     <w:nsid w:val="3C752801"/>
     <w:multiLevelType w:val="multilevel"/>
     <w:tmpl w:val="C914801C"/>
@@ -7252,7 +14390,368 @@
       </w:rPr>
     </w:lvl>
   </w:abstractNum>
-  <w:abstractNum w:abstractNumId="5" w15:restartNumberingAfterBreak="0">
+  <w:abstractNum w:abstractNumId="18" w15:restartNumberingAfterBreak="0">
+    <w:nsid w:val="3DC14FCE"/>
+    <w:multiLevelType w:val="hybridMultilevel"/>
+    <w:tmpl w:val="9DB467C6"/>
+    <w:lvl w:ilvl="0" w:tplc="7E829FB0">
+      <w:start w:val="1"/>
+      <w:numFmt w:val="bullet"/>
+      <w:lvlText w:val="•"/>
+      <w:lvlJc w:val="left"/>
+      <w:pPr>
+        <w:ind w:left="1"/>
+      </w:pPr>
+      <w:rPr>
+        <w:rFonts w:ascii="Calibri" w:eastAsia="Calibri" w:hAnsi="Calibri" w:cs="Calibri"/>
+        <w:b w:val="0"/>
+        <w:i w:val="0"/>
+        <w:strike w:val="0"/>
+        <w:dstrike w:val="0"/>
+        <w:color w:val="1F1F1F"/>
+        <w:sz w:val="24"/>
+        <w:szCs w:val="24"/>
+        <w:u w:val="none" w:color="000000"/>
+        <w:bdr w:val="none" w:sz="0" w:space="0" w:color="auto"/>
+        <w:shd w:val="clear" w:color="auto" w:fill="auto"/>
+        <w:vertAlign w:val="baseline"/>
+      </w:rPr>
+    </w:lvl>
+    <w:lvl w:ilvl="1" w:tplc="C0B8EBCC">
+      <w:start w:val="1"/>
+      <w:numFmt w:val="bullet"/>
+      <w:lvlText w:val="o"/>
+      <w:lvlJc w:val="left"/>
+      <w:pPr>
+        <w:ind w:left="1190"/>
+      </w:pPr>
+      <w:rPr>
+        <w:rFonts w:ascii="Calibri" w:eastAsia="Calibri" w:hAnsi="Calibri" w:cs="Calibri"/>
+        <w:b w:val="0"/>
+        <w:i w:val="0"/>
+        <w:strike w:val="0"/>
+        <w:dstrike w:val="0"/>
+        <w:color w:val="1F1F1F"/>
+        <w:sz w:val="24"/>
+        <w:szCs w:val="24"/>
+        <w:u w:val="none" w:color="000000"/>
+        <w:bdr w:val="none" w:sz="0" w:space="0" w:color="auto"/>
+        <w:shd w:val="clear" w:color="auto" w:fill="auto"/>
+        <w:vertAlign w:val="baseline"/>
+      </w:rPr>
+    </w:lvl>
+    <w:lvl w:ilvl="2" w:tplc="B39C1F18">
+      <w:start w:val="1"/>
+      <w:numFmt w:val="bullet"/>
+      <w:lvlText w:val="▪"/>
+      <w:lvlJc w:val="left"/>
+      <w:pPr>
+        <w:ind w:left="1910"/>
+      </w:pPr>
+      <w:rPr>
+        <w:rFonts w:ascii="Calibri" w:eastAsia="Calibri" w:hAnsi="Calibri" w:cs="Calibri"/>
+        <w:b w:val="0"/>
+        <w:i w:val="0"/>
+        <w:strike w:val="0"/>
+        <w:dstrike w:val="0"/>
+        <w:color w:val="1F1F1F"/>
+        <w:sz w:val="24"/>
+        <w:szCs w:val="24"/>
+        <w:u w:val="none" w:color="000000"/>
+        <w:bdr w:val="none" w:sz="0" w:space="0" w:color="auto"/>
+        <w:shd w:val="clear" w:color="auto" w:fill="auto"/>
+        <w:vertAlign w:val="baseline"/>
+      </w:rPr>
+    </w:lvl>
+    <w:lvl w:ilvl="3" w:tplc="48D0D47A">
+      <w:start w:val="1"/>
+      <w:numFmt w:val="bullet"/>
+      <w:lvlText w:val="•"/>
+      <w:lvlJc w:val="left"/>
+      <w:pPr>
+        <w:ind w:left="2630"/>
+      </w:pPr>
+      <w:rPr>
+        <w:rFonts w:ascii="Calibri" w:eastAsia="Calibri" w:hAnsi="Calibri" w:cs="Calibri"/>
+        <w:b w:val="0"/>
+        <w:i w:val="0"/>
+        <w:strike w:val="0"/>
+        <w:dstrike w:val="0"/>
+        <w:color w:val="1F1F1F"/>
+        <w:sz w:val="24"/>
+        <w:szCs w:val="24"/>
+        <w:u w:val="none" w:color="000000"/>
+        <w:bdr w:val="none" w:sz="0" w:space="0" w:color="auto"/>
+        <w:shd w:val="clear" w:color="auto" w:fill="auto"/>
+        <w:vertAlign w:val="baseline"/>
+      </w:rPr>
+    </w:lvl>
+    <w:lvl w:ilvl="4" w:tplc="E424BE74">
+      <w:start w:val="1"/>
+      <w:numFmt w:val="bullet"/>
+      <w:lvlText w:val="o"/>
+      <w:lvlJc w:val="left"/>
+      <w:pPr>
+        <w:ind w:left="3350"/>
+      </w:pPr>
+      <w:rPr>
+        <w:rFonts w:ascii="Calibri" w:eastAsia="Calibri" w:hAnsi="Calibri" w:cs="Calibri"/>
+        <w:b w:val="0"/>
+        <w:i w:val="0"/>
+        <w:strike w:val="0"/>
+        <w:dstrike w:val="0"/>
+        <w:color w:val="1F1F1F"/>
+        <w:sz w:val="24"/>
+        <w:szCs w:val="24"/>
+        <w:u w:val="none" w:color="000000"/>
+        <w:bdr w:val="none" w:sz="0" w:space="0" w:color="auto"/>
+        <w:shd w:val="clear" w:color="auto" w:fill="auto"/>
+        <w:vertAlign w:val="baseline"/>
+      </w:rPr>
+    </w:lvl>
+    <w:lvl w:ilvl="5" w:tplc="0DDE7AE8">
+      <w:start w:val="1"/>
+      <w:numFmt w:val="bullet"/>
+      <w:lvlText w:val="▪"/>
+      <w:lvlJc w:val="left"/>
+      <w:pPr>
+        <w:ind w:left="4070"/>
+      </w:pPr>
+      <w:rPr>
+        <w:rFonts w:ascii="Calibri" w:eastAsia="Calibri" w:hAnsi="Calibri" w:cs="Calibri"/>
+        <w:b w:val="0"/>
+        <w:i w:val="0"/>
+        <w:strike w:val="0"/>
+        <w:dstrike w:val="0"/>
+        <w:color w:val="1F1F1F"/>
+        <w:sz w:val="24"/>
+        <w:szCs w:val="24"/>
+        <w:u w:val="none" w:color="000000"/>
+        <w:bdr w:val="none" w:sz="0" w:space="0" w:color="auto"/>
+        <w:shd w:val="clear" w:color="auto" w:fill="auto"/>
+        <w:vertAlign w:val="baseline"/>
+      </w:rPr>
+    </w:lvl>
+    <w:lvl w:ilvl="6" w:tplc="98685D0C">
+      <w:start w:val="1"/>
+      <w:numFmt w:val="bullet"/>
+      <w:lvlText w:val="•"/>
+      <w:lvlJc w:val="left"/>
+      <w:pPr>
+        <w:ind w:left="4790"/>
+      </w:pPr>
+      <w:rPr>
+        <w:rFonts w:ascii="Calibri" w:eastAsia="Calibri" w:hAnsi="Calibri" w:cs="Calibri"/>
+        <w:b w:val="0"/>
+        <w:i w:val="0"/>
+        <w:strike w:val="0"/>
+        <w:dstrike w:val="0"/>
+        <w:color w:val="1F1F1F"/>
+        <w:sz w:val="24"/>
+        <w:szCs w:val="24"/>
+        <w:u w:val="none" w:color="000000"/>
+        <w:bdr w:val="none" w:sz="0" w:space="0" w:color="auto"/>
+        <w:shd w:val="clear" w:color="auto" w:fill="auto"/>
+        <w:vertAlign w:val="baseline"/>
+      </w:rPr>
+    </w:lvl>
+    <w:lvl w:ilvl="7" w:tplc="00E6FA74">
+      <w:start w:val="1"/>
+      <w:numFmt w:val="bullet"/>
+      <w:lvlText w:val="o"/>
+      <w:lvlJc w:val="left"/>
+      <w:pPr>
+        <w:ind w:left="5510"/>
+      </w:pPr>
+      <w:rPr>
+        <w:rFonts w:ascii="Calibri" w:eastAsia="Calibri" w:hAnsi="Calibri" w:cs="Calibri"/>
+        <w:b w:val="0"/>
+        <w:i w:val="0"/>
+        <w:strike w:val="0"/>
+        <w:dstrike w:val="0"/>
+        <w:color w:val="1F1F1F"/>
+        <w:sz w:val="24"/>
+        <w:szCs w:val="24"/>
+        <w:u w:val="none" w:color="000000"/>
+        <w:bdr w:val="none" w:sz="0" w:space="0" w:color="auto"/>
+        <w:shd w:val="clear" w:color="auto" w:fill="auto"/>
+        <w:vertAlign w:val="baseline"/>
+      </w:rPr>
+    </w:lvl>
+    <w:lvl w:ilvl="8" w:tplc="E33C1C98">
+      <w:start w:val="1"/>
+      <w:numFmt w:val="bullet"/>
+      <w:lvlText w:val="▪"/>
+      <w:lvlJc w:val="left"/>
+      <w:pPr>
+        <w:ind w:left="6230"/>
+      </w:pPr>
+      <w:rPr>
+        <w:rFonts w:ascii="Calibri" w:eastAsia="Calibri" w:hAnsi="Calibri" w:cs="Calibri"/>
+        <w:b w:val="0"/>
+        <w:i w:val="0"/>
+        <w:strike w:val="0"/>
+        <w:dstrike w:val="0"/>
+        <w:color w:val="1F1F1F"/>
+        <w:sz w:val="24"/>
+        <w:szCs w:val="24"/>
+        <w:u w:val="none" w:color="000000"/>
+        <w:bdr w:val="none" w:sz="0" w:space="0" w:color="auto"/>
+        <w:shd w:val="clear" w:color="auto" w:fill="auto"/>
+        <w:vertAlign w:val="baseline"/>
+      </w:rPr>
+    </w:lvl>
+  </w:abstractNum>
+  <w:abstractNum w:abstractNumId="19" w15:restartNumberingAfterBreak="0">
+    <w:nsid w:val="4627783E"/>
+    <w:multiLevelType w:val="multilevel"/>
+    <w:tmpl w:val="7EFE4656"/>
+    <w:lvl w:ilvl="0">
+      <w:start w:val="1"/>
+      <w:numFmt w:val="bullet"/>
+      <w:lvlText w:val=""/>
+      <w:lvlJc w:val="left"/>
+      <w:pPr>
+        <w:tabs>
+          <w:tab w:val="num" w:pos="720"/>
+        </w:tabs>
+        <w:ind w:left="720" w:hanging="360"/>
+      </w:pPr>
+      <w:rPr>
+        <w:rFonts w:ascii="Symbol" w:hAnsi="Symbol" w:hint="default"/>
+        <w:sz w:val="20"/>
+      </w:rPr>
+    </w:lvl>
+    <w:lvl w:ilvl="1">
+      <w:start w:val="1"/>
+      <w:numFmt w:val="bullet"/>
+      <w:lvlText w:val=""/>
+      <w:lvlJc w:val="left"/>
+      <w:pPr>
+        <w:tabs>
+          <w:tab w:val="num" w:pos="1440"/>
+        </w:tabs>
+        <w:ind w:left="1440" w:hanging="360"/>
+      </w:pPr>
+      <w:rPr>
+        <w:rFonts w:ascii="Symbol" w:hAnsi="Symbol" w:hint="default"/>
+        <w:sz w:val="20"/>
+      </w:rPr>
+    </w:lvl>
+    <w:lvl w:ilvl="2" w:tentative="1">
+      <w:start w:val="1"/>
+      <w:numFmt w:val="bullet"/>
+      <w:lvlText w:val=""/>
+      <w:lvlJc w:val="left"/>
+      <w:pPr>
+        <w:tabs>
+          <w:tab w:val="num" w:pos="2160"/>
+        </w:tabs>
+        <w:ind w:left="2160" w:hanging="360"/>
+      </w:pPr>
+      <w:rPr>
+        <w:rFonts w:ascii="Symbol" w:hAnsi="Symbol" w:hint="default"/>
+        <w:sz w:val="20"/>
+      </w:rPr>
+    </w:lvl>
+    <w:lvl w:ilvl="3" w:tentative="1">
+      <w:start w:val="1"/>
+      <w:numFmt w:val="bullet"/>
+      <w:lvlText w:val=""/>
+      <w:lvlJc w:val="left"/>
+      <w:pPr>
+        <w:tabs>
+          <w:tab w:val="num" w:pos="2880"/>
+        </w:tabs>
+        <w:ind w:left="2880" w:hanging="360"/>
+      </w:pPr>
+      <w:rPr>
+        <w:rFonts w:ascii="Symbol" w:hAnsi="Symbol" w:hint="default"/>
+        <w:sz w:val="20"/>
+      </w:rPr>
+    </w:lvl>
+    <w:lvl w:ilvl="4" w:tentative="1">
+      <w:start w:val="1"/>
+      <w:numFmt w:val="bullet"/>
+      <w:lvlText w:val=""/>
+      <w:lvlJc w:val="left"/>
+      <w:pPr>
+        <w:tabs>
+          <w:tab w:val="num" w:pos="3600"/>
+        </w:tabs>
+        <w:ind w:left="3600" w:hanging="360"/>
+      </w:pPr>
+      <w:rPr>
+        <w:rFonts w:ascii="Symbol" w:hAnsi="Symbol" w:hint="default"/>
+        <w:sz w:val="20"/>
+      </w:rPr>
+    </w:lvl>
+    <w:lvl w:ilvl="5" w:tentative="1">
+      <w:start w:val="1"/>
+      <w:numFmt w:val="bullet"/>
+      <w:lvlText w:val=""/>
+      <w:lvlJc w:val="left"/>
+      <w:pPr>
+        <w:tabs>
+          <w:tab w:val="num" w:pos="4320"/>
+        </w:tabs>
+        <w:ind w:left="4320" w:hanging="360"/>
+      </w:pPr>
+      <w:rPr>
+        <w:rFonts w:ascii="Symbol" w:hAnsi="Symbol" w:hint="default"/>
+        <w:sz w:val="20"/>
+      </w:rPr>
+    </w:lvl>
+    <w:lvl w:ilvl="6" w:tentative="1">
+      <w:start w:val="1"/>
+      <w:numFmt w:val="bullet"/>
+      <w:lvlText w:val=""/>
+      <w:lvlJc w:val="left"/>
+      <w:pPr>
+        <w:tabs>
+          <w:tab w:val="num" w:pos="5040"/>
+        </w:tabs>
+        <w:ind w:left="5040" w:hanging="360"/>
+      </w:pPr>
+      <w:rPr>
+        <w:rFonts w:ascii="Symbol" w:hAnsi="Symbol" w:hint="default"/>
+        <w:sz w:val="20"/>
+      </w:rPr>
+    </w:lvl>
+    <w:lvl w:ilvl="7" w:tentative="1">
+      <w:start w:val="1"/>
+      <w:numFmt w:val="bullet"/>
+      <w:lvlText w:val=""/>
+      <w:lvlJc w:val="left"/>
+      <w:pPr>
+        <w:tabs>
+          <w:tab w:val="num" w:pos="5760"/>
+        </w:tabs>
+        <w:ind w:left="5760" w:hanging="360"/>
+      </w:pPr>
+      <w:rPr>
+        <w:rFonts w:ascii="Symbol" w:hAnsi="Symbol" w:hint="default"/>
+        <w:sz w:val="20"/>
+      </w:rPr>
+    </w:lvl>
+    <w:lvl w:ilvl="8" w:tentative="1">
+      <w:start w:val="1"/>
+      <w:numFmt w:val="bullet"/>
+      <w:lvlText w:val=""/>
+      <w:lvlJc w:val="left"/>
+      <w:pPr>
+        <w:tabs>
+          <w:tab w:val="num" w:pos="6480"/>
+        </w:tabs>
+        <w:ind w:left="6480" w:hanging="360"/>
+      </w:pPr>
+      <w:rPr>
+        <w:rFonts w:ascii="Symbol" w:hAnsi="Symbol" w:hint="default"/>
+        <w:sz w:val="20"/>
+      </w:rPr>
+    </w:lvl>
+  </w:abstractNum>
+  <w:abstractNum w:abstractNumId="20" w15:restartNumberingAfterBreak="0">
     <w:nsid w:val="47960BE7"/>
     <w:multiLevelType w:val="multilevel"/>
     <w:tmpl w:val="955C7E58"/>
@@ -7401,7 +14900,305 @@
       </w:rPr>
     </w:lvl>
   </w:abstractNum>
-  <w:abstractNum w:abstractNumId="6" w15:restartNumberingAfterBreak="0">
+  <w:abstractNum w:abstractNumId="21" w15:restartNumberingAfterBreak="0">
+    <w:nsid w:val="4C7033A1"/>
+    <w:multiLevelType w:val="multilevel"/>
+    <w:tmpl w:val="A6FEFC2C"/>
+    <w:lvl w:ilvl="0">
+      <w:start w:val="1"/>
+      <w:numFmt w:val="bullet"/>
+      <w:lvlText w:val=""/>
+      <w:lvlJc w:val="left"/>
+      <w:pPr>
+        <w:tabs>
+          <w:tab w:val="num" w:pos="720"/>
+        </w:tabs>
+        <w:ind w:left="720" w:hanging="360"/>
+      </w:pPr>
+      <w:rPr>
+        <w:rFonts w:ascii="Symbol" w:hAnsi="Symbol" w:hint="default"/>
+        <w:sz w:val="20"/>
+      </w:rPr>
+    </w:lvl>
+    <w:lvl w:ilvl="1" w:tentative="1">
+      <w:start w:val="1"/>
+      <w:numFmt w:val="bullet"/>
+      <w:lvlText w:val=""/>
+      <w:lvlJc w:val="left"/>
+      <w:pPr>
+        <w:tabs>
+          <w:tab w:val="num" w:pos="1440"/>
+        </w:tabs>
+        <w:ind w:left="1440" w:hanging="360"/>
+      </w:pPr>
+      <w:rPr>
+        <w:rFonts w:ascii="Symbol" w:hAnsi="Symbol" w:hint="default"/>
+        <w:sz w:val="20"/>
+      </w:rPr>
+    </w:lvl>
+    <w:lvl w:ilvl="2" w:tentative="1">
+      <w:start w:val="1"/>
+      <w:numFmt w:val="bullet"/>
+      <w:lvlText w:val=""/>
+      <w:lvlJc w:val="left"/>
+      <w:pPr>
+        <w:tabs>
+          <w:tab w:val="num" w:pos="2160"/>
+        </w:tabs>
+        <w:ind w:left="2160" w:hanging="360"/>
+      </w:pPr>
+      <w:rPr>
+        <w:rFonts w:ascii="Symbol" w:hAnsi="Symbol" w:hint="default"/>
+        <w:sz w:val="20"/>
+      </w:rPr>
+    </w:lvl>
+    <w:lvl w:ilvl="3" w:tentative="1">
+      <w:start w:val="1"/>
+      <w:numFmt w:val="bullet"/>
+      <w:lvlText w:val=""/>
+      <w:lvlJc w:val="left"/>
+      <w:pPr>
+        <w:tabs>
+          <w:tab w:val="num" w:pos="2880"/>
+        </w:tabs>
+        <w:ind w:left="2880" w:hanging="360"/>
+      </w:pPr>
+      <w:rPr>
+        <w:rFonts w:ascii="Symbol" w:hAnsi="Symbol" w:hint="default"/>
+        <w:sz w:val="20"/>
+      </w:rPr>
+    </w:lvl>
+    <w:lvl w:ilvl="4" w:tentative="1">
+      <w:start w:val="1"/>
+      <w:numFmt w:val="bullet"/>
+      <w:lvlText w:val=""/>
+      <w:lvlJc w:val="left"/>
+      <w:pPr>
+        <w:tabs>
+          <w:tab w:val="num" w:pos="3600"/>
+        </w:tabs>
+        <w:ind w:left="3600" w:hanging="360"/>
+      </w:pPr>
+      <w:rPr>
+        <w:rFonts w:ascii="Symbol" w:hAnsi="Symbol" w:hint="default"/>
+        <w:sz w:val="20"/>
+      </w:rPr>
+    </w:lvl>
+    <w:lvl w:ilvl="5" w:tentative="1">
+      <w:start w:val="1"/>
+      <w:numFmt w:val="bullet"/>
+      <w:lvlText w:val=""/>
+      <w:lvlJc w:val="left"/>
+      <w:pPr>
+        <w:tabs>
+          <w:tab w:val="num" w:pos="4320"/>
+        </w:tabs>
+        <w:ind w:left="4320" w:hanging="360"/>
+      </w:pPr>
+      <w:rPr>
+        <w:rFonts w:ascii="Symbol" w:hAnsi="Symbol" w:hint="default"/>
+        <w:sz w:val="20"/>
+      </w:rPr>
+    </w:lvl>
+    <w:lvl w:ilvl="6" w:tentative="1">
+      <w:start w:val="1"/>
+      <w:numFmt w:val="bullet"/>
+      <w:lvlText w:val=""/>
+      <w:lvlJc w:val="left"/>
+      <w:pPr>
+        <w:tabs>
+          <w:tab w:val="num" w:pos="5040"/>
+        </w:tabs>
+        <w:ind w:left="5040" w:hanging="360"/>
+      </w:pPr>
+      <w:rPr>
+        <w:rFonts w:ascii="Symbol" w:hAnsi="Symbol" w:hint="default"/>
+        <w:sz w:val="20"/>
+      </w:rPr>
+    </w:lvl>
+    <w:lvl w:ilvl="7" w:tentative="1">
+      <w:start w:val="1"/>
+      <w:numFmt w:val="bullet"/>
+      <w:lvlText w:val=""/>
+      <w:lvlJc w:val="left"/>
+      <w:pPr>
+        <w:tabs>
+          <w:tab w:val="num" w:pos="5760"/>
+        </w:tabs>
+        <w:ind w:left="5760" w:hanging="360"/>
+      </w:pPr>
+      <w:rPr>
+        <w:rFonts w:ascii="Symbol" w:hAnsi="Symbol" w:hint="default"/>
+        <w:sz w:val="20"/>
+      </w:rPr>
+    </w:lvl>
+    <w:lvl w:ilvl="8" w:tentative="1">
+      <w:start w:val="1"/>
+      <w:numFmt w:val="bullet"/>
+      <w:lvlText w:val=""/>
+      <w:lvlJc w:val="left"/>
+      <w:pPr>
+        <w:tabs>
+          <w:tab w:val="num" w:pos="6480"/>
+        </w:tabs>
+        <w:ind w:left="6480" w:hanging="360"/>
+      </w:pPr>
+      <w:rPr>
+        <w:rFonts w:ascii="Symbol" w:hAnsi="Symbol" w:hint="default"/>
+        <w:sz w:val="20"/>
+      </w:rPr>
+    </w:lvl>
+  </w:abstractNum>
+  <w:abstractNum w:abstractNumId="22" w15:restartNumberingAfterBreak="0">
+    <w:nsid w:val="53314089"/>
+    <w:multiLevelType w:val="multilevel"/>
+    <w:tmpl w:val="ED74328C"/>
+    <w:lvl w:ilvl="0">
+      <w:start w:val="1"/>
+      <w:numFmt w:val="bullet"/>
+      <w:lvlText w:val=""/>
+      <w:lvlJc w:val="left"/>
+      <w:pPr>
+        <w:tabs>
+          <w:tab w:val="num" w:pos="720"/>
+        </w:tabs>
+        <w:ind w:left="720" w:hanging="360"/>
+      </w:pPr>
+      <w:rPr>
+        <w:rFonts w:ascii="Symbol" w:hAnsi="Symbol" w:hint="default"/>
+        <w:sz w:val="20"/>
+      </w:rPr>
+    </w:lvl>
+    <w:lvl w:ilvl="1">
+      <w:start w:val="1"/>
+      <w:numFmt w:val="bullet"/>
+      <w:lvlText w:val=""/>
+      <w:lvlJc w:val="left"/>
+      <w:pPr>
+        <w:tabs>
+          <w:tab w:val="num" w:pos="1440"/>
+        </w:tabs>
+        <w:ind w:left="1440" w:hanging="360"/>
+      </w:pPr>
+      <w:rPr>
+        <w:rFonts w:ascii="Symbol" w:hAnsi="Symbol" w:hint="default"/>
+        <w:sz w:val="20"/>
+      </w:rPr>
+    </w:lvl>
+    <w:lvl w:ilvl="2" w:tentative="1">
+      <w:start w:val="1"/>
+      <w:numFmt w:val="bullet"/>
+      <w:lvlText w:val=""/>
+      <w:lvlJc w:val="left"/>
+      <w:pPr>
+        <w:tabs>
+          <w:tab w:val="num" w:pos="2160"/>
+        </w:tabs>
+        <w:ind w:left="2160" w:hanging="360"/>
+      </w:pPr>
+      <w:rPr>
+        <w:rFonts w:ascii="Symbol" w:hAnsi="Symbol" w:hint="default"/>
+        <w:sz w:val="20"/>
+      </w:rPr>
+    </w:lvl>
+    <w:lvl w:ilvl="3" w:tentative="1">
+      <w:start w:val="1"/>
+      <w:numFmt w:val="bullet"/>
+      <w:lvlText w:val=""/>
+      <w:lvlJc w:val="left"/>
+      <w:pPr>
+        <w:tabs>
+          <w:tab w:val="num" w:pos="2880"/>
+        </w:tabs>
+        <w:ind w:left="2880" w:hanging="360"/>
+      </w:pPr>
+      <w:rPr>
+        <w:rFonts w:ascii="Symbol" w:hAnsi="Symbol" w:hint="default"/>
+        <w:sz w:val="20"/>
+      </w:rPr>
+    </w:lvl>
+    <w:lvl w:ilvl="4" w:tentative="1">
+      <w:start w:val="1"/>
+      <w:numFmt w:val="bullet"/>
+      <w:lvlText w:val=""/>
+      <w:lvlJc w:val="left"/>
+      <w:pPr>
+        <w:tabs>
+          <w:tab w:val="num" w:pos="3600"/>
+        </w:tabs>
+        <w:ind w:left="3600" w:hanging="360"/>
+      </w:pPr>
+      <w:rPr>
+        <w:rFonts w:ascii="Symbol" w:hAnsi="Symbol" w:hint="default"/>
+        <w:sz w:val="20"/>
+      </w:rPr>
+    </w:lvl>
+    <w:lvl w:ilvl="5" w:tentative="1">
+      <w:start w:val="1"/>
+      <w:numFmt w:val="bullet"/>
+      <w:lvlText w:val=""/>
+      <w:lvlJc w:val="left"/>
+      <w:pPr>
+        <w:tabs>
+          <w:tab w:val="num" w:pos="4320"/>
+        </w:tabs>
+        <w:ind w:left="4320" w:hanging="360"/>
+      </w:pPr>
+      <w:rPr>
+        <w:rFonts w:ascii="Symbol" w:hAnsi="Symbol" w:hint="default"/>
+        <w:sz w:val="20"/>
+      </w:rPr>
+    </w:lvl>
+    <w:lvl w:ilvl="6" w:tentative="1">
+      <w:start w:val="1"/>
+      <w:numFmt w:val="bullet"/>
+      <w:lvlText w:val=""/>
+      <w:lvlJc w:val="left"/>
+      <w:pPr>
+        <w:tabs>
+          <w:tab w:val="num" w:pos="5040"/>
+        </w:tabs>
+        <w:ind w:left="5040" w:hanging="360"/>
+      </w:pPr>
+      <w:rPr>
+        <w:rFonts w:ascii="Symbol" w:hAnsi="Symbol" w:hint="default"/>
+        <w:sz w:val="20"/>
+      </w:rPr>
+    </w:lvl>
+    <w:lvl w:ilvl="7" w:tentative="1">
+      <w:start w:val="1"/>
+      <w:numFmt w:val="bullet"/>
+      <w:lvlText w:val=""/>
+      <w:lvlJc w:val="left"/>
+      <w:pPr>
+        <w:tabs>
+          <w:tab w:val="num" w:pos="5760"/>
+        </w:tabs>
+        <w:ind w:left="5760" w:hanging="360"/>
+      </w:pPr>
+      <w:rPr>
+        <w:rFonts w:ascii="Symbol" w:hAnsi="Symbol" w:hint="default"/>
+        <w:sz w:val="20"/>
+      </w:rPr>
+    </w:lvl>
+    <w:lvl w:ilvl="8" w:tentative="1">
+      <w:start w:val="1"/>
+      <w:numFmt w:val="bullet"/>
+      <w:lvlText w:val=""/>
+      <w:lvlJc w:val="left"/>
+      <w:pPr>
+        <w:tabs>
+          <w:tab w:val="num" w:pos="6480"/>
+        </w:tabs>
+        <w:ind w:left="6480" w:hanging="360"/>
+      </w:pPr>
+      <w:rPr>
+        <w:rFonts w:ascii="Symbol" w:hAnsi="Symbol" w:hint="default"/>
+        <w:sz w:val="20"/>
+      </w:rPr>
+    </w:lvl>
+  </w:abstractNum>
+  <w:abstractNum w:abstractNumId="23" w15:restartNumberingAfterBreak="0">
     <w:nsid w:val="56E3058B"/>
     <w:multiLevelType w:val="multilevel"/>
     <w:tmpl w:val="8C563578"/>
@@ -7550,7 +15347,7 @@
       </w:rPr>
     </w:lvl>
   </w:abstractNum>
-  <w:abstractNum w:abstractNumId="7" w15:restartNumberingAfterBreak="0">
+  <w:abstractNum w:abstractNumId="24" w15:restartNumberingAfterBreak="0">
     <w:nsid w:val="5AD26508"/>
     <w:multiLevelType w:val="multilevel"/>
     <w:tmpl w:val="7692307C"/>
@@ -7699,7 +15496,7 @@
       </w:rPr>
     </w:lvl>
   </w:abstractNum>
-  <w:abstractNum w:abstractNumId="8" w15:restartNumberingAfterBreak="0">
+  <w:abstractNum w:abstractNumId="25" w15:restartNumberingAfterBreak="0">
     <w:nsid w:val="5D875FC6"/>
     <w:multiLevelType w:val="multilevel"/>
     <w:tmpl w:val="040A718C"/>
@@ -7848,7 +15645,219 @@
       </w:rPr>
     </w:lvl>
   </w:abstractNum>
-  <w:abstractNum w:abstractNumId="9" w15:restartNumberingAfterBreak="0">
+  <w:abstractNum w:abstractNumId="26" w15:restartNumberingAfterBreak="0">
+    <w:nsid w:val="5F1F7577"/>
+    <w:multiLevelType w:val="hybridMultilevel"/>
+    <w:tmpl w:val="34621D94"/>
+    <w:lvl w:ilvl="0" w:tplc="302C7C74">
+      <w:start w:val="1"/>
+      <w:numFmt w:val="bullet"/>
+      <w:lvlText w:val="•"/>
+      <w:lvlJc w:val="left"/>
+      <w:pPr>
+        <w:ind w:left="1"/>
+      </w:pPr>
+      <w:rPr>
+        <w:rFonts w:ascii="Calibri" w:eastAsia="Calibri" w:hAnsi="Calibri" w:cs="Calibri"/>
+        <w:b w:val="0"/>
+        <w:i w:val="0"/>
+        <w:strike w:val="0"/>
+        <w:dstrike w:val="0"/>
+        <w:color w:val="1F1F1F"/>
+        <w:sz w:val="24"/>
+        <w:szCs w:val="24"/>
+        <w:u w:val="none" w:color="000000"/>
+        <w:bdr w:val="none" w:sz="0" w:space="0" w:color="auto"/>
+        <w:shd w:val="clear" w:color="auto" w:fill="auto"/>
+        <w:vertAlign w:val="baseline"/>
+      </w:rPr>
+    </w:lvl>
+    <w:lvl w:ilvl="1" w:tplc="0E82E24E">
+      <w:start w:val="1"/>
+      <w:numFmt w:val="bullet"/>
+      <w:lvlText w:val="o"/>
+      <w:lvlJc w:val="left"/>
+      <w:pPr>
+        <w:ind w:left="1190"/>
+      </w:pPr>
+      <w:rPr>
+        <w:rFonts w:ascii="Calibri" w:eastAsia="Calibri" w:hAnsi="Calibri" w:cs="Calibri"/>
+        <w:b w:val="0"/>
+        <w:i w:val="0"/>
+        <w:strike w:val="0"/>
+        <w:dstrike w:val="0"/>
+        <w:color w:val="1F1F1F"/>
+        <w:sz w:val="24"/>
+        <w:szCs w:val="24"/>
+        <w:u w:val="none" w:color="000000"/>
+        <w:bdr w:val="none" w:sz="0" w:space="0" w:color="auto"/>
+        <w:shd w:val="clear" w:color="auto" w:fill="auto"/>
+        <w:vertAlign w:val="baseline"/>
+      </w:rPr>
+    </w:lvl>
+    <w:lvl w:ilvl="2" w:tplc="6B46D38E">
+      <w:start w:val="1"/>
+      <w:numFmt w:val="bullet"/>
+      <w:lvlText w:val="▪"/>
+      <w:lvlJc w:val="left"/>
+      <w:pPr>
+        <w:ind w:left="1910"/>
+      </w:pPr>
+      <w:rPr>
+        <w:rFonts w:ascii="Calibri" w:eastAsia="Calibri" w:hAnsi="Calibri" w:cs="Calibri"/>
+        <w:b w:val="0"/>
+        <w:i w:val="0"/>
+        <w:strike w:val="0"/>
+        <w:dstrike w:val="0"/>
+        <w:color w:val="1F1F1F"/>
+        <w:sz w:val="24"/>
+        <w:szCs w:val="24"/>
+        <w:u w:val="none" w:color="000000"/>
+        <w:bdr w:val="none" w:sz="0" w:space="0" w:color="auto"/>
+        <w:shd w:val="clear" w:color="auto" w:fill="auto"/>
+        <w:vertAlign w:val="baseline"/>
+      </w:rPr>
+    </w:lvl>
+    <w:lvl w:ilvl="3" w:tplc="87A0826E">
+      <w:start w:val="1"/>
+      <w:numFmt w:val="bullet"/>
+      <w:lvlText w:val="•"/>
+      <w:lvlJc w:val="left"/>
+      <w:pPr>
+        <w:ind w:left="2630"/>
+      </w:pPr>
+      <w:rPr>
+        <w:rFonts w:ascii="Calibri" w:eastAsia="Calibri" w:hAnsi="Calibri" w:cs="Calibri"/>
+        <w:b w:val="0"/>
+        <w:i w:val="0"/>
+        <w:strike w:val="0"/>
+        <w:dstrike w:val="0"/>
+        <w:color w:val="1F1F1F"/>
+        <w:sz w:val="24"/>
+        <w:szCs w:val="24"/>
+        <w:u w:val="none" w:color="000000"/>
+        <w:bdr w:val="none" w:sz="0" w:space="0" w:color="auto"/>
+        <w:shd w:val="clear" w:color="auto" w:fill="auto"/>
+        <w:vertAlign w:val="baseline"/>
+      </w:rPr>
+    </w:lvl>
+    <w:lvl w:ilvl="4" w:tplc="1C80BAF0">
+      <w:start w:val="1"/>
+      <w:numFmt w:val="bullet"/>
+      <w:lvlText w:val="o"/>
+      <w:lvlJc w:val="left"/>
+      <w:pPr>
+        <w:ind w:left="3350"/>
+      </w:pPr>
+      <w:rPr>
+        <w:rFonts w:ascii="Calibri" w:eastAsia="Calibri" w:hAnsi="Calibri" w:cs="Calibri"/>
+        <w:b w:val="0"/>
+        <w:i w:val="0"/>
+        <w:strike w:val="0"/>
+        <w:dstrike w:val="0"/>
+        <w:color w:val="1F1F1F"/>
+        <w:sz w:val="24"/>
+        <w:szCs w:val="24"/>
+        <w:u w:val="none" w:color="000000"/>
+        <w:bdr w:val="none" w:sz="0" w:space="0" w:color="auto"/>
+        <w:shd w:val="clear" w:color="auto" w:fill="auto"/>
+        <w:vertAlign w:val="baseline"/>
+      </w:rPr>
+    </w:lvl>
+    <w:lvl w:ilvl="5" w:tplc="019C1678">
+      <w:start w:val="1"/>
+      <w:numFmt w:val="bullet"/>
+      <w:lvlText w:val="▪"/>
+      <w:lvlJc w:val="left"/>
+      <w:pPr>
+        <w:ind w:left="4070"/>
+      </w:pPr>
+      <w:rPr>
+        <w:rFonts w:ascii="Calibri" w:eastAsia="Calibri" w:hAnsi="Calibri" w:cs="Calibri"/>
+        <w:b w:val="0"/>
+        <w:i w:val="0"/>
+        <w:strike w:val="0"/>
+        <w:dstrike w:val="0"/>
+        <w:color w:val="1F1F1F"/>
+        <w:sz w:val="24"/>
+        <w:szCs w:val="24"/>
+        <w:u w:val="none" w:color="000000"/>
+        <w:bdr w:val="none" w:sz="0" w:space="0" w:color="auto"/>
+        <w:shd w:val="clear" w:color="auto" w:fill="auto"/>
+        <w:vertAlign w:val="baseline"/>
+      </w:rPr>
+    </w:lvl>
+    <w:lvl w:ilvl="6" w:tplc="7B1C659C">
+      <w:start w:val="1"/>
+      <w:numFmt w:val="bullet"/>
+      <w:lvlText w:val="•"/>
+      <w:lvlJc w:val="left"/>
+      <w:pPr>
+        <w:ind w:left="4790"/>
+      </w:pPr>
+      <w:rPr>
+        <w:rFonts w:ascii="Calibri" w:eastAsia="Calibri" w:hAnsi="Calibri" w:cs="Calibri"/>
+        <w:b w:val="0"/>
+        <w:i w:val="0"/>
+        <w:strike w:val="0"/>
+        <w:dstrike w:val="0"/>
+        <w:color w:val="1F1F1F"/>
+        <w:sz w:val="24"/>
+        <w:szCs w:val="24"/>
+        <w:u w:val="none" w:color="000000"/>
+        <w:bdr w:val="none" w:sz="0" w:space="0" w:color="auto"/>
+        <w:shd w:val="clear" w:color="auto" w:fill="auto"/>
+        <w:vertAlign w:val="baseline"/>
+      </w:rPr>
+    </w:lvl>
+    <w:lvl w:ilvl="7" w:tplc="805E206E">
+      <w:start w:val="1"/>
+      <w:numFmt w:val="bullet"/>
+      <w:lvlText w:val="o"/>
+      <w:lvlJc w:val="left"/>
+      <w:pPr>
+        <w:ind w:left="5510"/>
+      </w:pPr>
+      <w:rPr>
+        <w:rFonts w:ascii="Calibri" w:eastAsia="Calibri" w:hAnsi="Calibri" w:cs="Calibri"/>
+        <w:b w:val="0"/>
+        <w:i w:val="0"/>
+        <w:strike w:val="0"/>
+        <w:dstrike w:val="0"/>
+        <w:color w:val="1F1F1F"/>
+        <w:sz w:val="24"/>
+        <w:szCs w:val="24"/>
+        <w:u w:val="none" w:color="000000"/>
+        <w:bdr w:val="none" w:sz="0" w:space="0" w:color="auto"/>
+        <w:shd w:val="clear" w:color="auto" w:fill="auto"/>
+        <w:vertAlign w:val="baseline"/>
+      </w:rPr>
+    </w:lvl>
+    <w:lvl w:ilvl="8" w:tplc="8A60076C">
+      <w:start w:val="1"/>
+      <w:numFmt w:val="bullet"/>
+      <w:lvlText w:val="▪"/>
+      <w:lvlJc w:val="left"/>
+      <w:pPr>
+        <w:ind w:left="6230"/>
+      </w:pPr>
+      <w:rPr>
+        <w:rFonts w:ascii="Calibri" w:eastAsia="Calibri" w:hAnsi="Calibri" w:cs="Calibri"/>
+        <w:b w:val="0"/>
+        <w:i w:val="0"/>
+        <w:strike w:val="0"/>
+        <w:dstrike w:val="0"/>
+        <w:color w:val="1F1F1F"/>
+        <w:sz w:val="24"/>
+        <w:szCs w:val="24"/>
+        <w:u w:val="none" w:color="000000"/>
+        <w:bdr w:val="none" w:sz="0" w:space="0" w:color="auto"/>
+        <w:shd w:val="clear" w:color="auto" w:fill="auto"/>
+        <w:vertAlign w:val="baseline"/>
+      </w:rPr>
+    </w:lvl>
+  </w:abstractNum>
+  <w:abstractNum w:abstractNumId="27" w15:restartNumberingAfterBreak="0">
     <w:nsid w:val="5FFC0794"/>
     <w:multiLevelType w:val="multilevel"/>
     <w:tmpl w:val="E3E8E6B6"/>
@@ -7993,7 +16002,368 @@
       </w:rPr>
     </w:lvl>
   </w:abstractNum>
-  <w:abstractNum w:abstractNumId="10" w15:restartNumberingAfterBreak="0">
+  <w:abstractNum w:abstractNumId="28" w15:restartNumberingAfterBreak="0">
+    <w:nsid w:val="6000265A"/>
+    <w:multiLevelType w:val="multilevel"/>
+    <w:tmpl w:val="0A68AA72"/>
+    <w:lvl w:ilvl="0">
+      <w:start w:val="1"/>
+      <w:numFmt w:val="bullet"/>
+      <w:lvlText w:val=""/>
+      <w:lvlJc w:val="left"/>
+      <w:pPr>
+        <w:tabs>
+          <w:tab w:val="num" w:pos="720"/>
+        </w:tabs>
+        <w:ind w:left="720" w:hanging="360"/>
+      </w:pPr>
+      <w:rPr>
+        <w:rFonts w:ascii="Symbol" w:hAnsi="Symbol" w:hint="default"/>
+        <w:sz w:val="20"/>
+      </w:rPr>
+    </w:lvl>
+    <w:lvl w:ilvl="1">
+      <w:start w:val="1"/>
+      <w:numFmt w:val="bullet"/>
+      <w:lvlText w:val=""/>
+      <w:lvlJc w:val="left"/>
+      <w:pPr>
+        <w:tabs>
+          <w:tab w:val="num" w:pos="1440"/>
+        </w:tabs>
+        <w:ind w:left="1440" w:hanging="360"/>
+      </w:pPr>
+      <w:rPr>
+        <w:rFonts w:ascii="Symbol" w:hAnsi="Symbol" w:hint="default"/>
+        <w:sz w:val="20"/>
+      </w:rPr>
+    </w:lvl>
+    <w:lvl w:ilvl="2" w:tentative="1">
+      <w:start w:val="1"/>
+      <w:numFmt w:val="bullet"/>
+      <w:lvlText w:val=""/>
+      <w:lvlJc w:val="left"/>
+      <w:pPr>
+        <w:tabs>
+          <w:tab w:val="num" w:pos="2160"/>
+        </w:tabs>
+        <w:ind w:left="2160" w:hanging="360"/>
+      </w:pPr>
+      <w:rPr>
+        <w:rFonts w:ascii="Symbol" w:hAnsi="Symbol" w:hint="default"/>
+        <w:sz w:val="20"/>
+      </w:rPr>
+    </w:lvl>
+    <w:lvl w:ilvl="3" w:tentative="1">
+      <w:start w:val="1"/>
+      <w:numFmt w:val="bullet"/>
+      <w:lvlText w:val=""/>
+      <w:lvlJc w:val="left"/>
+      <w:pPr>
+        <w:tabs>
+          <w:tab w:val="num" w:pos="2880"/>
+        </w:tabs>
+        <w:ind w:left="2880" w:hanging="360"/>
+      </w:pPr>
+      <w:rPr>
+        <w:rFonts w:ascii="Symbol" w:hAnsi="Symbol" w:hint="default"/>
+        <w:sz w:val="20"/>
+      </w:rPr>
+    </w:lvl>
+    <w:lvl w:ilvl="4" w:tentative="1">
+      <w:start w:val="1"/>
+      <w:numFmt w:val="bullet"/>
+      <w:lvlText w:val=""/>
+      <w:lvlJc w:val="left"/>
+      <w:pPr>
+        <w:tabs>
+          <w:tab w:val="num" w:pos="3600"/>
+        </w:tabs>
+        <w:ind w:left="3600" w:hanging="360"/>
+      </w:pPr>
+      <w:rPr>
+        <w:rFonts w:ascii="Symbol" w:hAnsi="Symbol" w:hint="default"/>
+        <w:sz w:val="20"/>
+      </w:rPr>
+    </w:lvl>
+    <w:lvl w:ilvl="5" w:tentative="1">
+      <w:start w:val="1"/>
+      <w:numFmt w:val="bullet"/>
+      <w:lvlText w:val=""/>
+      <w:lvlJc w:val="left"/>
+      <w:pPr>
+        <w:tabs>
+          <w:tab w:val="num" w:pos="4320"/>
+        </w:tabs>
+        <w:ind w:left="4320" w:hanging="360"/>
+      </w:pPr>
+      <w:rPr>
+        <w:rFonts w:ascii="Symbol" w:hAnsi="Symbol" w:hint="default"/>
+        <w:sz w:val="20"/>
+      </w:rPr>
+    </w:lvl>
+    <w:lvl w:ilvl="6" w:tentative="1">
+      <w:start w:val="1"/>
+      <w:numFmt w:val="bullet"/>
+      <w:lvlText w:val=""/>
+      <w:lvlJc w:val="left"/>
+      <w:pPr>
+        <w:tabs>
+          <w:tab w:val="num" w:pos="5040"/>
+        </w:tabs>
+        <w:ind w:left="5040" w:hanging="360"/>
+      </w:pPr>
+      <w:rPr>
+        <w:rFonts w:ascii="Symbol" w:hAnsi="Symbol" w:hint="default"/>
+        <w:sz w:val="20"/>
+      </w:rPr>
+    </w:lvl>
+    <w:lvl w:ilvl="7" w:tentative="1">
+      <w:start w:val="1"/>
+      <w:numFmt w:val="bullet"/>
+      <w:lvlText w:val=""/>
+      <w:lvlJc w:val="left"/>
+      <w:pPr>
+        <w:tabs>
+          <w:tab w:val="num" w:pos="5760"/>
+        </w:tabs>
+        <w:ind w:left="5760" w:hanging="360"/>
+      </w:pPr>
+      <w:rPr>
+        <w:rFonts w:ascii="Symbol" w:hAnsi="Symbol" w:hint="default"/>
+        <w:sz w:val="20"/>
+      </w:rPr>
+    </w:lvl>
+    <w:lvl w:ilvl="8" w:tentative="1">
+      <w:start w:val="1"/>
+      <w:numFmt w:val="bullet"/>
+      <w:lvlText w:val=""/>
+      <w:lvlJc w:val="left"/>
+      <w:pPr>
+        <w:tabs>
+          <w:tab w:val="num" w:pos="6480"/>
+        </w:tabs>
+        <w:ind w:left="6480" w:hanging="360"/>
+      </w:pPr>
+      <w:rPr>
+        <w:rFonts w:ascii="Symbol" w:hAnsi="Symbol" w:hint="default"/>
+        <w:sz w:val="20"/>
+      </w:rPr>
+    </w:lvl>
+  </w:abstractNum>
+  <w:abstractNum w:abstractNumId="29" w15:restartNumberingAfterBreak="0">
+    <w:nsid w:val="607C39DC"/>
+    <w:multiLevelType w:val="hybridMultilevel"/>
+    <w:tmpl w:val="D23CF166"/>
+    <w:lvl w:ilvl="0" w:tplc="848C4E60">
+      <w:start w:val="1"/>
+      <w:numFmt w:val="bullet"/>
+      <w:lvlText w:val="•"/>
+      <w:lvlJc w:val="left"/>
+      <w:pPr>
+        <w:ind w:left="1"/>
+      </w:pPr>
+      <w:rPr>
+        <w:rFonts w:ascii="Calibri" w:eastAsia="Calibri" w:hAnsi="Calibri" w:cs="Calibri"/>
+        <w:b w:val="0"/>
+        <w:i w:val="0"/>
+        <w:strike w:val="0"/>
+        <w:dstrike w:val="0"/>
+        <w:color w:val="1F1F1F"/>
+        <w:sz w:val="24"/>
+        <w:szCs w:val="24"/>
+        <w:u w:val="none" w:color="000000"/>
+        <w:bdr w:val="none" w:sz="0" w:space="0" w:color="auto"/>
+        <w:shd w:val="clear" w:color="auto" w:fill="auto"/>
+        <w:vertAlign w:val="baseline"/>
+      </w:rPr>
+    </w:lvl>
+    <w:lvl w:ilvl="1" w:tplc="12E8C202">
+      <w:start w:val="1"/>
+      <w:numFmt w:val="bullet"/>
+      <w:lvlText w:val="o"/>
+      <w:lvlJc w:val="left"/>
+      <w:pPr>
+        <w:ind w:left="1190"/>
+      </w:pPr>
+      <w:rPr>
+        <w:rFonts w:ascii="Calibri" w:eastAsia="Calibri" w:hAnsi="Calibri" w:cs="Calibri"/>
+        <w:b w:val="0"/>
+        <w:i w:val="0"/>
+        <w:strike w:val="0"/>
+        <w:dstrike w:val="0"/>
+        <w:color w:val="1F1F1F"/>
+        <w:sz w:val="24"/>
+        <w:szCs w:val="24"/>
+        <w:u w:val="none" w:color="000000"/>
+        <w:bdr w:val="none" w:sz="0" w:space="0" w:color="auto"/>
+        <w:shd w:val="clear" w:color="auto" w:fill="auto"/>
+        <w:vertAlign w:val="baseline"/>
+      </w:rPr>
+    </w:lvl>
+    <w:lvl w:ilvl="2" w:tplc="6FD47E0C">
+      <w:start w:val="1"/>
+      <w:numFmt w:val="bullet"/>
+      <w:lvlText w:val="▪"/>
+      <w:lvlJc w:val="left"/>
+      <w:pPr>
+        <w:ind w:left="1910"/>
+      </w:pPr>
+      <w:rPr>
+        <w:rFonts w:ascii="Calibri" w:eastAsia="Calibri" w:hAnsi="Calibri" w:cs="Calibri"/>
+        <w:b w:val="0"/>
+        <w:i w:val="0"/>
+        <w:strike w:val="0"/>
+        <w:dstrike w:val="0"/>
+        <w:color w:val="1F1F1F"/>
+        <w:sz w:val="24"/>
+        <w:szCs w:val="24"/>
+        <w:u w:val="none" w:color="000000"/>
+        <w:bdr w:val="none" w:sz="0" w:space="0" w:color="auto"/>
+        <w:shd w:val="clear" w:color="auto" w:fill="auto"/>
+        <w:vertAlign w:val="baseline"/>
+      </w:rPr>
+    </w:lvl>
+    <w:lvl w:ilvl="3" w:tplc="02A835DE">
+      <w:start w:val="1"/>
+      <w:numFmt w:val="bullet"/>
+      <w:lvlText w:val="•"/>
+      <w:lvlJc w:val="left"/>
+      <w:pPr>
+        <w:ind w:left="2630"/>
+      </w:pPr>
+      <w:rPr>
+        <w:rFonts w:ascii="Calibri" w:eastAsia="Calibri" w:hAnsi="Calibri" w:cs="Calibri"/>
+        <w:b w:val="0"/>
+        <w:i w:val="0"/>
+        <w:strike w:val="0"/>
+        <w:dstrike w:val="0"/>
+        <w:color w:val="1F1F1F"/>
+        <w:sz w:val="24"/>
+        <w:szCs w:val="24"/>
+        <w:u w:val="none" w:color="000000"/>
+        <w:bdr w:val="none" w:sz="0" w:space="0" w:color="auto"/>
+        <w:shd w:val="clear" w:color="auto" w:fill="auto"/>
+        <w:vertAlign w:val="baseline"/>
+      </w:rPr>
+    </w:lvl>
+    <w:lvl w:ilvl="4" w:tplc="F4B0B34E">
+      <w:start w:val="1"/>
+      <w:numFmt w:val="bullet"/>
+      <w:lvlText w:val="o"/>
+      <w:lvlJc w:val="left"/>
+      <w:pPr>
+        <w:ind w:left="3350"/>
+      </w:pPr>
+      <w:rPr>
+        <w:rFonts w:ascii="Calibri" w:eastAsia="Calibri" w:hAnsi="Calibri" w:cs="Calibri"/>
+        <w:b w:val="0"/>
+        <w:i w:val="0"/>
+        <w:strike w:val="0"/>
+        <w:dstrike w:val="0"/>
+        <w:color w:val="1F1F1F"/>
+        <w:sz w:val="24"/>
+        <w:szCs w:val="24"/>
+        <w:u w:val="none" w:color="000000"/>
+        <w:bdr w:val="none" w:sz="0" w:space="0" w:color="auto"/>
+        <w:shd w:val="clear" w:color="auto" w:fill="auto"/>
+        <w:vertAlign w:val="baseline"/>
+      </w:rPr>
+    </w:lvl>
+    <w:lvl w:ilvl="5" w:tplc="4D68E114">
+      <w:start w:val="1"/>
+      <w:numFmt w:val="bullet"/>
+      <w:lvlText w:val="▪"/>
+      <w:lvlJc w:val="left"/>
+      <w:pPr>
+        <w:ind w:left="4070"/>
+      </w:pPr>
+      <w:rPr>
+        <w:rFonts w:ascii="Calibri" w:eastAsia="Calibri" w:hAnsi="Calibri" w:cs="Calibri"/>
+        <w:b w:val="0"/>
+        <w:i w:val="0"/>
+        <w:strike w:val="0"/>
+        <w:dstrike w:val="0"/>
+        <w:color w:val="1F1F1F"/>
+        <w:sz w:val="24"/>
+        <w:szCs w:val="24"/>
+        <w:u w:val="none" w:color="000000"/>
+        <w:bdr w:val="none" w:sz="0" w:space="0" w:color="auto"/>
+        <w:shd w:val="clear" w:color="auto" w:fill="auto"/>
+        <w:vertAlign w:val="baseline"/>
+      </w:rPr>
+    </w:lvl>
+    <w:lvl w:ilvl="6" w:tplc="5A1696DC">
+      <w:start w:val="1"/>
+      <w:numFmt w:val="bullet"/>
+      <w:lvlText w:val="•"/>
+      <w:lvlJc w:val="left"/>
+      <w:pPr>
+        <w:ind w:left="4790"/>
+      </w:pPr>
+      <w:rPr>
+        <w:rFonts w:ascii="Calibri" w:eastAsia="Calibri" w:hAnsi="Calibri" w:cs="Calibri"/>
+        <w:b w:val="0"/>
+        <w:i w:val="0"/>
+        <w:strike w:val="0"/>
+        <w:dstrike w:val="0"/>
+        <w:color w:val="1F1F1F"/>
+        <w:sz w:val="24"/>
+        <w:szCs w:val="24"/>
+        <w:u w:val="none" w:color="000000"/>
+        <w:bdr w:val="none" w:sz="0" w:space="0" w:color="auto"/>
+        <w:shd w:val="clear" w:color="auto" w:fill="auto"/>
+        <w:vertAlign w:val="baseline"/>
+      </w:rPr>
+    </w:lvl>
+    <w:lvl w:ilvl="7" w:tplc="11DCAABE">
+      <w:start w:val="1"/>
+      <w:numFmt w:val="bullet"/>
+      <w:lvlText w:val="o"/>
+      <w:lvlJc w:val="left"/>
+      <w:pPr>
+        <w:ind w:left="5510"/>
+      </w:pPr>
+      <w:rPr>
+        <w:rFonts w:ascii="Calibri" w:eastAsia="Calibri" w:hAnsi="Calibri" w:cs="Calibri"/>
+        <w:b w:val="0"/>
+        <w:i w:val="0"/>
+        <w:strike w:val="0"/>
+        <w:dstrike w:val="0"/>
+        <w:color w:val="1F1F1F"/>
+        <w:sz w:val="24"/>
+        <w:szCs w:val="24"/>
+        <w:u w:val="none" w:color="000000"/>
+        <w:bdr w:val="none" w:sz="0" w:space="0" w:color="auto"/>
+        <w:shd w:val="clear" w:color="auto" w:fill="auto"/>
+        <w:vertAlign w:val="baseline"/>
+      </w:rPr>
+    </w:lvl>
+    <w:lvl w:ilvl="8" w:tplc="B1FCC134">
+      <w:start w:val="1"/>
+      <w:numFmt w:val="bullet"/>
+      <w:lvlText w:val="▪"/>
+      <w:lvlJc w:val="left"/>
+      <w:pPr>
+        <w:ind w:left="6230"/>
+      </w:pPr>
+      <w:rPr>
+        <w:rFonts w:ascii="Calibri" w:eastAsia="Calibri" w:hAnsi="Calibri" w:cs="Calibri"/>
+        <w:b w:val="0"/>
+        <w:i w:val="0"/>
+        <w:strike w:val="0"/>
+        <w:dstrike w:val="0"/>
+        <w:color w:val="1F1F1F"/>
+        <w:sz w:val="24"/>
+        <w:szCs w:val="24"/>
+        <w:u w:val="none" w:color="000000"/>
+        <w:bdr w:val="none" w:sz="0" w:space="0" w:color="auto"/>
+        <w:shd w:val="clear" w:color="auto" w:fill="auto"/>
+        <w:vertAlign w:val="baseline"/>
+      </w:rPr>
+    </w:lvl>
+  </w:abstractNum>
+  <w:abstractNum w:abstractNumId="30" w15:restartNumberingAfterBreak="0">
     <w:nsid w:val="64420253"/>
     <w:multiLevelType w:val="multilevel"/>
     <w:tmpl w:val="A3685EE0"/>
@@ -8142,7 +16512,7 @@
       </w:rPr>
     </w:lvl>
   </w:abstractNum>
-  <w:abstractNum w:abstractNumId="11" w15:restartNumberingAfterBreak="0">
+  <w:abstractNum w:abstractNumId="31" w15:restartNumberingAfterBreak="0">
     <w:nsid w:val="707A4034"/>
     <w:multiLevelType w:val="multilevel"/>
     <w:tmpl w:val="8BFA85E8"/>
@@ -8291,7 +16661,7 @@
       </w:rPr>
     </w:lvl>
   </w:abstractNum>
-  <w:abstractNum w:abstractNumId="12" w15:restartNumberingAfterBreak="0">
+  <w:abstractNum w:abstractNumId="32" w15:restartNumberingAfterBreak="0">
     <w:nsid w:val="779C7E99"/>
     <w:multiLevelType w:val="multilevel"/>
     <w:tmpl w:val="FDD43A94"/>
@@ -8440,44 +16810,319 @@
       </w:rPr>
     </w:lvl>
   </w:abstractNum>
+  <w:abstractNum w:abstractNumId="33" w15:restartNumberingAfterBreak="0">
+    <w:nsid w:val="79B85FCC"/>
+    <w:multiLevelType w:val="hybridMultilevel"/>
+    <w:tmpl w:val="B20628A4"/>
+    <w:lvl w:ilvl="0" w:tplc="99E0C2B6">
+      <w:start w:val="1"/>
+      <w:numFmt w:val="bullet"/>
+      <w:lvlText w:val="•"/>
+      <w:lvlJc w:val="left"/>
+      <w:pPr>
+        <w:ind w:left="1"/>
+      </w:pPr>
+      <w:rPr>
+        <w:rFonts w:ascii="Calibri" w:eastAsia="Calibri" w:hAnsi="Calibri" w:cs="Calibri"/>
+        <w:b w:val="0"/>
+        <w:i w:val="0"/>
+        <w:strike w:val="0"/>
+        <w:dstrike w:val="0"/>
+        <w:color w:val="1F1F1F"/>
+        <w:sz w:val="24"/>
+        <w:szCs w:val="24"/>
+        <w:u w:val="none" w:color="000000"/>
+        <w:bdr w:val="none" w:sz="0" w:space="0" w:color="auto"/>
+        <w:shd w:val="clear" w:color="auto" w:fill="auto"/>
+        <w:vertAlign w:val="baseline"/>
+      </w:rPr>
+    </w:lvl>
+    <w:lvl w:ilvl="1" w:tplc="4DB20D44">
+      <w:start w:val="1"/>
+      <w:numFmt w:val="bullet"/>
+      <w:lvlText w:val="o"/>
+      <w:lvlJc w:val="left"/>
+      <w:pPr>
+        <w:ind w:left="1190"/>
+      </w:pPr>
+      <w:rPr>
+        <w:rFonts w:ascii="Calibri" w:eastAsia="Calibri" w:hAnsi="Calibri" w:cs="Calibri"/>
+        <w:b w:val="0"/>
+        <w:i w:val="0"/>
+        <w:strike w:val="0"/>
+        <w:dstrike w:val="0"/>
+        <w:color w:val="1F1F1F"/>
+        <w:sz w:val="24"/>
+        <w:szCs w:val="24"/>
+        <w:u w:val="none" w:color="000000"/>
+        <w:bdr w:val="none" w:sz="0" w:space="0" w:color="auto"/>
+        <w:shd w:val="clear" w:color="auto" w:fill="auto"/>
+        <w:vertAlign w:val="baseline"/>
+      </w:rPr>
+    </w:lvl>
+    <w:lvl w:ilvl="2" w:tplc="6ECC0F1C">
+      <w:start w:val="1"/>
+      <w:numFmt w:val="bullet"/>
+      <w:lvlText w:val="▪"/>
+      <w:lvlJc w:val="left"/>
+      <w:pPr>
+        <w:ind w:left="1910"/>
+      </w:pPr>
+      <w:rPr>
+        <w:rFonts w:ascii="Calibri" w:eastAsia="Calibri" w:hAnsi="Calibri" w:cs="Calibri"/>
+        <w:b w:val="0"/>
+        <w:i w:val="0"/>
+        <w:strike w:val="0"/>
+        <w:dstrike w:val="0"/>
+        <w:color w:val="1F1F1F"/>
+        <w:sz w:val="24"/>
+        <w:szCs w:val="24"/>
+        <w:u w:val="none" w:color="000000"/>
+        <w:bdr w:val="none" w:sz="0" w:space="0" w:color="auto"/>
+        <w:shd w:val="clear" w:color="auto" w:fill="auto"/>
+        <w:vertAlign w:val="baseline"/>
+      </w:rPr>
+    </w:lvl>
+    <w:lvl w:ilvl="3" w:tplc="01F6B846">
+      <w:start w:val="1"/>
+      <w:numFmt w:val="bullet"/>
+      <w:lvlText w:val="•"/>
+      <w:lvlJc w:val="left"/>
+      <w:pPr>
+        <w:ind w:left="2630"/>
+      </w:pPr>
+      <w:rPr>
+        <w:rFonts w:ascii="Calibri" w:eastAsia="Calibri" w:hAnsi="Calibri" w:cs="Calibri"/>
+        <w:b w:val="0"/>
+        <w:i w:val="0"/>
+        <w:strike w:val="0"/>
+        <w:dstrike w:val="0"/>
+        <w:color w:val="1F1F1F"/>
+        <w:sz w:val="24"/>
+        <w:szCs w:val="24"/>
+        <w:u w:val="none" w:color="000000"/>
+        <w:bdr w:val="none" w:sz="0" w:space="0" w:color="auto"/>
+        <w:shd w:val="clear" w:color="auto" w:fill="auto"/>
+        <w:vertAlign w:val="baseline"/>
+      </w:rPr>
+    </w:lvl>
+    <w:lvl w:ilvl="4" w:tplc="CE2CF9AC">
+      <w:start w:val="1"/>
+      <w:numFmt w:val="bullet"/>
+      <w:lvlText w:val="o"/>
+      <w:lvlJc w:val="left"/>
+      <w:pPr>
+        <w:ind w:left="3350"/>
+      </w:pPr>
+      <w:rPr>
+        <w:rFonts w:ascii="Calibri" w:eastAsia="Calibri" w:hAnsi="Calibri" w:cs="Calibri"/>
+        <w:b w:val="0"/>
+        <w:i w:val="0"/>
+        <w:strike w:val="0"/>
+        <w:dstrike w:val="0"/>
+        <w:color w:val="1F1F1F"/>
+        <w:sz w:val="24"/>
+        <w:szCs w:val="24"/>
+        <w:u w:val="none" w:color="000000"/>
+        <w:bdr w:val="none" w:sz="0" w:space="0" w:color="auto"/>
+        <w:shd w:val="clear" w:color="auto" w:fill="auto"/>
+        <w:vertAlign w:val="baseline"/>
+      </w:rPr>
+    </w:lvl>
+    <w:lvl w:ilvl="5" w:tplc="F73C67EC">
+      <w:start w:val="1"/>
+      <w:numFmt w:val="bullet"/>
+      <w:lvlText w:val="▪"/>
+      <w:lvlJc w:val="left"/>
+      <w:pPr>
+        <w:ind w:left="4070"/>
+      </w:pPr>
+      <w:rPr>
+        <w:rFonts w:ascii="Calibri" w:eastAsia="Calibri" w:hAnsi="Calibri" w:cs="Calibri"/>
+        <w:b w:val="0"/>
+        <w:i w:val="0"/>
+        <w:strike w:val="0"/>
+        <w:dstrike w:val="0"/>
+        <w:color w:val="1F1F1F"/>
+        <w:sz w:val="24"/>
+        <w:szCs w:val="24"/>
+        <w:u w:val="none" w:color="000000"/>
+        <w:bdr w:val="none" w:sz="0" w:space="0" w:color="auto"/>
+        <w:shd w:val="clear" w:color="auto" w:fill="auto"/>
+        <w:vertAlign w:val="baseline"/>
+      </w:rPr>
+    </w:lvl>
+    <w:lvl w:ilvl="6" w:tplc="5816D710">
+      <w:start w:val="1"/>
+      <w:numFmt w:val="bullet"/>
+      <w:lvlText w:val="•"/>
+      <w:lvlJc w:val="left"/>
+      <w:pPr>
+        <w:ind w:left="4790"/>
+      </w:pPr>
+      <w:rPr>
+        <w:rFonts w:ascii="Calibri" w:eastAsia="Calibri" w:hAnsi="Calibri" w:cs="Calibri"/>
+        <w:b w:val="0"/>
+        <w:i w:val="0"/>
+        <w:strike w:val="0"/>
+        <w:dstrike w:val="0"/>
+        <w:color w:val="1F1F1F"/>
+        <w:sz w:val="24"/>
+        <w:szCs w:val="24"/>
+        <w:u w:val="none" w:color="000000"/>
+        <w:bdr w:val="none" w:sz="0" w:space="0" w:color="auto"/>
+        <w:shd w:val="clear" w:color="auto" w:fill="auto"/>
+        <w:vertAlign w:val="baseline"/>
+      </w:rPr>
+    </w:lvl>
+    <w:lvl w:ilvl="7" w:tplc="16E22436">
+      <w:start w:val="1"/>
+      <w:numFmt w:val="bullet"/>
+      <w:lvlText w:val="o"/>
+      <w:lvlJc w:val="left"/>
+      <w:pPr>
+        <w:ind w:left="5510"/>
+      </w:pPr>
+      <w:rPr>
+        <w:rFonts w:ascii="Calibri" w:eastAsia="Calibri" w:hAnsi="Calibri" w:cs="Calibri"/>
+        <w:b w:val="0"/>
+        <w:i w:val="0"/>
+        <w:strike w:val="0"/>
+        <w:dstrike w:val="0"/>
+        <w:color w:val="1F1F1F"/>
+        <w:sz w:val="24"/>
+        <w:szCs w:val="24"/>
+        <w:u w:val="none" w:color="000000"/>
+        <w:bdr w:val="none" w:sz="0" w:space="0" w:color="auto"/>
+        <w:shd w:val="clear" w:color="auto" w:fill="auto"/>
+        <w:vertAlign w:val="baseline"/>
+      </w:rPr>
+    </w:lvl>
+    <w:lvl w:ilvl="8" w:tplc="7B260020">
+      <w:start w:val="1"/>
+      <w:numFmt w:val="bullet"/>
+      <w:lvlText w:val="▪"/>
+      <w:lvlJc w:val="left"/>
+      <w:pPr>
+        <w:ind w:left="6230"/>
+      </w:pPr>
+      <w:rPr>
+        <w:rFonts w:ascii="Calibri" w:eastAsia="Calibri" w:hAnsi="Calibri" w:cs="Calibri"/>
+        <w:b w:val="0"/>
+        <w:i w:val="0"/>
+        <w:strike w:val="0"/>
+        <w:dstrike w:val="0"/>
+        <w:color w:val="1F1F1F"/>
+        <w:sz w:val="24"/>
+        <w:szCs w:val="24"/>
+        <w:u w:val="none" w:color="000000"/>
+        <w:bdr w:val="none" w:sz="0" w:space="0" w:color="auto"/>
+        <w:shd w:val="clear" w:color="auto" w:fill="auto"/>
+        <w:vertAlign w:val="baseline"/>
+      </w:rPr>
+    </w:lvl>
+  </w:abstractNum>
   <w:num w:numId="1" w16cid:durableId="1018777593">
+    <w:abstractNumId w:val="13"/>
+  </w:num>
+  <w:num w:numId="2" w16cid:durableId="1501392015">
+    <w:abstractNumId w:val="23"/>
+  </w:num>
+  <w:num w:numId="3" w16cid:durableId="1546023804">
+    <w:abstractNumId w:val="32"/>
+  </w:num>
+  <w:num w:numId="4" w16cid:durableId="662469461">
+    <w:abstractNumId w:val="11"/>
+  </w:num>
+  <w:num w:numId="5" w16cid:durableId="762069819">
+    <w:abstractNumId w:val="20"/>
+  </w:num>
+  <w:num w:numId="6" w16cid:durableId="1451582763">
+    <w:abstractNumId w:val="31"/>
+  </w:num>
+  <w:num w:numId="7" w16cid:durableId="1078676894">
+    <w:abstractNumId w:val="25"/>
+  </w:num>
+  <w:num w:numId="8" w16cid:durableId="272329053">
+    <w:abstractNumId w:val="17"/>
+  </w:num>
+  <w:num w:numId="9" w16cid:durableId="838421146">
+    <w:abstractNumId w:val="27"/>
+  </w:num>
+  <w:num w:numId="10" w16cid:durableId="1006859539">
+    <w:abstractNumId w:val="12"/>
+  </w:num>
+  <w:num w:numId="11" w16cid:durableId="20860148">
+    <w:abstractNumId w:val="10"/>
+  </w:num>
+  <w:num w:numId="12" w16cid:durableId="155729482">
+    <w:abstractNumId w:val="30"/>
+  </w:num>
+  <w:num w:numId="13" w16cid:durableId="1143693550">
+    <w:abstractNumId w:val="24"/>
+  </w:num>
+  <w:num w:numId="14" w16cid:durableId="941259415">
+    <w:abstractNumId w:val="2"/>
+  </w:num>
+  <w:num w:numId="15" w16cid:durableId="1507550419">
+    <w:abstractNumId w:val="22"/>
+  </w:num>
+  <w:num w:numId="16" w16cid:durableId="1561552291">
+    <w:abstractNumId w:val="19"/>
+  </w:num>
+  <w:num w:numId="17" w16cid:durableId="554314605">
+    <w:abstractNumId w:val="28"/>
+  </w:num>
+  <w:num w:numId="18" w16cid:durableId="1885754747">
+    <w:abstractNumId w:val="14"/>
+  </w:num>
+  <w:num w:numId="19" w16cid:durableId="796920465">
+    <w:abstractNumId w:val="1"/>
+  </w:num>
+  <w:num w:numId="20" w16cid:durableId="698706304">
+    <w:abstractNumId w:val="6"/>
+  </w:num>
+  <w:num w:numId="21" w16cid:durableId="536967700">
+    <w:abstractNumId w:val="9"/>
+  </w:num>
+  <w:num w:numId="22" w16cid:durableId="256983461">
+    <w:abstractNumId w:val="7"/>
+  </w:num>
+  <w:num w:numId="23" w16cid:durableId="1638997280">
     <w:abstractNumId w:val="3"/>
   </w:num>
-  <w:num w:numId="2" w16cid:durableId="1501392015">
-    <w:abstractNumId w:val="6"/>
-  </w:num>
-  <w:num w:numId="3" w16cid:durableId="1546023804">
-    <w:abstractNumId w:val="12"/>
-  </w:num>
-  <w:num w:numId="4" w16cid:durableId="662469461">
-    <w:abstractNumId w:val="1"/>
-  </w:num>
-  <w:num w:numId="5" w16cid:durableId="762069819">
+  <w:num w:numId="24" w16cid:durableId="729310132">
     <w:abstractNumId w:val="5"/>
   </w:num>
-  <w:num w:numId="6" w16cid:durableId="1451582763">
-    <w:abstractNumId w:val="11"/>
+  <w:num w:numId="25" w16cid:durableId="1709522454">
+    <w:abstractNumId w:val="21"/>
   </w:num>
-  <w:num w:numId="7" w16cid:durableId="1078676894">
+  <w:num w:numId="26" w16cid:durableId="1247956107">
+    <w:abstractNumId w:val="0"/>
+  </w:num>
+  <w:num w:numId="27" w16cid:durableId="1728407029">
+    <w:abstractNumId w:val="15"/>
+  </w:num>
+  <w:num w:numId="28" w16cid:durableId="1452212647">
+    <w:abstractNumId w:val="33"/>
+  </w:num>
+  <w:num w:numId="29" w16cid:durableId="1123615141">
+    <w:abstractNumId w:val="18"/>
+  </w:num>
+  <w:num w:numId="30" w16cid:durableId="9839938">
+    <w:abstractNumId w:val="26"/>
+  </w:num>
+  <w:num w:numId="31" w16cid:durableId="1658336279">
     <w:abstractNumId w:val="8"/>
   </w:num>
-  <w:num w:numId="8" w16cid:durableId="272329053">
+  <w:num w:numId="32" w16cid:durableId="1448087931">
     <w:abstractNumId w:val="4"/>
   </w:num>
-  <w:num w:numId="9" w16cid:durableId="838421146">
-    <w:abstractNumId w:val="9"/>
+  <w:num w:numId="33" w16cid:durableId="937447870">
+    <w:abstractNumId w:val="16"/>
   </w:num>
-  <w:num w:numId="10" w16cid:durableId="1006859539">
-    <w:abstractNumId w:val="2"/>
-  </w:num>
-  <w:num w:numId="11" w16cid:durableId="20860148">
-    <w:abstractNumId w:val="0"/>
-  </w:num>
-  <w:num w:numId="12" w16cid:durableId="155729482">
-    <w:abstractNumId w:val="10"/>
-  </w:num>
-  <w:num w:numId="13" w16cid:durableId="1143693550">
-    <w:abstractNumId w:val="7"/>
+  <w:num w:numId="34" w16cid:durableId="174614317">
+    <w:abstractNumId w:val="29"/>
   </w:num>
 </w:numbering>
 </file>
@@ -9085,6 +17730,7 @@
   <w:style w:type="character" w:default="1" w:styleId="DefaultParagraphFont">
     <w:name w:val="Default Paragraph Font"/>
     <w:uiPriority w:val="1"/>
+    <w:semiHidden/>
     <w:unhideWhenUsed/>
   </w:style>
   <w:style w:type="table" w:default="1" w:styleId="TableNormal">
@@ -9398,6 +18044,27 @@
       <w:spacing w:val="5"/>
     </w:rPr>
   </w:style>
+  <w:style w:type="table" w:customStyle="1" w:styleId="TableGrid">
+    <w:name w:val="TableGrid"/>
+    <w:rsid w:val="007450A7"/>
+    <w:pPr>
+      <w:spacing w:after="0" w:line="240" w:lineRule="auto"/>
+    </w:pPr>
+    <w:rPr>
+      <w:rFonts w:eastAsiaTheme="minorEastAsia"/>
+      <w:sz w:val="24"/>
+      <w:szCs w:val="24"/>
+      <w:lang w:eastAsia="en-KE"/>
+    </w:rPr>
+    <w:tblPr>
+      <w:tblCellMar>
+        <w:top w:w="0" w:type="dxa"/>
+        <w:left w:w="0" w:type="dxa"/>
+        <w:bottom w:w="0" w:type="dxa"/>
+        <w:right w:w="0" w:type="dxa"/>
+      </w:tblCellMar>
+    </w:tblPr>
+  </w:style>
 </w:styles>
 </file>
 
